--- a/Semana_1_2.docx
+++ b/Semana_1_2.docx
@@ -2,6 +2,2225 @@
 <file path=word/document.xml><?xml version="1.0" encoding="utf-8"?>
 <w:document xmlns:o="urn:schemas-microsoft-com:office:office" xmlns:r="http://schemas.openxmlformats.org/officeDocument/2006/relationships" xmlns:v="urn:schemas-microsoft-com:vml" xmlns:w="http://schemas.openxmlformats.org/wordprocessingml/2006/main" xmlns:w10="urn:schemas-microsoft-com:office:word" xmlns:wp="http://schemas.openxmlformats.org/drawingml/2006/wordprocessingDrawing" xmlns:wps="http://schemas.microsoft.com/office/word/2010/wordprocessingShape" xmlns:wpg="http://schemas.microsoft.com/office/word/2010/wordprocessingGroup" xmlns:mc="http://schemas.openxmlformats.org/markup-compatibility/2006" xmlns:wp14="http://schemas.microsoft.com/office/word/2010/wordprocessingDrawing" xmlns:w14="http://schemas.microsoft.com/office/word/2010/wordml" xmlns:w15="http://schemas.microsoft.com/office/word/2012/wordml" mc:Ignorable="w14 wp14 w15">
   <w:body>
+    <w:p>
+      <w:pPr>
+        <w:pStyle w:val="Normal"/>
+        <w:bidi w:val="0"/>
+        <w:jc w:val="left"/>
+        <w:rPr>
+          <w:rFonts w:ascii="Google Sans;sans-serif" w:hAnsi="Google Sans;sans-serif"/>
+          <w:b/>
+          <w:strike w:val="false"/>
+          <w:dstrike w:val="false"/>
+          <w:sz w:val="36"/>
+          <w:u w:val="none"/>
+          <w:effect w:val="none"/>
+        </w:rPr>
+      </w:pPr>
+      <w:r>
+        <w:rPr>
+          <w:rFonts w:ascii="Google Sans;sans-serif" w:hAnsi="Google Sans;sans-serif"/>
+          <w:b/>
+          <w:strike w:val="false"/>
+          <w:dstrike w:val="false"/>
+          <w:sz w:val="36"/>
+          <w:u w:val="none"/>
+          <w:effect w:val="none"/>
+        </w:rPr>
+        <w:t>Interacciones de ondas de radio en medio ionosférico</w:t>
+      </w:r>
+      <w:r>
+        <w:rPr>
+          <w:rFonts w:ascii="Google Sans;sans-serif" w:hAnsi="Google Sans;sans-serif"/>
+          <w:b/>
+          <w:strike w:val="false"/>
+          <w:dstrike w:val="false"/>
+          <w:sz w:val="36"/>
+          <w:u w:val="none"/>
+          <w:effect w:val="none"/>
+        </w:rPr>
+        <w:t>:</w:t>
+      </w:r>
+    </w:p>
+    <w:p>
+      <w:pPr>
+        <w:pStyle w:val="Normal"/>
+        <w:bidi w:val="0"/>
+        <w:jc w:val="left"/>
+        <w:rPr>
+          <w:rFonts w:ascii="Google Sans;sans-serif" w:hAnsi="Google Sans;sans-serif"/>
+          <w:b/>
+          <w:strike w:val="false"/>
+          <w:dstrike w:val="false"/>
+          <w:sz w:val="36"/>
+          <w:u w:val="none"/>
+          <w:effect w:val="none"/>
+        </w:rPr>
+      </w:pPr>
+      <w:r>
+        <w:rPr>
+          <w:rFonts w:ascii="Google Sans;sans-serif" w:hAnsi="Google Sans;sans-serif"/>
+          <w:b/>
+          <w:strike w:val="false"/>
+          <w:dstrike w:val="false"/>
+          <w:sz w:val="36"/>
+          <w:u w:val="none"/>
+          <w:effect w:val="none"/>
+        </w:rPr>
+      </w:r>
+    </w:p>
+    <w:p>
+      <w:pPr>
+        <w:pStyle w:val="Normal"/>
+        <w:pBdr/>
+        <w:bidi w:val="0"/>
+        <w:spacing w:before="0" w:after="0"/>
+        <w:ind w:left="0" w:right="0" w:hanging="0"/>
+        <w:jc w:val="left"/>
+        <w:rPr>
+          <w:rFonts w:ascii="Google Sans;sans-serif" w:hAnsi="Google Sans;sans-serif"/>
+          <w:b/>
+          <w:strike w:val="false"/>
+          <w:dstrike w:val="false"/>
+          <w:sz w:val="36"/>
+          <w:u w:val="none"/>
+          <w:effect w:val="none"/>
+        </w:rPr>
+      </w:pPr>
+      <w:r>
+        <w:rPr>
+          <w:rFonts w:ascii="Google Sans;sans-serif" w:hAnsi="Google Sans;sans-serif"/>
+          <w:b w:val="false"/>
+          <w:strike w:val="false"/>
+          <w:dstrike w:val="false"/>
+          <w:sz w:val="24"/>
+          <w:u w:val="none"/>
+          <w:effect w:val="none"/>
+        </w:rPr>
+        <w:t xml:space="preserve">Las interacciones de las ondas de radio en el medio ionosférico están gobernadas por la física del plasma. La ionosfera es un medio gaseoso parcialmente ionizado compuesto por </w:t>
+      </w:r>
+      <w:r>
+        <w:rPr>
+          <w:rStyle w:val="StrongEmphasis"/>
+          <w:rFonts w:ascii="Google Sans;sans-serif" w:hAnsi="Google Sans;sans-serif"/>
+          <w:b/>
+          <w:strike w:val="false"/>
+          <w:dstrike w:val="false"/>
+          <w:sz w:val="24"/>
+          <w:u w:val="none"/>
+          <w:effect w:val="none"/>
+        </w:rPr>
+        <w:t>electrones libres, iones y partículas neutras</w:t>
+      </w:r>
+      <w:r>
+        <w:rPr>
+          <w:rFonts w:ascii="Google Sans;sans-serif" w:hAnsi="Google Sans;sans-serif"/>
+          <w:b w:val="false"/>
+          <w:strike w:val="false"/>
+          <w:dstrike w:val="false"/>
+          <w:sz w:val="24"/>
+          <w:u w:val="none"/>
+          <w:effect w:val="none"/>
+        </w:rPr>
+        <w:t>.</w:t>
+      </w:r>
+    </w:p>
+    <w:p>
+      <w:pPr>
+        <w:pStyle w:val="Normal"/>
+        <w:bidi w:val="0"/>
+        <w:spacing w:before="0" w:after="0"/>
+        <w:ind w:left="0" w:right="0" w:hanging="0"/>
+        <w:jc w:val="left"/>
+        <w:rPr/>
+      </w:pPr>
+      <w:r>
+        <w:rPr>
+          <w:rFonts w:ascii="Google Sans;sans-serif" w:hAnsi="Google Sans;sans-serif"/>
+          <w:b w:val="false"/>
+          <w:strike w:val="false"/>
+          <w:dstrike w:val="false"/>
+          <w:sz w:val="24"/>
+          <w:u w:val="none"/>
+          <w:effect w:val="none"/>
+        </w:rPr>
+        <w:t>E</w:t>
+      </w:r>
+      <w:r>
+        <w:rPr>
+          <w:rFonts w:ascii="Google Sans;sans-serif" w:hAnsi="Google Sans;sans-serif"/>
+          <w:b w:val="false"/>
+          <w:strike w:val="false"/>
+          <w:dstrike w:val="false"/>
+          <w:sz w:val="24"/>
+          <w:u w:val="none"/>
+          <w:effect w:val="none"/>
+        </w:rPr>
+        <w:t xml:space="preserve">s fundamental modelar este medio como un </w:t>
+      </w:r>
+      <w:r>
+        <w:rPr>
+          <w:rStyle w:val="StrongEmphasis"/>
+          <w:rFonts w:ascii="Google Sans;sans-serif" w:hAnsi="Google Sans;sans-serif"/>
+          <w:b/>
+          <w:strike w:val="false"/>
+          <w:dstrike w:val="false"/>
+          <w:sz w:val="24"/>
+          <w:u w:val="none"/>
+          <w:effect w:val="none"/>
+        </w:rPr>
+        <w:t>dieléctrico dispersivo, anisotrópico y con pérdidas</w:t>
+      </w:r>
+      <w:r>
+        <w:rPr>
+          <w:rFonts w:ascii="Google Sans;sans-serif" w:hAnsi="Google Sans;sans-serif"/>
+          <w:b w:val="false"/>
+          <w:strike w:val="false"/>
+          <w:dstrike w:val="false"/>
+          <w:sz w:val="24"/>
+          <w:u w:val="none"/>
+          <w:effect w:val="none"/>
+        </w:rPr>
+        <w:t>. A continuación, se detallan los mecanismos físicos y matemáticos que describen cómo interactúan las ondas de radio en este entorno:</w:t>
+      </w:r>
+    </w:p>
+    <w:p>
+      <w:pPr>
+        <w:pStyle w:val="Normal"/>
+        <w:bidi w:val="0"/>
+        <w:spacing w:before="0" w:after="0"/>
+        <w:ind w:left="0" w:right="0" w:hanging="0"/>
+        <w:jc w:val="left"/>
+        <w:rPr>
+          <w:rFonts w:ascii="Google Sans;sans-serif" w:hAnsi="Google Sans;sans-serif"/>
+          <w:b w:val="false"/>
+          <w:strike w:val="false"/>
+          <w:dstrike w:val="false"/>
+          <w:sz w:val="24"/>
+          <w:u w:val="none"/>
+          <w:effect w:val="none"/>
+        </w:rPr>
+      </w:pPr>
+      <w:r>
+        <w:rPr/>
+      </w:r>
+    </w:p>
+    <w:p>
+      <w:pPr>
+        <w:pStyle w:val="Normal"/>
+        <w:bidi w:val="0"/>
+        <w:spacing w:before="0" w:after="0"/>
+        <w:ind w:left="0" w:right="0" w:hanging="0"/>
+        <w:jc w:val="left"/>
+        <w:rPr>
+          <w:rFonts w:ascii="Google Sans;sans-serif" w:hAnsi="Google Sans;sans-serif"/>
+          <w:b/>
+          <w:strike w:val="false"/>
+          <w:dstrike w:val="false"/>
+          <w:sz w:val="28"/>
+          <w:szCs w:val="28"/>
+          <w:u w:val="none"/>
+          <w:effect w:val="none"/>
+        </w:rPr>
+      </w:pPr>
+      <w:r>
+        <w:rPr>
+          <w:rFonts w:ascii="Google Sans;sans-serif" w:hAnsi="Google Sans;sans-serif"/>
+          <w:b/>
+          <w:strike w:val="false"/>
+          <w:dstrike w:val="false"/>
+          <w:sz w:val="28"/>
+          <w:szCs w:val="28"/>
+          <w:u w:val="none"/>
+          <w:effect w:val="none"/>
+        </w:rPr>
+        <w:t>1. Refracción y Reflexión (El Mecanismo de Propagación)</w:t>
+      </w:r>
+    </w:p>
+    <w:p>
+      <w:pPr>
+        <w:pStyle w:val="Normal"/>
+        <w:bidi w:val="0"/>
+        <w:spacing w:before="0" w:after="0"/>
+        <w:ind w:left="0" w:right="0" w:hanging="0"/>
+        <w:jc w:val="left"/>
+        <w:rPr>
+          <w:rFonts w:ascii="Google Sans;sans-serif" w:hAnsi="Google Sans;sans-serif"/>
+          <w:b/>
+          <w:strike w:val="false"/>
+          <w:dstrike w:val="false"/>
+          <w:sz w:val="28"/>
+          <w:szCs w:val="28"/>
+          <w:u w:val="none"/>
+          <w:effect w:val="none"/>
+        </w:rPr>
+      </w:pPr>
+      <w:r>
+        <w:rPr>
+          <w:rFonts w:ascii="Google Sans;sans-serif" w:hAnsi="Google Sans;sans-serif"/>
+          <w:b/>
+          <w:strike w:val="false"/>
+          <w:dstrike w:val="false"/>
+          <w:sz w:val="28"/>
+          <w:szCs w:val="28"/>
+          <w:u w:val="none"/>
+          <w:effect w:val="none"/>
+        </w:rPr>
+      </w:r>
+    </w:p>
+    <w:p>
+      <w:pPr>
+        <w:pStyle w:val="Normal"/>
+        <w:bidi w:val="0"/>
+        <w:spacing w:before="0" w:after="283"/>
+        <w:ind w:left="0" w:right="0" w:hanging="0"/>
+        <w:jc w:val="left"/>
+        <w:rPr/>
+      </w:pPr>
+      <w:r>
+        <w:rPr>
+          <w:rFonts w:ascii="Google Sans;sans-serif" w:hAnsi="Google Sans;sans-serif"/>
+          <w:b w:val="false"/>
+          <w:strike w:val="false"/>
+          <w:dstrike w:val="false"/>
+          <w:sz w:val="24"/>
+          <w:u w:val="none"/>
+          <w:effect w:val="none"/>
+        </w:rPr>
+        <w:t>La</w:t>
+      </w:r>
+      <w:r>
+        <w:rPr>
+          <w:rFonts w:ascii="Google Sans;sans-serif" w:hAnsi="Google Sans;sans-serif"/>
+          <w:b w:val="false"/>
+          <w:strike w:val="false"/>
+          <w:dstrike w:val="false"/>
+          <w:sz w:val="24"/>
+          <w:u w:val="none"/>
+          <w:effect w:val="none"/>
+        </w:rPr>
+        <w:t xml:space="preserve">s ondas de radio de HF no "rebotan" de forma abrupta en la ionosfera, sino que sufren una </w:t>
+      </w:r>
+      <w:r>
+        <w:rPr>
+          <w:rStyle w:val="StrongEmphasis"/>
+          <w:rFonts w:ascii="Google Sans;sans-serif" w:hAnsi="Google Sans;sans-serif"/>
+          <w:b/>
+          <w:strike w:val="false"/>
+          <w:dstrike w:val="false"/>
+          <w:sz w:val="24"/>
+          <w:u w:val="none"/>
+          <w:effect w:val="none"/>
+        </w:rPr>
+        <w:t>refracción gradual (curvatura)</w:t>
+      </w:r>
+      <w:r>
+        <w:rPr>
+          <w:rFonts w:ascii="Google Sans;sans-serif" w:hAnsi="Google Sans;sans-serif"/>
+          <w:b w:val="false"/>
+          <w:strike w:val="false"/>
+          <w:dstrike w:val="false"/>
+          <w:sz w:val="24"/>
+          <w:u w:val="none"/>
+          <w:effect w:val="none"/>
+        </w:rPr>
+        <w:t xml:space="preserve"> debido a la variación de la densidad electrónica con la altura.</w:t>
+      </w:r>
+    </w:p>
+    <w:p>
+      <w:pPr>
+        <w:pStyle w:val="TextBody"/>
+        <w:numPr>
+          <w:ilvl w:val="0"/>
+          <w:numId w:val="9"/>
+        </w:numPr>
+        <w:pBdr/>
+        <w:tabs>
+          <w:tab w:val="clear" w:pos="709"/>
+          <w:tab w:val="left" w:pos="0" w:leader="none"/>
+        </w:tabs>
+        <w:bidi w:val="0"/>
+        <w:spacing w:before="0" w:after="0"/>
+        <w:ind w:left="0" w:right="0" w:hanging="283"/>
+        <w:jc w:val="left"/>
+        <w:rPr/>
+      </w:pPr>
+      <w:r>
+        <w:rPr>
+          <w:rStyle w:val="StrongEmphasis"/>
+          <w:rFonts w:ascii="Google Sans;sans-serif" w:hAnsi="Google Sans;sans-serif"/>
+          <w:b/>
+          <w:strike w:val="false"/>
+          <w:dstrike w:val="false"/>
+          <w:sz w:val="24"/>
+          <w:u w:val="none"/>
+          <w:effect w:val="none"/>
+        </w:rPr>
+        <w:t>Índice de Refracción (n):</w:t>
+      </w:r>
+      <w:r>
+        <w:rPr>
+          <w:rFonts w:ascii="Google Sans;sans-serif" w:hAnsi="Google Sans;sans-serif"/>
+          <w:b w:val="false"/>
+          <w:strike w:val="false"/>
+          <w:dstrike w:val="false"/>
+          <w:sz w:val="24"/>
+          <w:u w:val="none"/>
+          <w:effect w:val="none"/>
+        </w:rPr>
+        <w:t xml:space="preserve"> En su forma más simple (omitiendo el campo magnético y las colisiones), se rige por la </w:t>
+      </w:r>
+      <w:r>
+        <w:rPr>
+          <w:rStyle w:val="StrongEmphasis"/>
+          <w:rFonts w:ascii="Google Sans;sans-serif" w:hAnsi="Google Sans;sans-serif"/>
+          <w:b/>
+          <w:strike w:val="false"/>
+          <w:dstrike w:val="false"/>
+          <w:sz w:val="24"/>
+          <w:u w:val="none"/>
+          <w:effect w:val="none"/>
+        </w:rPr>
+        <w:t>fórmula de Appleton-Lassen simplificada</w:t>
+      </w:r>
+      <w:r>
+        <w:rPr>
+          <w:rFonts w:ascii="Google Sans;sans-serif" w:hAnsi="Google Sans;sans-serif"/>
+          <w:b w:val="false"/>
+          <w:strike w:val="false"/>
+          <w:dstrike w:val="false"/>
+          <w:sz w:val="24"/>
+          <w:u w:val="none"/>
+          <w:effect w:val="none"/>
+        </w:rPr>
+        <w:t>:</w:t>
+      </w:r>
+    </w:p>
+    <w:p>
+      <w:pPr>
+        <w:pStyle w:val="TextBody"/>
+        <w:numPr>
+          <w:ilvl w:val="0"/>
+          <w:numId w:val="0"/>
+        </w:numPr>
+        <w:pBdr/>
+        <w:bidi w:val="0"/>
+        <w:spacing w:before="0" w:after="0"/>
+        <w:ind w:left="0" w:right="0" w:hanging="0"/>
+        <w:jc w:val="left"/>
+        <w:rPr>
+          <w:rFonts w:ascii="Google Sans;sans-serif" w:hAnsi="Google Sans;sans-serif"/>
+          <w:b w:val="false"/>
+          <w:strike w:val="false"/>
+          <w:dstrike w:val="false"/>
+          <w:sz w:val="24"/>
+          <w:u w:val="none"/>
+          <w:effect w:val="none"/>
+        </w:rPr>
+      </w:pPr>
+      <w:r>
+        <w:rPr/>
+      </w:r>
+    </w:p>
+    <w:p>
+      <w:pPr>
+        <w:pStyle w:val="Normal"/>
+        <w:bidi w:val="0"/>
+        <w:spacing w:before="0" w:after="0"/>
+        <w:ind w:left="0" w:right="0" w:hanging="0"/>
+        <w:jc w:val="left"/>
+        <w:rPr/>
+      </w:pPr>
+      <w:r>
+        <w:rPr/>
+      </w:r>
+      <m:oMathPara xmlns:m="http://schemas.openxmlformats.org/officeDocument/2006/math">
+        <m:oMathParaPr>
+          <m:jc m:val="left"/>
+        </m:oMathParaPr>
+        <m:oMath>
+          <m:r>
+            <w:rPr>
+              <w:rFonts w:ascii="Cambria Math" w:hAnsi="Cambria Math"/>
+            </w:rPr>
+            <m:t xml:space="preserve">n</m:t>
+          </m:r>
+          <m:r>
+            <w:rPr>
+              <w:rFonts w:ascii="Cambria Math" w:hAnsi="Cambria Math"/>
+            </w:rPr>
+            <m:t xml:space="preserve">=</m:t>
+          </m:r>
+          <m:rad>
+            <m:radPr>
+              <m:degHide m:val="1"/>
+            </m:radPr>
+            <m:deg/>
+            <m:e>
+              <m:r>
+                <w:rPr>
+                  <w:rFonts w:ascii="Cambria Math" w:hAnsi="Cambria Math"/>
+                </w:rPr>
+                <m:t xml:space="preserve">1</m:t>
+              </m:r>
+              <m:r>
+                <w:rPr>
+                  <w:rFonts w:ascii="Cambria Math" w:hAnsi="Cambria Math"/>
+                </w:rPr>
+                <m:t xml:space="preserve">−</m:t>
+              </m:r>
+              <m:f>
+                <m:num>
+                  <m:r>
+                    <w:rPr>
+                      <w:rFonts w:ascii="Cambria Math" w:hAnsi="Cambria Math"/>
+                    </w:rPr>
+                    <m:t xml:space="preserve">fp</m:t>
+                  </m:r>
+                  <m:r>
+                    <w:rPr>
+                      <w:rFonts w:ascii="Cambria Math" w:hAnsi="Cambria Math"/>
+                    </w:rPr>
+                    <m:t xml:space="preserve">²</m:t>
+                  </m:r>
+                </m:num>
+                <m:den>
+                  <m:r>
+                    <w:rPr>
+                      <w:rFonts w:ascii="Cambria Math" w:hAnsi="Cambria Math"/>
+                    </w:rPr>
+                    <m:t xml:space="preserve">f</m:t>
+                  </m:r>
+                  <m:r>
+                    <w:rPr>
+                      <w:rFonts w:ascii="Cambria Math" w:hAnsi="Cambria Math"/>
+                    </w:rPr>
+                    <m:t xml:space="preserve">²</m:t>
+                  </m:r>
+                </m:den>
+              </m:f>
+            </m:e>
+          </m:rad>
+        </m:oMath>
+      </m:oMathPara>
+    </w:p>
+    <w:p>
+      <w:pPr>
+        <w:pStyle w:val="Normal"/>
+        <w:bidi w:val="0"/>
+        <w:spacing w:before="0" w:after="0"/>
+        <w:ind w:left="0" w:right="0" w:hanging="0"/>
+        <w:jc w:val="left"/>
+        <w:rPr/>
+      </w:pPr>
+      <w:r>
+        <w:rPr/>
+      </w:r>
+    </w:p>
+    <w:p>
+      <w:pPr>
+        <w:pStyle w:val="Normal"/>
+        <w:bidi w:val="0"/>
+        <w:spacing w:before="0" w:after="0"/>
+        <w:ind w:left="0" w:right="0" w:hanging="0"/>
+        <w:jc w:val="left"/>
+        <w:rPr/>
+      </w:pPr>
+      <w:r>
+        <w:rPr>
+          <w:rFonts w:ascii="Google Sans;sans-serif" w:hAnsi="Google Sans;sans-serif"/>
+          <w:b w:val="false"/>
+          <w:strike w:val="false"/>
+          <w:dstrike w:val="false"/>
+          <w:sz w:val="24"/>
+          <w:u w:val="none"/>
+          <w:effect w:val="none"/>
+        </w:rPr>
+        <w:t xml:space="preserve">Donde f es la frecuencia de la onda emitida y fp es la </w:t>
+      </w:r>
+      <w:r>
+        <w:rPr>
+          <w:rStyle w:val="StrongEmphasis"/>
+          <w:rFonts w:ascii="Google Sans;sans-serif" w:hAnsi="Google Sans;sans-serif"/>
+          <w:b/>
+          <w:strike w:val="false"/>
+          <w:dstrike w:val="false"/>
+          <w:sz w:val="24"/>
+          <w:u w:val="none"/>
+          <w:effect w:val="none"/>
+        </w:rPr>
+        <w:t>frecuencia de plasma</w:t>
+      </w:r>
+      <w:r>
+        <w:rPr>
+          <w:rFonts w:ascii="Google Sans;sans-serif" w:hAnsi="Google Sans;sans-serif"/>
+          <w:b w:val="false"/>
+          <w:strike w:val="false"/>
+          <w:dstrike w:val="false"/>
+          <w:sz w:val="24"/>
+          <w:u w:val="none"/>
+          <w:effect w:val="none"/>
+        </w:rPr>
+        <w:t xml:space="preserve"> de la capa, definida por:</w:t>
+      </w:r>
+    </w:p>
+    <w:p>
+      <w:pPr>
+        <w:pStyle w:val="Normal"/>
+        <w:bidi w:val="0"/>
+        <w:spacing w:before="0" w:after="0"/>
+        <w:ind w:left="0" w:right="0" w:hanging="0"/>
+        <w:jc w:val="left"/>
+        <w:rPr>
+          <w:rFonts w:ascii="Google Sans;sans-serif" w:hAnsi="Google Sans;sans-serif"/>
+          <w:b w:val="false"/>
+          <w:strike w:val="false"/>
+          <w:dstrike w:val="false"/>
+          <w:sz w:val="24"/>
+          <w:u w:val="none"/>
+          <w:effect w:val="none"/>
+        </w:rPr>
+      </w:pPr>
+      <w:r>
+        <w:rPr/>
+      </w:r>
+    </w:p>
+    <w:p>
+      <w:pPr>
+        <w:pStyle w:val="Normal"/>
+        <w:bidi w:val="0"/>
+        <w:spacing w:before="0" w:after="0"/>
+        <w:ind w:left="0" w:right="0" w:hanging="0"/>
+        <w:jc w:val="left"/>
+        <w:rPr/>
+      </w:pPr>
+      <w:r>
+        <w:rPr>
+          <w:rFonts w:ascii="Google Sans;sans-serif" w:hAnsi="Google Sans;sans-serif"/>
+          <w:b w:val="false"/>
+          <w:strike w:val="false"/>
+          <w:dstrike w:val="false"/>
+          <w:sz w:val="24"/>
+          <w:u w:val="none"/>
+          <w:effect w:val="none"/>
+        </w:rPr>
+      </w:r>
+      <m:oMathPara xmlns:m="http://schemas.openxmlformats.org/officeDocument/2006/math">
+        <m:oMathParaPr>
+          <m:jc m:val="left"/>
+        </m:oMathParaPr>
+        <m:oMath>
+          <m:r>
+            <w:rPr>
+              <w:rFonts w:ascii="Cambria Math" w:hAnsi="Cambria Math"/>
+            </w:rPr>
+            <m:t xml:space="preserve">fp</m:t>
+          </m:r>
+          <m:r>
+            <w:rPr>
+              <w:rFonts w:ascii="Cambria Math" w:hAnsi="Cambria Math"/>
+            </w:rPr>
+            <m:t xml:space="preserve">≈</m:t>
+          </m:r>
+          <m:r>
+            <w:rPr>
+              <w:rFonts w:ascii="Cambria Math" w:hAnsi="Cambria Math"/>
+            </w:rPr>
+            <m:t xml:space="preserve">9</m:t>
+          </m:r>
+          <m:rad>
+            <m:radPr>
+              <m:degHide m:val="1"/>
+            </m:radPr>
+            <m:deg/>
+            <m:e>
+              <m:r>
+                <w:rPr>
+                  <w:rFonts w:ascii="Cambria Math" w:hAnsi="Cambria Math"/>
+                </w:rPr>
+                <m:t xml:space="preserve">Ne</m:t>
+              </m:r>
+            </m:e>
+          </m:rad>
+        </m:oMath>
+      </m:oMathPara>
+    </w:p>
+    <w:p>
+      <w:pPr>
+        <w:pStyle w:val="Normal"/>
+        <w:bidi w:val="0"/>
+        <w:spacing w:before="0" w:after="0"/>
+        <w:ind w:left="0" w:right="0" w:hanging="0"/>
+        <w:jc w:val="left"/>
+        <w:rPr>
+          <w:rFonts w:ascii="Google Sans;sans-serif" w:hAnsi="Google Sans;sans-serif"/>
+          <w:b w:val="false"/>
+          <w:strike w:val="false"/>
+          <w:dstrike w:val="false"/>
+          <w:sz w:val="24"/>
+          <w:u w:val="none"/>
+          <w:effect w:val="none"/>
+        </w:rPr>
+      </w:pPr>
+      <w:r>
+        <w:rPr/>
+      </w:r>
+    </w:p>
+    <w:p>
+      <w:pPr>
+        <w:pStyle w:val="Normal"/>
+        <w:bidi w:val="0"/>
+        <w:spacing w:before="0" w:after="0"/>
+        <w:ind w:left="0" w:right="0" w:hanging="0"/>
+        <w:jc w:val="left"/>
+        <w:rPr/>
+      </w:pPr>
+      <w:r>
+        <w:rPr>
+          <w:rFonts w:ascii="Google Sans;sans-serif" w:hAnsi="Google Sans;sans-serif"/>
+          <w:b w:val="false"/>
+          <w:strike w:val="false"/>
+          <w:dstrike w:val="false"/>
+          <w:sz w:val="24"/>
+          <w:u w:val="none"/>
+          <w:effect w:val="none"/>
+        </w:rPr>
+        <w:t>(Donde Ne es la densidad de electrones por metro cúbico).</w:t>
+      </w:r>
+    </w:p>
+    <w:p>
+      <w:pPr>
+        <w:pStyle w:val="Normal"/>
+        <w:bidi w:val="0"/>
+        <w:spacing w:before="0" w:after="0"/>
+        <w:ind w:left="0" w:right="0" w:hanging="0"/>
+        <w:jc w:val="left"/>
+        <w:rPr>
+          <w:rFonts w:ascii="Google Sans;sans-serif" w:hAnsi="Google Sans;sans-serif"/>
+          <w:b w:val="false"/>
+          <w:strike w:val="false"/>
+          <w:dstrike w:val="false"/>
+          <w:sz w:val="24"/>
+          <w:u w:val="none"/>
+          <w:effect w:val="none"/>
+        </w:rPr>
+      </w:pPr>
+      <w:r>
+        <w:rPr/>
+      </w:r>
+    </w:p>
+    <w:p>
+      <w:pPr>
+        <w:pStyle w:val="TextBody"/>
+        <w:bidi w:val="0"/>
+        <w:spacing w:before="0" w:after="0"/>
+        <w:ind w:left="0" w:right="0" w:hanging="0"/>
+        <w:jc w:val="left"/>
+        <w:rPr/>
+      </w:pPr>
+      <w:r>
+        <w:rPr>
+          <w:rStyle w:val="StrongEmphasis"/>
+          <w:rFonts w:ascii="Google Sans;sans-serif" w:hAnsi="Google Sans;sans-serif"/>
+          <w:b/>
+          <w:strike w:val="false"/>
+          <w:dstrike w:val="false"/>
+          <w:sz w:val="24"/>
+          <w:u w:val="none"/>
+          <w:effect w:val="none"/>
+        </w:rPr>
+        <w:t>Condición de Reflexión:</w:t>
+      </w:r>
+      <w:r>
+        <w:rPr>
+          <w:rFonts w:ascii="Google Sans;sans-serif" w:hAnsi="Google Sans;sans-serif"/>
+          <w:b w:val="false"/>
+          <w:strike w:val="false"/>
+          <w:dstrike w:val="false"/>
+          <w:sz w:val="24"/>
+          <w:u w:val="none"/>
+          <w:effect w:val="none"/>
+        </w:rPr>
+        <w:t xml:space="preserve"> A medida que la onda asciende, la densidad electrónica Ne aumenta, lo que hace que el índice de refracción n disminuya.</w:t>
+      </w:r>
+    </w:p>
+    <w:p>
+      <w:pPr>
+        <w:pStyle w:val="TextBody"/>
+        <w:numPr>
+          <w:ilvl w:val="1"/>
+          <w:numId w:val="10"/>
+        </w:numPr>
+        <w:pBdr/>
+        <w:tabs>
+          <w:tab w:val="clear" w:pos="709"/>
+          <w:tab w:val="left" w:pos="360" w:leader="none"/>
+        </w:tabs>
+        <w:bidi w:val="0"/>
+        <w:spacing w:before="0" w:after="0"/>
+        <w:ind w:left="360" w:right="0" w:hanging="283"/>
+        <w:jc w:val="left"/>
+        <w:rPr/>
+      </w:pPr>
+      <w:r>
+        <w:rPr>
+          <w:rFonts w:ascii="Google Sans;sans-serif" w:hAnsi="Google Sans;sans-serif"/>
+          <w:b w:val="false"/>
+          <w:strike w:val="false"/>
+          <w:dstrike w:val="false"/>
+          <w:sz w:val="24"/>
+          <w:u w:val="none"/>
+          <w:effect w:val="none"/>
+        </w:rPr>
+        <w:t xml:space="preserve">En </w:t>
+      </w:r>
+      <w:r>
+        <w:rPr>
+          <w:rStyle w:val="StrongEmphasis"/>
+          <w:rFonts w:ascii="Google Sans;sans-serif" w:hAnsi="Google Sans;sans-serif"/>
+          <w:b/>
+          <w:strike w:val="false"/>
+          <w:dstrike w:val="false"/>
+          <w:sz w:val="24"/>
+          <w:u w:val="none"/>
+          <w:effect w:val="none"/>
+        </w:rPr>
+        <w:t>incidencia vertical</w:t>
+      </w:r>
+      <w:r>
+        <w:rPr>
+          <w:rFonts w:ascii="Google Sans;sans-serif" w:hAnsi="Google Sans;sans-serif"/>
+          <w:b w:val="false"/>
+          <w:strike w:val="false"/>
+          <w:dstrike w:val="false"/>
+          <w:sz w:val="24"/>
+          <w:u w:val="none"/>
+          <w:effect w:val="none"/>
+        </w:rPr>
+        <w:t>, la onda se refleja por completo y regresa a la Tierra en el punto exacto donde n = 0, es decir, cuando la frecuencia de la onda coincide con la frecuencia del plasma f = fp.</w:t>
+      </w:r>
+    </w:p>
+    <w:p>
+      <w:pPr>
+        <w:pStyle w:val="TextBody"/>
+        <w:numPr>
+          <w:ilvl w:val="1"/>
+          <w:numId w:val="10"/>
+        </w:numPr>
+        <w:pBdr/>
+        <w:tabs>
+          <w:tab w:val="clear" w:pos="709"/>
+          <w:tab w:val="left" w:pos="360" w:leader="none"/>
+        </w:tabs>
+        <w:bidi w:val="0"/>
+        <w:spacing w:before="0" w:after="0"/>
+        <w:ind w:left="360" w:right="0" w:hanging="283"/>
+        <w:jc w:val="left"/>
+        <w:rPr/>
+      </w:pPr>
+      <w:r>
+        <w:rPr>
+          <w:rFonts w:ascii="Google Sans;sans-serif" w:hAnsi="Google Sans;sans-serif"/>
+          <w:b w:val="false"/>
+          <w:strike w:val="false"/>
+          <w:dstrike w:val="false"/>
+          <w:sz w:val="24"/>
+          <w:u w:val="none"/>
+          <w:effect w:val="none"/>
+        </w:rPr>
+        <w:t xml:space="preserve">En </w:t>
+      </w:r>
+      <w:r>
+        <w:rPr>
+          <w:rStyle w:val="StrongEmphasis"/>
+          <w:rFonts w:ascii="Google Sans;sans-serif" w:hAnsi="Google Sans;sans-serif"/>
+          <w:b/>
+          <w:strike w:val="false"/>
+          <w:dstrike w:val="false"/>
+          <w:sz w:val="24"/>
+          <w:u w:val="none"/>
+          <w:effect w:val="none"/>
+        </w:rPr>
+        <w:t>incidencia oblicua</w:t>
+      </w:r>
+      <w:r>
+        <w:rPr>
+          <w:rFonts w:ascii="Google Sans;sans-serif" w:hAnsi="Google Sans;sans-serif"/>
+          <w:b w:val="false"/>
+          <w:strike w:val="false"/>
+          <w:dstrike w:val="false"/>
+          <w:sz w:val="24"/>
+          <w:u w:val="none"/>
+          <w:effect w:val="none"/>
+        </w:rPr>
+        <w:t xml:space="preserve">, la reflexión ocurre antes, siguiendo la </w:t>
+      </w:r>
+      <w:r>
+        <w:rPr>
+          <w:rStyle w:val="StrongEmphasis"/>
+          <w:rFonts w:ascii="Google Sans;sans-serif" w:hAnsi="Google Sans;sans-serif"/>
+          <w:b/>
+          <w:strike w:val="false"/>
+          <w:dstrike w:val="false"/>
+          <w:sz w:val="24"/>
+          <w:u w:val="none"/>
+          <w:effect w:val="none"/>
+        </w:rPr>
+        <w:t>Ley de Snell</w:t>
+      </w:r>
+      <w:r>
+        <w:rPr>
+          <w:rFonts w:ascii="Google Sans;sans-serif" w:hAnsi="Google Sans;sans-serif"/>
+          <w:b w:val="false"/>
+          <w:strike w:val="false"/>
+          <w:dstrike w:val="false"/>
+          <w:sz w:val="24"/>
+          <w:u w:val="none"/>
+          <w:effect w:val="none"/>
+        </w:rPr>
+        <w:t xml:space="preserve"> modificada, cuando n = sin(</w:t>
+      </w:r>
+      <w:r>
+        <w:rPr>
+          <w:rFonts w:ascii="Google Sans;sans-serif" w:hAnsi="Google Sans;sans-serif"/>
+          <w:b w:val="false"/>
+          <w:strike w:val="false"/>
+          <w:dstrike w:val="false"/>
+          <w:sz w:val="24"/>
+          <w:u w:val="none"/>
+          <w:effect w:val="none"/>
+        </w:rPr>
+        <w:t>φo</w:t>
+      </w:r>
+      <w:r>
+        <w:rPr>
+          <w:rFonts w:ascii="Google Sans;sans-serif" w:hAnsi="Google Sans;sans-serif"/>
+          <w:b w:val="false"/>
+          <w:strike w:val="false"/>
+          <w:dstrike w:val="false"/>
+          <w:sz w:val="24"/>
+          <w:u w:val="none"/>
+          <w:effect w:val="none"/>
+        </w:rPr>
+        <w:t xml:space="preserve">) (donde </w:t>
+      </w:r>
+      <w:r>
+        <w:rPr>
+          <w:rFonts w:ascii="Google Sans;sans-serif" w:hAnsi="Google Sans;sans-serif"/>
+          <w:b w:val="false"/>
+          <w:strike w:val="false"/>
+          <w:dstrike w:val="false"/>
+          <w:sz w:val="24"/>
+          <w:u w:val="none"/>
+          <w:effect w:val="none"/>
+        </w:rPr>
+        <w:t>φo</w:t>
+      </w:r>
+      <w:r>
+        <w:rPr>
+          <w:rFonts w:ascii="Google Sans;sans-serif" w:hAnsi="Google Sans;sans-serif"/>
+          <w:b w:val="false"/>
+          <w:strike w:val="false"/>
+          <w:dstrike w:val="false"/>
+          <w:sz w:val="24"/>
+          <w:u w:val="none"/>
+          <w:effect w:val="none"/>
+        </w:rPr>
+        <w:t xml:space="preserve"> es el ángulo de incidencia respecto a la vertical).</w:t>
+      </w:r>
+    </w:p>
+    <w:p>
+      <w:pPr>
+        <w:pStyle w:val="Normal"/>
+        <w:bidi w:val="0"/>
+        <w:spacing w:before="0" w:after="0"/>
+        <w:ind w:left="0" w:right="0" w:hanging="0"/>
+        <w:jc w:val="left"/>
+        <w:rPr>
+          <w:rFonts w:ascii="Google Sans;sans-serif" w:hAnsi="Google Sans;sans-serif"/>
+          <w:b w:val="false"/>
+          <w:strike w:val="false"/>
+          <w:dstrike w:val="false"/>
+          <w:sz w:val="24"/>
+          <w:u w:val="none"/>
+          <w:effect w:val="none"/>
+        </w:rPr>
+      </w:pPr>
+      <w:r>
+        <w:rPr/>
+      </w:r>
+    </w:p>
+    <w:p>
+      <w:pPr>
+        <w:pStyle w:val="Normal"/>
+        <w:bidi w:val="0"/>
+        <w:spacing w:before="0" w:after="0"/>
+        <w:ind w:left="0" w:right="0" w:hanging="0"/>
+        <w:jc w:val="left"/>
+        <w:rPr>
+          <w:rFonts w:ascii="Google Sans;sans-serif" w:hAnsi="Google Sans;sans-serif"/>
+          <w:b/>
+          <w:b/>
+          <w:bCs/>
+          <w:strike w:val="false"/>
+          <w:dstrike w:val="false"/>
+          <w:sz w:val="28"/>
+          <w:szCs w:val="28"/>
+          <w:u w:val="none"/>
+          <w:effect w:val="none"/>
+        </w:rPr>
+      </w:pPr>
+      <w:r>
+        <w:rPr>
+          <w:rFonts w:ascii="Google Sans;sans-serif" w:hAnsi="Google Sans;sans-serif"/>
+          <w:b/>
+          <w:bCs/>
+          <w:strike w:val="false"/>
+          <w:dstrike w:val="false"/>
+          <w:sz w:val="28"/>
+          <w:szCs w:val="28"/>
+          <w:u w:val="none"/>
+          <w:effect w:val="none"/>
+        </w:rPr>
+        <w:t>2. Atenuación y Absorción (Pérdidas de Energía)</w:t>
+      </w:r>
+    </w:p>
+    <w:p>
+      <w:pPr>
+        <w:pStyle w:val="Normal"/>
+        <w:bidi w:val="0"/>
+        <w:spacing w:before="180" w:after="240"/>
+        <w:ind w:left="0" w:right="0" w:hanging="0"/>
+        <w:jc w:val="left"/>
+        <w:rPr>
+          <w:rFonts w:ascii="Google Sans;sans-serif" w:hAnsi="Google Sans;sans-serif"/>
+          <w:b w:val="false"/>
+          <w:strike w:val="false"/>
+          <w:dstrike w:val="false"/>
+          <w:sz w:val="24"/>
+          <w:u w:val="none"/>
+          <w:effect w:val="none"/>
+        </w:rPr>
+      </w:pPr>
+      <w:r>
+        <w:rPr>
+          <w:rFonts w:ascii="Google Sans;sans-serif" w:hAnsi="Google Sans;sans-serif"/>
+          <w:b w:val="false"/>
+          <w:strike w:val="false"/>
+          <w:dstrike w:val="false"/>
+          <w:sz w:val="24"/>
+          <w:u w:val="none"/>
+          <w:effect w:val="none"/>
+        </w:rPr>
+        <w:t>Cuando la onda electromagnética atraviesa la ionosfera, su campo eléctrico acelera a los electrones libres. Estos electrones oscilan y chocan con las moléculas neutras pesadas de la atmósfera, transfiriéndoles energía en forma de calor y debilitando la señal.</w:t>
+      </w:r>
+    </w:p>
+    <w:p>
+      <w:pPr>
+        <w:pStyle w:val="TextBody"/>
+        <w:numPr>
+          <w:ilvl w:val="0"/>
+          <w:numId w:val="11"/>
+        </w:numPr>
+        <w:pBdr/>
+        <w:tabs>
+          <w:tab w:val="clear" w:pos="709"/>
+          <w:tab w:val="left" w:pos="0" w:leader="none"/>
+        </w:tabs>
+        <w:bidi w:val="0"/>
+        <w:spacing w:before="0" w:after="0"/>
+        <w:ind w:left="0" w:right="0" w:hanging="283"/>
+        <w:jc w:val="left"/>
+        <w:rPr/>
+      </w:pPr>
+      <w:r>
+        <w:rPr>
+          <w:rStyle w:val="StrongEmphasis"/>
+          <w:rFonts w:ascii="Google Sans;sans-serif" w:hAnsi="Google Sans;sans-serif"/>
+          <w:b/>
+          <w:strike w:val="false"/>
+          <w:dstrike w:val="false"/>
+          <w:sz w:val="24"/>
+          <w:u w:val="none"/>
+          <w:effect w:val="none"/>
+        </w:rPr>
+        <w:t>Absorción No Desviativa:</w:t>
+      </w:r>
+      <w:r>
+        <w:rPr>
+          <w:rFonts w:ascii="Google Sans;sans-serif" w:hAnsi="Google Sans;sans-serif"/>
+          <w:b w:val="false"/>
+          <w:strike w:val="false"/>
+          <w:dstrike w:val="false"/>
+          <w:sz w:val="24"/>
+          <w:u w:val="none"/>
+          <w:effect w:val="none"/>
+        </w:rPr>
+        <w:t xml:space="preserve"> Ocurre principalmente en la </w:t>
+      </w:r>
+      <w:r>
+        <w:rPr>
+          <w:rStyle w:val="StrongEmphasis"/>
+          <w:rFonts w:ascii="Google Sans;sans-serif" w:hAnsi="Google Sans;sans-serif"/>
+          <w:b/>
+          <w:strike w:val="false"/>
+          <w:dstrike w:val="false"/>
+          <w:sz w:val="24"/>
+          <w:u w:val="none"/>
+          <w:effect w:val="none"/>
+        </w:rPr>
+        <w:t>capa D</w:t>
+      </w:r>
+      <w:r>
+        <w:rPr>
+          <w:rFonts w:ascii="Google Sans;sans-serif" w:hAnsi="Google Sans;sans-serif"/>
+          <w:b w:val="false"/>
+          <w:strike w:val="false"/>
+          <w:dstrike w:val="false"/>
+          <w:sz w:val="24"/>
+          <w:u w:val="none"/>
+          <w:effect w:val="none"/>
+        </w:rPr>
+        <w:t xml:space="preserve"> (la más baja y densa en partículas neutras durante el día). La frecuencia de colisión es muy alta. Es inversamente proporcional al cuadrado de la frecuencia </w:t>
+      </w:r>
+      <w:r>
+        <w:rPr>
+          <w:rFonts w:ascii="Google Sans;sans-serif" w:hAnsi="Google Sans;sans-serif"/>
+          <w:b w:val="false"/>
+          <w:strike w:val="false"/>
+          <w:dstrike w:val="false"/>
+          <w:sz w:val="24"/>
+          <w:u w:val="none"/>
+          <w:effect w:val="none"/>
+        </w:rPr>
+        <w:t>(∝ 1/f²)</w:t>
+      </w:r>
+      <w:r>
+        <w:rPr>
+          <w:rFonts w:ascii="Google Sans;sans-serif" w:hAnsi="Google Sans;sans-serif"/>
+          <w:b w:val="false"/>
+          <w:strike w:val="false"/>
+          <w:dstrike w:val="false"/>
+          <w:sz w:val="24"/>
+          <w:u w:val="none"/>
+          <w:effect w:val="none"/>
+        </w:rPr>
+        <w:t>, lo que significa que las frecuencias más bajas de HF sufren una atenuación drástica durante las horas diurnas.</w:t>
+      </w:r>
+    </w:p>
+    <w:p>
+      <w:pPr>
+        <w:pStyle w:val="TextBody"/>
+        <w:numPr>
+          <w:ilvl w:val="0"/>
+          <w:numId w:val="11"/>
+        </w:numPr>
+        <w:pBdr/>
+        <w:tabs>
+          <w:tab w:val="clear" w:pos="709"/>
+          <w:tab w:val="left" w:pos="0" w:leader="none"/>
+        </w:tabs>
+        <w:bidi w:val="0"/>
+        <w:spacing w:before="0" w:after="0"/>
+        <w:ind w:left="0" w:right="0" w:hanging="283"/>
+        <w:jc w:val="left"/>
+        <w:rPr/>
+      </w:pPr>
+      <w:r>
+        <w:rPr>
+          <w:rStyle w:val="StrongEmphasis"/>
+          <w:rFonts w:ascii="Google Sans;sans-serif" w:hAnsi="Google Sans;sans-serif"/>
+          <w:b/>
+          <w:strike w:val="false"/>
+          <w:dstrike w:val="false"/>
+          <w:sz w:val="24"/>
+          <w:u w:val="none"/>
+          <w:effect w:val="none"/>
+        </w:rPr>
+        <w:t>Absorción Desviativa:</w:t>
+      </w:r>
+      <w:r>
+        <w:rPr>
+          <w:rFonts w:ascii="Google Sans;sans-serif" w:hAnsi="Google Sans;sans-serif"/>
+          <w:b w:val="false"/>
+          <w:strike w:val="false"/>
+          <w:dstrike w:val="false"/>
+          <w:sz w:val="24"/>
+          <w:u w:val="none"/>
+          <w:effect w:val="none"/>
+        </w:rPr>
+        <w:t xml:space="preserve"> Ocurre cerca del punto de flexión (reflexión), donde la onda viaja más lento (velocidad de grupo reducida) y pasa más tiempo interactuando con el medio ionizado.</w:t>
+      </w:r>
+    </w:p>
+    <w:p>
+      <w:pPr>
+        <w:pStyle w:val="Normal"/>
+        <w:bidi w:val="0"/>
+        <w:spacing w:before="0" w:after="0"/>
+        <w:ind w:left="0" w:right="0" w:hanging="0"/>
+        <w:jc w:val="left"/>
+        <w:rPr>
+          <w:rFonts w:ascii="Google Sans;sans-serif" w:hAnsi="Google Sans;sans-serif"/>
+          <w:b w:val="false"/>
+          <w:strike w:val="false"/>
+          <w:dstrike w:val="false"/>
+          <w:sz w:val="24"/>
+          <w:u w:val="none"/>
+          <w:effect w:val="none"/>
+        </w:rPr>
+      </w:pPr>
+      <w:r>
+        <w:rPr/>
+      </w:r>
+    </w:p>
+    <w:p>
+      <w:pPr>
+        <w:pStyle w:val="Normal"/>
+        <w:bidi w:val="0"/>
+        <w:spacing w:before="0" w:after="0"/>
+        <w:ind w:left="0" w:right="0" w:hanging="0"/>
+        <w:jc w:val="left"/>
+        <w:rPr>
+          <w:rFonts w:ascii="Google Sans;sans-serif" w:hAnsi="Google Sans;sans-serif"/>
+          <w:b w:val="false"/>
+          <w:strike w:val="false"/>
+          <w:dstrike w:val="false"/>
+          <w:sz w:val="24"/>
+          <w:u w:val="none"/>
+          <w:effect w:val="none"/>
+        </w:rPr>
+      </w:pPr>
+      <w:r>
+        <w:rPr/>
+      </w:r>
+    </w:p>
+    <w:p>
+      <w:pPr>
+        <w:pStyle w:val="Normal"/>
+        <w:bidi w:val="0"/>
+        <w:spacing w:before="0" w:after="0"/>
+        <w:ind w:left="0" w:right="0" w:hanging="0"/>
+        <w:jc w:val="left"/>
+        <w:rPr>
+          <w:rFonts w:ascii="Google Sans;sans-serif" w:hAnsi="Google Sans;sans-serif"/>
+          <w:b/>
+          <w:b/>
+          <w:bCs/>
+          <w:strike w:val="false"/>
+          <w:dstrike w:val="false"/>
+          <w:sz w:val="28"/>
+          <w:szCs w:val="28"/>
+          <w:u w:val="none"/>
+          <w:effect w:val="none"/>
+        </w:rPr>
+      </w:pPr>
+      <w:r>
+        <w:rPr>
+          <w:rFonts w:ascii="Google Sans;sans-serif" w:hAnsi="Google Sans;sans-serif"/>
+          <w:b/>
+          <w:bCs/>
+          <w:strike w:val="false"/>
+          <w:dstrike w:val="false"/>
+          <w:sz w:val="28"/>
+          <w:szCs w:val="28"/>
+          <w:u w:val="none"/>
+          <w:effect w:val="none"/>
+        </w:rPr>
+        <w:t>3. Anisotropía y Birrefringencia (Efecto del Campo Magnético Terrestre)</w:t>
+      </w:r>
+    </w:p>
+    <w:p>
+      <w:pPr>
+        <w:pStyle w:val="Normal"/>
+        <w:bidi w:val="0"/>
+        <w:spacing w:before="0" w:after="0"/>
+        <w:ind w:left="0" w:right="0" w:hanging="0"/>
+        <w:jc w:val="left"/>
+        <w:rPr>
+          <w:b w:val="false"/>
+          <w:sz w:val="24"/>
+        </w:rPr>
+      </w:pPr>
+      <w:r>
+        <w:rPr>
+          <w:rFonts w:ascii="Google Sans;sans-serif" w:hAnsi="Google Sans;sans-serif"/>
+          <w:b/>
+          <w:strike w:val="false"/>
+          <w:dstrike w:val="false"/>
+          <w:sz w:val="36"/>
+          <w:u w:val="none"/>
+          <w:effect w:val="none"/>
+        </w:rPr>
+      </w:r>
+    </w:p>
+    <w:p>
+      <w:pPr>
+        <w:pStyle w:val="Normal"/>
+        <w:bidi w:val="0"/>
+        <w:spacing w:before="0" w:after="283"/>
+        <w:ind w:left="0" w:right="0" w:hanging="0"/>
+        <w:jc w:val="left"/>
+        <w:rPr/>
+      </w:pPr>
+      <w:r>
+        <w:rPr>
+          <w:rFonts w:ascii="Google Sans;sans-serif" w:hAnsi="Google Sans;sans-serif"/>
+          <w:b w:val="false"/>
+          <w:strike w:val="false"/>
+          <w:dstrike w:val="false"/>
+          <w:sz w:val="24"/>
+          <w:u w:val="none"/>
+          <w:effect w:val="none"/>
+        </w:rPr>
+        <w:t xml:space="preserve">La presencia del campo magnético de la Tierra rompe la simetría de la ionosfera, convirtiéndola en un medio anisotrópico. Esto provoca que una única onda de radio incidente se divida en </w:t>
+      </w:r>
+      <w:r>
+        <w:rPr>
+          <w:rStyle w:val="StrongEmphasis"/>
+          <w:rFonts w:ascii="Google Sans;sans-serif" w:hAnsi="Google Sans;sans-serif"/>
+          <w:b/>
+          <w:strike w:val="false"/>
+          <w:dstrike w:val="false"/>
+          <w:sz w:val="24"/>
+          <w:u w:val="none"/>
+          <w:effect w:val="none"/>
+        </w:rPr>
+        <w:t>dos componentes independientes</w:t>
+      </w:r>
+      <w:r>
+        <w:rPr>
+          <w:rFonts w:ascii="Google Sans;sans-serif" w:hAnsi="Google Sans;sans-serif"/>
+          <w:b w:val="false"/>
+          <w:strike w:val="false"/>
+          <w:dstrike w:val="false"/>
+          <w:sz w:val="24"/>
+          <w:u w:val="none"/>
+          <w:effect w:val="none"/>
+        </w:rPr>
+        <w:t xml:space="preserve"> con diferentes velocidades y polarizaciones, un fenómeno idéntico a la birrefringencia en la óptica cristalina.</w:t>
+      </w:r>
+    </w:p>
+    <w:p>
+      <w:pPr>
+        <w:pStyle w:val="TextBody"/>
+        <w:numPr>
+          <w:ilvl w:val="0"/>
+          <w:numId w:val="12"/>
+        </w:numPr>
+        <w:pBdr/>
+        <w:tabs>
+          <w:tab w:val="clear" w:pos="709"/>
+          <w:tab w:val="left" w:pos="0" w:leader="none"/>
+        </w:tabs>
+        <w:bidi w:val="0"/>
+        <w:spacing w:before="0" w:after="0"/>
+        <w:ind w:left="0" w:right="0" w:hanging="283"/>
+        <w:jc w:val="left"/>
+        <w:rPr/>
+      </w:pPr>
+      <w:r>
+        <w:rPr>
+          <w:rStyle w:val="StrongEmphasis"/>
+          <w:rFonts w:ascii="Google Sans;sans-serif" w:hAnsi="Google Sans;sans-serif"/>
+          <w:b/>
+          <w:strike w:val="false"/>
+          <w:dstrike w:val="false"/>
+          <w:sz w:val="24"/>
+          <w:u w:val="none"/>
+          <w:effect w:val="none"/>
+        </w:rPr>
+        <w:t>Onda Ordinaria (O-mode):</w:t>
+      </w:r>
+      <w:r>
+        <w:rPr>
+          <w:rFonts w:ascii="Google Sans;sans-serif" w:hAnsi="Google Sans;sans-serif"/>
+          <w:b w:val="false"/>
+          <w:strike w:val="false"/>
+          <w:dstrike w:val="false"/>
+          <w:sz w:val="24"/>
+          <w:u w:val="none"/>
+          <w:effect w:val="none"/>
+        </w:rPr>
+        <w:t xml:space="preserve"> Se comporta de manera similar a como lo haría en ausencia de un campo magnético. Su plano de polarización sigue las ecuaciones estándar.</w:t>
+      </w:r>
+    </w:p>
+    <w:p>
+      <w:pPr>
+        <w:pStyle w:val="TextBody"/>
+        <w:numPr>
+          <w:ilvl w:val="0"/>
+          <w:numId w:val="12"/>
+        </w:numPr>
+        <w:pBdr/>
+        <w:tabs>
+          <w:tab w:val="clear" w:pos="709"/>
+          <w:tab w:val="left" w:pos="0" w:leader="none"/>
+        </w:tabs>
+        <w:bidi w:val="0"/>
+        <w:spacing w:before="0" w:after="0"/>
+        <w:ind w:left="0" w:right="0" w:hanging="283"/>
+        <w:jc w:val="left"/>
+        <w:rPr/>
+      </w:pPr>
+      <w:r>
+        <w:rPr>
+          <w:rStyle w:val="StrongEmphasis"/>
+          <w:rFonts w:ascii="Google Sans;sans-serif" w:hAnsi="Google Sans;sans-serif"/>
+          <w:b/>
+          <w:strike w:val="false"/>
+          <w:dstrike w:val="false"/>
+          <w:sz w:val="24"/>
+          <w:u w:val="none"/>
+          <w:effect w:val="none"/>
+        </w:rPr>
+        <w:t>Onda Extraordinaria (X-mode):</w:t>
+      </w:r>
+      <w:r>
+        <w:rPr>
+          <w:rFonts w:ascii="Google Sans;sans-serif" w:hAnsi="Google Sans;sans-serif"/>
+          <w:b w:val="false"/>
+          <w:strike w:val="false"/>
+          <w:dstrike w:val="false"/>
+          <w:sz w:val="24"/>
+          <w:u w:val="none"/>
+          <w:effect w:val="none"/>
+        </w:rPr>
+        <w:t xml:space="preserve"> Interactúa fuertemente con el campo magnético. Experimenta un índice de refracción diferente y se refleja a una altitud menor que la onda ordinaria para una misma frecuencia.</w:t>
+      </w:r>
+    </w:p>
+    <w:p>
+      <w:pPr>
+        <w:pStyle w:val="TextBody"/>
+        <w:numPr>
+          <w:ilvl w:val="0"/>
+          <w:numId w:val="12"/>
+        </w:numPr>
+        <w:pBdr/>
+        <w:tabs>
+          <w:tab w:val="clear" w:pos="709"/>
+          <w:tab w:val="left" w:pos="0" w:leader="none"/>
+        </w:tabs>
+        <w:bidi w:val="0"/>
+        <w:spacing w:before="0" w:after="0"/>
+        <w:ind w:left="0" w:right="0" w:hanging="283"/>
+        <w:jc w:val="left"/>
+        <w:rPr/>
+      </w:pPr>
+      <w:r>
+        <w:rPr>
+          <w:rStyle w:val="StrongEmphasis"/>
+          <w:rFonts w:ascii="Google Sans;sans-serif" w:hAnsi="Google Sans;sans-serif"/>
+          <w:b/>
+          <w:strike w:val="false"/>
+          <w:dstrike w:val="false"/>
+          <w:sz w:val="24"/>
+          <w:u w:val="none"/>
+          <w:effect w:val="none"/>
+        </w:rPr>
+        <w:t>Rotación de Faraday:</w:t>
+      </w:r>
+      <w:r>
+        <w:rPr>
+          <w:rFonts w:ascii="Google Sans;sans-serif" w:hAnsi="Google Sans;sans-serif"/>
+          <w:b w:val="false"/>
+          <w:strike w:val="false"/>
+          <w:dstrike w:val="false"/>
+          <w:sz w:val="24"/>
+          <w:u w:val="none"/>
+          <w:effect w:val="none"/>
+        </w:rPr>
+        <w:t xml:space="preserve"> Al viajar a través de la ionosfera (especialmente en trayectos transionosféricos como los de satélites GNSS), la combinación de ambas ondas (O y X) provoca que el vector de polarización lineal de la señal rote continuamente.</w:t>
+      </w:r>
+    </w:p>
+    <w:p>
+      <w:pPr>
+        <w:pStyle w:val="Normal"/>
+        <w:bidi w:val="0"/>
+        <w:spacing w:before="0" w:after="0"/>
+        <w:ind w:left="0" w:right="0" w:hanging="0"/>
+        <w:jc w:val="left"/>
+        <w:rPr>
+          <w:rFonts w:ascii="Google Sans;sans-serif" w:hAnsi="Google Sans;sans-serif"/>
+          <w:b w:val="false"/>
+          <w:strike w:val="false"/>
+          <w:dstrike w:val="false"/>
+          <w:sz w:val="24"/>
+          <w:u w:val="none"/>
+          <w:effect w:val="none"/>
+        </w:rPr>
+      </w:pPr>
+      <w:r>
+        <w:rPr/>
+      </w:r>
+    </w:p>
+    <w:p>
+      <w:pPr>
+        <w:pStyle w:val="Normal"/>
+        <w:bidi w:val="0"/>
+        <w:spacing w:before="0" w:after="0"/>
+        <w:ind w:left="0" w:right="0" w:hanging="0"/>
+        <w:jc w:val="left"/>
+        <w:rPr>
+          <w:rFonts w:ascii="Google Sans;sans-serif" w:hAnsi="Google Sans;sans-serif"/>
+          <w:b w:val="false"/>
+          <w:strike w:val="false"/>
+          <w:dstrike w:val="false"/>
+          <w:sz w:val="24"/>
+          <w:u w:val="none"/>
+          <w:effect w:val="none"/>
+        </w:rPr>
+      </w:pPr>
+      <w:r>
+        <w:rPr/>
+      </w:r>
+    </w:p>
+    <w:p>
+      <w:pPr>
+        <w:pStyle w:val="Normal"/>
+        <w:bidi w:val="0"/>
+        <w:spacing w:before="0" w:after="0"/>
+        <w:ind w:left="0" w:right="0" w:hanging="0"/>
+        <w:jc w:val="left"/>
+        <w:rPr>
+          <w:rFonts w:ascii="Google Sans;sans-serif" w:hAnsi="Google Sans;sans-serif"/>
+          <w:b/>
+          <w:b/>
+          <w:bCs/>
+          <w:strike w:val="false"/>
+          <w:dstrike w:val="false"/>
+          <w:sz w:val="28"/>
+          <w:szCs w:val="28"/>
+          <w:u w:val="none"/>
+          <w:effect w:val="none"/>
+        </w:rPr>
+      </w:pPr>
+      <w:r>
+        <w:rPr>
+          <w:rFonts w:ascii="Google Sans;sans-serif" w:hAnsi="Google Sans;sans-serif"/>
+          <w:b/>
+          <w:bCs/>
+          <w:strike w:val="false"/>
+          <w:dstrike w:val="false"/>
+          <w:sz w:val="28"/>
+          <w:szCs w:val="28"/>
+          <w:u w:val="none"/>
+          <w:effect w:val="none"/>
+        </w:rPr>
+        <w:t>4. Dispersión y Retardo de Grupo</w:t>
+      </w:r>
+    </w:p>
+    <w:p>
+      <w:pPr>
+        <w:pStyle w:val="Normal"/>
+        <w:bidi w:val="0"/>
+        <w:spacing w:before="0" w:after="0"/>
+        <w:ind w:left="0" w:right="0" w:hanging="0"/>
+        <w:jc w:val="left"/>
+        <w:rPr>
+          <w:b w:val="false"/>
+          <w:sz w:val="24"/>
+        </w:rPr>
+      </w:pPr>
+      <w:r>
+        <w:rPr>
+          <w:rFonts w:ascii="Google Sans;sans-serif" w:hAnsi="Google Sans;sans-serif"/>
+          <w:b/>
+          <w:strike w:val="false"/>
+          <w:dstrike w:val="false"/>
+          <w:sz w:val="36"/>
+          <w:u w:val="none"/>
+          <w:effect w:val="none"/>
+        </w:rPr>
+      </w:r>
+    </w:p>
+    <w:p>
+      <w:pPr>
+        <w:pStyle w:val="Normal"/>
+        <w:bidi w:val="0"/>
+        <w:spacing w:before="0" w:after="283"/>
+        <w:ind w:left="0" w:right="0" w:hanging="0"/>
+        <w:jc w:val="left"/>
+        <w:rPr/>
+      </w:pPr>
+      <w:r>
+        <w:rPr>
+          <w:rFonts w:ascii="Google Sans;sans-serif" w:hAnsi="Google Sans;sans-serif"/>
+          <w:b w:val="false"/>
+          <w:strike w:val="false"/>
+          <w:dstrike w:val="false"/>
+          <w:sz w:val="24"/>
+          <w:u w:val="none"/>
+          <w:effect w:val="none"/>
+        </w:rPr>
+        <w:t xml:space="preserve">La ionosfera es un medio </w:t>
+      </w:r>
+      <w:r>
+        <w:rPr>
+          <w:rStyle w:val="StrongEmphasis"/>
+          <w:rFonts w:ascii="Google Sans;sans-serif" w:hAnsi="Google Sans;sans-serif"/>
+          <w:b/>
+          <w:strike w:val="false"/>
+          <w:dstrike w:val="false"/>
+          <w:sz w:val="24"/>
+          <w:u w:val="none"/>
+          <w:effect w:val="none"/>
+        </w:rPr>
+        <w:t>dispersivo</w:t>
+      </w:r>
+      <w:r>
+        <w:rPr>
+          <w:rFonts w:ascii="Google Sans;sans-serif" w:hAnsi="Google Sans;sans-serif"/>
+          <w:b w:val="false"/>
+          <w:strike w:val="false"/>
+          <w:dstrike w:val="false"/>
+          <w:sz w:val="24"/>
+          <w:u w:val="none"/>
+          <w:effect w:val="none"/>
+        </w:rPr>
+        <w:t>, lo que significa que la velocidad a la que viaja la energía de la señal depende directamente de su frecuencia.</w:t>
+      </w:r>
+    </w:p>
+    <w:p>
+      <w:pPr>
+        <w:pStyle w:val="TextBody"/>
+        <w:numPr>
+          <w:ilvl w:val="0"/>
+          <w:numId w:val="13"/>
+        </w:numPr>
+        <w:pBdr/>
+        <w:tabs>
+          <w:tab w:val="clear" w:pos="709"/>
+          <w:tab w:val="left" w:pos="0" w:leader="none"/>
+        </w:tabs>
+        <w:bidi w:val="0"/>
+        <w:spacing w:before="0" w:after="0"/>
+        <w:ind w:left="0" w:right="0" w:hanging="283"/>
+        <w:jc w:val="left"/>
+        <w:rPr/>
+      </w:pPr>
+      <w:r>
+        <w:rPr>
+          <w:rStyle w:val="StrongEmphasis"/>
+          <w:rFonts w:ascii="Google Sans;sans-serif" w:hAnsi="Google Sans;sans-serif"/>
+          <w:b/>
+          <w:strike w:val="false"/>
+          <w:dstrike w:val="false"/>
+          <w:sz w:val="24"/>
+          <w:u w:val="none"/>
+          <w:effect w:val="none"/>
+        </w:rPr>
+        <w:t>Velocidad de Fase (</w:t>
+      </w:r>
+      <w:r>
+        <w:rPr>
+          <w:rStyle w:val="StrongEmphasis"/>
+          <w:rFonts w:ascii="Google Sans;sans-serif" w:hAnsi="Google Sans;sans-serif"/>
+          <w:b/>
+          <w:strike w:val="false"/>
+          <w:dstrike w:val="false"/>
+          <w:sz w:val="24"/>
+          <w:u w:val="none"/>
+          <w:effect w:val="none"/>
+        </w:rPr>
+        <w:t>vf</w:t>
+      </w:r>
+      <w:r>
+        <w:rPr>
+          <w:rStyle w:val="StrongEmphasis"/>
+          <w:rFonts w:ascii="Google Sans;sans-serif" w:hAnsi="Google Sans;sans-serif"/>
+          <w:b/>
+          <w:strike w:val="false"/>
+          <w:dstrike w:val="false"/>
+          <w:sz w:val="24"/>
+          <w:u w:val="none"/>
+          <w:effect w:val="none"/>
+        </w:rPr>
+        <w:t>):</w:t>
+      </w:r>
+      <w:r>
+        <w:rPr>
+          <w:rFonts w:ascii="Google Sans;sans-serif" w:hAnsi="Google Sans;sans-serif"/>
+          <w:b w:val="false"/>
+          <w:strike w:val="false"/>
+          <w:dstrike w:val="false"/>
+          <w:sz w:val="24"/>
+          <w:u w:val="none"/>
+          <w:effect w:val="none"/>
+        </w:rPr>
+        <w:t xml:space="preserve"> Es la velocidad a la que avanzan los frentes de onda. En la ionosfera, la velocidad de fase es </w:t>
+      </w:r>
+      <w:r>
+        <w:rPr>
+          <w:rStyle w:val="Emphasis"/>
+          <w:rFonts w:ascii="Google Sans;sans-serif" w:hAnsi="Google Sans;sans-serif"/>
+          <w:b w:val="false"/>
+          <w:strike w:val="false"/>
+          <w:dstrike w:val="false"/>
+          <w:sz w:val="24"/>
+          <w:u w:val="none"/>
+          <w:effect w:val="none"/>
+        </w:rPr>
+        <w:t>mayor</w:t>
+      </w:r>
+      <w:r>
+        <w:rPr>
+          <w:rFonts w:ascii="Google Sans;sans-serif" w:hAnsi="Google Sans;sans-serif"/>
+          <w:b w:val="false"/>
+          <w:strike w:val="false"/>
+          <w:dstrike w:val="false"/>
+          <w:sz w:val="24"/>
+          <w:u w:val="none"/>
+          <w:effect w:val="none"/>
+        </w:rPr>
+        <w:t xml:space="preserve"> que la velocidad de la luz en el vacío (vf &gt; c).</w:t>
+      </w:r>
+    </w:p>
+    <w:p>
+      <w:pPr>
+        <w:pStyle w:val="TextBody"/>
+        <w:numPr>
+          <w:ilvl w:val="0"/>
+          <w:numId w:val="13"/>
+        </w:numPr>
+        <w:pBdr/>
+        <w:tabs>
+          <w:tab w:val="clear" w:pos="709"/>
+          <w:tab w:val="left" w:pos="0" w:leader="none"/>
+        </w:tabs>
+        <w:bidi w:val="0"/>
+        <w:spacing w:before="0" w:after="0"/>
+        <w:ind w:left="0" w:right="0" w:hanging="283"/>
+        <w:jc w:val="left"/>
+        <w:rPr/>
+      </w:pPr>
+      <w:r>
+        <w:rPr>
+          <w:rStyle w:val="StrongEmphasis"/>
+          <w:rFonts w:ascii="Google Sans;sans-serif" w:hAnsi="Google Sans;sans-serif"/>
+          <w:b/>
+          <w:strike w:val="false"/>
+          <w:dstrike w:val="false"/>
+          <w:sz w:val="24"/>
+          <w:u w:val="none"/>
+          <w:effect w:val="none"/>
+        </w:rPr>
+        <w:t>Velocidad de Grupo (v</w:t>
+      </w:r>
+      <w:r>
+        <w:rPr>
+          <w:rStyle w:val="StrongEmphasis"/>
+          <w:rFonts w:ascii="Google Sans;sans-serif" w:hAnsi="Google Sans;sans-serif"/>
+          <w:b/>
+          <w:strike w:val="false"/>
+          <w:dstrike w:val="false"/>
+          <w:sz w:val="24"/>
+          <w:u w:val="none"/>
+          <w:effect w:val="none"/>
+        </w:rPr>
+        <w:t>g</w:t>
+      </w:r>
+      <w:r>
+        <w:rPr>
+          <w:rStyle w:val="StrongEmphasis"/>
+          <w:rFonts w:ascii="Google Sans;sans-serif" w:hAnsi="Google Sans;sans-serif"/>
+          <w:b/>
+          <w:strike w:val="false"/>
+          <w:dstrike w:val="false"/>
+          <w:sz w:val="24"/>
+          <w:u w:val="none"/>
+          <w:effect w:val="none"/>
+        </w:rPr>
+        <w:t>):</w:t>
+      </w:r>
+      <w:r>
+        <w:rPr>
+          <w:rFonts w:ascii="Google Sans;sans-serif" w:hAnsi="Google Sans;sans-serif"/>
+          <w:b w:val="false"/>
+          <w:strike w:val="false"/>
+          <w:dstrike w:val="false"/>
+          <w:sz w:val="24"/>
+          <w:u w:val="none"/>
+          <w:effect w:val="none"/>
+        </w:rPr>
+        <w:t xml:space="preserve"> Es la velocidad real a la que viaja la información (el pulso o el "chirp" de tu sondador). Esta velocidad es siempre </w:t>
+      </w:r>
+      <w:r>
+        <w:rPr>
+          <w:rStyle w:val="Emphasis"/>
+          <w:rFonts w:ascii="Google Sans;sans-serif" w:hAnsi="Google Sans;sans-serif"/>
+          <w:b w:val="false"/>
+          <w:strike w:val="false"/>
+          <w:dstrike w:val="false"/>
+          <w:sz w:val="24"/>
+          <w:u w:val="none"/>
+          <w:effect w:val="none"/>
+        </w:rPr>
+        <w:t>menor</w:t>
+      </w:r>
+      <w:r>
+        <w:rPr>
+          <w:rFonts w:ascii="Google Sans;sans-serif" w:hAnsi="Google Sans;sans-serif"/>
+          <w:b w:val="false"/>
+          <w:strike w:val="false"/>
+          <w:dstrike w:val="false"/>
+          <w:sz w:val="24"/>
+          <w:u w:val="none"/>
+          <w:effect w:val="none"/>
+        </w:rPr>
+        <w:t xml:space="preserve"> que la de la luz (vg &lt; c).</w:t>
+      </w:r>
+    </w:p>
+    <w:p>
+      <w:pPr>
+        <w:pStyle w:val="TextBody"/>
+        <w:numPr>
+          <w:ilvl w:val="0"/>
+          <w:numId w:val="13"/>
+        </w:numPr>
+        <w:pBdr/>
+        <w:tabs>
+          <w:tab w:val="clear" w:pos="709"/>
+          <w:tab w:val="left" w:pos="0" w:leader="none"/>
+        </w:tabs>
+        <w:bidi w:val="0"/>
+        <w:spacing w:before="0" w:after="0"/>
+        <w:ind w:left="0" w:right="0" w:hanging="283"/>
+        <w:jc w:val="left"/>
+        <w:rPr/>
+      </w:pPr>
+      <w:r>
+        <w:rPr>
+          <w:rStyle w:val="StrongEmphasis"/>
+          <w:rFonts w:ascii="Google Sans;sans-serif" w:hAnsi="Google Sans;sans-serif"/>
+          <w:b/>
+          <w:strike w:val="false"/>
+          <w:dstrike w:val="false"/>
+          <w:sz w:val="24"/>
+          <w:u w:val="none"/>
+          <w:effect w:val="none"/>
+        </w:rPr>
+        <w:t>Altitud Virtual (h</w:t>
+      </w:r>
+      <w:r>
+        <w:rPr>
+          <w:rStyle w:val="StrongEmphasis"/>
+          <w:rFonts w:ascii="Google Sans;sans-serif" w:hAnsi="Google Sans;sans-serif"/>
+          <w:b/>
+          <w:strike w:val="false"/>
+          <w:dstrike w:val="false"/>
+          <w:sz w:val="24"/>
+          <w:u w:val="none"/>
+          <w:effect w:val="none"/>
+        </w:rPr>
+        <w:t>’</w:t>
+      </w:r>
+      <w:r>
+        <w:rPr>
+          <w:rStyle w:val="StrongEmphasis"/>
+          <w:rFonts w:ascii="Google Sans;sans-serif" w:hAnsi="Google Sans;sans-serif"/>
+          <w:b/>
+          <w:strike w:val="false"/>
+          <w:dstrike w:val="false"/>
+          <w:sz w:val="24"/>
+          <w:u w:val="none"/>
+          <w:effect w:val="none"/>
+        </w:rPr>
+        <w:t>):</w:t>
+      </w:r>
+      <w:r>
+        <w:rPr>
+          <w:rFonts w:ascii="Google Sans;sans-serif" w:hAnsi="Google Sans;sans-serif"/>
+          <w:b w:val="false"/>
+          <w:strike w:val="false"/>
+          <w:dstrike w:val="false"/>
+          <w:sz w:val="24"/>
+          <w:u w:val="none"/>
+          <w:effect w:val="none"/>
+        </w:rPr>
+        <w:t xml:space="preserve"> Debido a que la onda se ralentiza al penetrar el plasma antes de reflejarse, si calculamos la distancia usando la velocidad de la luz en el vacío (</w:t>
+      </w:r>
+      <w:r>
+        <w:rPr>
+          <w:rFonts w:ascii="Google Sans;sans-serif" w:hAnsi="Google Sans;sans-serif"/>
+          <w:b w:val="false"/>
+          <w:strike w:val="false"/>
+          <w:dstrike w:val="false"/>
+          <w:sz w:val="24"/>
+          <w:u w:val="none"/>
+          <w:effect w:val="none"/>
+        </w:rPr>
+      </w:r>
+      <m:oMath xmlns:m="http://schemas.openxmlformats.org/officeDocument/2006/math">
+        <m:r>
+          <w:rPr>
+            <w:rFonts w:ascii="Cambria Math" w:hAnsi="Cambria Math"/>
+          </w:rPr>
+          <m:t xml:space="preserve">h</m:t>
+        </m:r>
+        <m:r>
+          <w:rPr>
+            <w:rFonts w:ascii="Cambria Math" w:hAnsi="Cambria Math"/>
+          </w:rPr>
+          <m:t xml:space="preserve">'</m:t>
+        </m:r>
+        <m:r>
+          <w:rPr>
+            <w:rFonts w:ascii="Cambria Math" w:hAnsi="Cambria Math"/>
+          </w:rPr>
+          <m:t xml:space="preserve">=</m:t>
+        </m:r>
+        <m:f>
+          <m:num>
+            <m:r>
+              <w:rPr>
+                <w:rFonts w:ascii="Cambria Math" w:hAnsi="Cambria Math"/>
+              </w:rPr>
+              <m:t xml:space="preserve">c</m:t>
+            </m:r>
+            <m:r>
+              <w:rPr>
+                <w:rFonts w:ascii="Cambria Math" w:hAnsi="Cambria Math"/>
+              </w:rPr>
+              <m:t xml:space="preserve">∗</m:t>
+            </m:r>
+            <m:r>
+              <w:rPr>
+                <w:rFonts w:ascii="Cambria Math" w:hAnsi="Cambria Math"/>
+              </w:rPr>
+              <m:t xml:space="preserve">t</m:t>
+            </m:r>
+          </m:num>
+          <m:den>
+            <m:r>
+              <w:rPr>
+                <w:rFonts w:ascii="Cambria Math" w:hAnsi="Cambria Math"/>
+              </w:rPr>
+              <m:t xml:space="preserve">2</m:t>
+            </m:r>
+          </m:den>
+        </m:f>
+      </m:oMath>
+      <w:r>
+        <w:rPr>
+          <w:rFonts w:ascii="Google Sans;sans-serif" w:hAnsi="Google Sans;sans-serif"/>
+          <w:b w:val="false"/>
+          <w:strike w:val="false"/>
+          <w:dstrike w:val="false"/>
+          <w:sz w:val="24"/>
+          <w:u w:val="none"/>
+          <w:effect w:val="none"/>
+        </w:rPr>
+        <w:t xml:space="preserve">), obtendremos una altitud medida que es </w:t>
+      </w:r>
+      <w:r>
+        <w:rPr>
+          <w:rStyle w:val="StrongEmphasis"/>
+          <w:rFonts w:ascii="Google Sans;sans-serif" w:hAnsi="Google Sans;sans-serif"/>
+          <w:b/>
+          <w:strike w:val="false"/>
+          <w:dstrike w:val="false"/>
+          <w:sz w:val="24"/>
+          <w:u w:val="none"/>
+          <w:effect w:val="none"/>
+        </w:rPr>
+        <w:t>siempre mayor que la altitud real</w:t>
+      </w:r>
+      <w:r>
+        <w:rPr>
+          <w:rFonts w:ascii="Google Sans;sans-serif" w:hAnsi="Google Sans;sans-serif"/>
+          <w:b w:val="false"/>
+          <w:strike w:val="false"/>
+          <w:dstrike w:val="false"/>
+          <w:sz w:val="24"/>
+          <w:u w:val="none"/>
+          <w:effect w:val="none"/>
+        </w:rPr>
+        <w:t xml:space="preserve"> del reflejo. Este es el parámetro fundamental que graficará tu sondador.</w:t>
+      </w:r>
+    </w:p>
+    <w:p>
+      <w:pPr>
+        <w:pStyle w:val="Normal"/>
+        <w:bidi w:val="0"/>
+        <w:spacing w:before="0" w:after="0"/>
+        <w:ind w:left="0" w:right="0" w:hanging="0"/>
+        <w:jc w:val="left"/>
+        <w:rPr>
+          <w:rFonts w:ascii="Google Sans;sans-serif" w:hAnsi="Google Sans;sans-serif"/>
+          <w:b w:val="false"/>
+          <w:strike w:val="false"/>
+          <w:dstrike w:val="false"/>
+          <w:sz w:val="24"/>
+          <w:u w:val="none"/>
+          <w:effect w:val="none"/>
+        </w:rPr>
+      </w:pPr>
+      <w:r>
+        <w:rPr/>
+      </w:r>
+    </w:p>
+    <w:p>
+      <w:pPr>
+        <w:pStyle w:val="Normal"/>
+        <w:bidi w:val="0"/>
+        <w:spacing w:before="0" w:after="0"/>
+        <w:ind w:left="0" w:right="0" w:hanging="0"/>
+        <w:jc w:val="left"/>
+        <w:rPr>
+          <w:rFonts w:ascii="Google Sans;sans-serif" w:hAnsi="Google Sans;sans-serif"/>
+          <w:b/>
+          <w:b/>
+          <w:bCs/>
+          <w:strike w:val="false"/>
+          <w:dstrike w:val="false"/>
+          <w:sz w:val="28"/>
+          <w:szCs w:val="28"/>
+          <w:u w:val="none"/>
+          <w:effect w:val="none"/>
+        </w:rPr>
+      </w:pPr>
+      <w:r>
+        <w:rPr>
+          <w:rFonts w:ascii="Google Sans;sans-serif" w:hAnsi="Google Sans;sans-serif"/>
+          <w:b/>
+          <w:bCs/>
+          <w:strike w:val="false"/>
+          <w:dstrike w:val="false"/>
+          <w:sz w:val="28"/>
+          <w:szCs w:val="28"/>
+          <w:u w:val="none"/>
+          <w:effect w:val="none"/>
+        </w:rPr>
+        <w:t>5. Centelleo Ionosférico (Irregularidades en el Plasma)</w:t>
+      </w:r>
+    </w:p>
+    <w:p>
+      <w:pPr>
+        <w:pStyle w:val="Normal"/>
+        <w:bidi w:val="0"/>
+        <w:spacing w:before="0" w:after="0"/>
+        <w:ind w:left="0" w:right="0" w:hanging="0"/>
+        <w:jc w:val="left"/>
+        <w:rPr>
+          <w:b w:val="false"/>
+          <w:sz w:val="24"/>
+        </w:rPr>
+      </w:pPr>
+      <w:r>
+        <w:rPr>
+          <w:rFonts w:ascii="Google Sans;sans-serif" w:hAnsi="Google Sans;sans-serif"/>
+          <w:b/>
+          <w:strike w:val="false"/>
+          <w:dstrike w:val="false"/>
+          <w:sz w:val="36"/>
+          <w:u w:val="none"/>
+          <w:effect w:val="none"/>
+        </w:rPr>
+      </w:r>
+    </w:p>
+    <w:p>
+      <w:pPr>
+        <w:pStyle w:val="Normal"/>
+        <w:bidi w:val="0"/>
+        <w:spacing w:before="0" w:after="283"/>
+        <w:ind w:left="0" w:right="0" w:hanging="0"/>
+        <w:jc w:val="left"/>
+        <w:rPr/>
+      </w:pPr>
+      <w:r>
+        <w:rPr>
+          <w:rFonts w:ascii="Google Sans;sans-serif" w:hAnsi="Google Sans;sans-serif"/>
+          <w:b w:val="false"/>
+          <w:strike w:val="false"/>
+          <w:dstrike w:val="false"/>
+          <w:sz w:val="24"/>
+          <w:u w:val="none"/>
+          <w:effect w:val="none"/>
+        </w:rPr>
+        <w:t xml:space="preserve">Cuando el plasma ionosférico no es homogéneo y presenta perturbaciones, burbujas o "nubes" de electrones (como en el fenómeno de la capa </w:t>
+      </w:r>
+      <w:r>
+        <w:rPr>
+          <w:rStyle w:val="Emphasis"/>
+          <w:rFonts w:ascii="Google Sans;sans-serif" w:hAnsi="Google Sans;sans-serif"/>
+          <w:b w:val="false"/>
+          <w:strike w:val="false"/>
+          <w:dstrike w:val="false"/>
+          <w:sz w:val="24"/>
+          <w:u w:val="none"/>
+          <w:effect w:val="none"/>
+        </w:rPr>
+        <w:t>E esporádica</w:t>
+      </w:r>
+      <w:r>
+        <w:rPr>
+          <w:rFonts w:ascii="Google Sans;sans-serif" w:hAnsi="Google Sans;sans-serif"/>
+          <w:b w:val="false"/>
+          <w:strike w:val="false"/>
+          <w:dstrike w:val="false"/>
+          <w:sz w:val="24"/>
+          <w:u w:val="none"/>
+          <w:effect w:val="none"/>
+        </w:rPr>
+        <w:t xml:space="preserve">), las ondas de radio sufren fenómenos de </w:t>
+      </w:r>
+      <w:r>
+        <w:rPr>
+          <w:rStyle w:val="StrongEmphasis"/>
+          <w:rFonts w:ascii="Google Sans;sans-serif" w:hAnsi="Google Sans;sans-serif"/>
+          <w:b/>
+          <w:strike w:val="false"/>
+          <w:dstrike w:val="false"/>
+          <w:sz w:val="24"/>
+          <w:u w:val="none"/>
+          <w:effect w:val="none"/>
+        </w:rPr>
+        <w:t>difracción y dispersión (scattering)</w:t>
+      </w:r>
+      <w:r>
+        <w:rPr>
+          <w:rFonts w:ascii="Google Sans;sans-serif" w:hAnsi="Google Sans;sans-serif"/>
+          <w:b w:val="false"/>
+          <w:strike w:val="false"/>
+          <w:dstrike w:val="false"/>
+          <w:sz w:val="24"/>
+          <w:u w:val="none"/>
+          <w:effect w:val="none"/>
+        </w:rPr>
+        <w:t>.</w:t>
+      </w:r>
+    </w:p>
+    <w:p>
+      <w:pPr>
+        <w:pStyle w:val="TextBody"/>
+        <w:numPr>
+          <w:ilvl w:val="0"/>
+          <w:numId w:val="14"/>
+        </w:numPr>
+        <w:pBdr/>
+        <w:tabs>
+          <w:tab w:val="clear" w:pos="709"/>
+          <w:tab w:val="left" w:pos="0" w:leader="none"/>
+        </w:tabs>
+        <w:bidi w:val="0"/>
+        <w:spacing w:before="0" w:after="0"/>
+        <w:ind w:left="0" w:right="0" w:hanging="283"/>
+        <w:jc w:val="left"/>
+        <w:rPr/>
+      </w:pPr>
+      <w:r>
+        <w:rPr>
+          <w:rFonts w:ascii="Google Sans;sans-serif" w:hAnsi="Google Sans;sans-serif"/>
+          <w:b w:val="false"/>
+          <w:strike w:val="false"/>
+          <w:dstrike w:val="false"/>
+          <w:sz w:val="24"/>
+          <w:u w:val="none"/>
+          <w:effect w:val="none"/>
+        </w:rPr>
+        <w:t xml:space="preserve">Esto produce </w:t>
+      </w:r>
+      <w:r>
+        <w:rPr>
+          <w:rStyle w:val="StrongEmphasis"/>
+          <w:rFonts w:ascii="Google Sans;sans-serif" w:hAnsi="Google Sans;sans-serif"/>
+          <w:b/>
+          <w:strike w:val="false"/>
+          <w:dstrike w:val="false"/>
+          <w:sz w:val="24"/>
+          <w:u w:val="none"/>
+          <w:effect w:val="none"/>
+        </w:rPr>
+        <w:t>centelleo</w:t>
+      </w:r>
+      <w:r>
+        <w:rPr>
+          <w:rFonts w:ascii="Google Sans;sans-serif" w:hAnsi="Google Sans;sans-serif"/>
+          <w:b w:val="false"/>
+          <w:strike w:val="false"/>
+          <w:dstrike w:val="false"/>
+          <w:sz w:val="24"/>
+          <w:u w:val="none"/>
+          <w:effect w:val="none"/>
+        </w:rPr>
+        <w:t>, que genera fluctuaciones rápidas y caóticas tanto en la amplitud como en la fase de la señal recibida. Para un sondador ionosférico, esto se traduce en trazas difusas o múltiples ecos superpuestos en el ionograma (</w:t>
+      </w:r>
+      <w:r>
+        <w:rPr>
+          <w:rStyle w:val="Emphasis"/>
+          <w:rFonts w:ascii="Google Sans;sans-serif" w:hAnsi="Google Sans;sans-serif"/>
+          <w:b w:val="false"/>
+          <w:strike w:val="false"/>
+          <w:dstrike w:val="false"/>
+          <w:sz w:val="24"/>
+          <w:u w:val="none"/>
+          <w:effect w:val="none"/>
+        </w:rPr>
+        <w:t>Spread F</w:t>
+      </w:r>
+      <w:r>
+        <w:rPr>
+          <w:rFonts w:ascii="Google Sans;sans-serif" w:hAnsi="Google Sans;sans-serif"/>
+          <w:b w:val="false"/>
+          <w:strike w:val="false"/>
+          <w:dstrike w:val="false"/>
+          <w:sz w:val="24"/>
+          <w:u w:val="none"/>
+          <w:effect w:val="none"/>
+        </w:rPr>
+        <w:t>).</w:t>
+      </w:r>
+    </w:p>
+    <w:p>
+      <w:pPr>
+        <w:pStyle w:val="Normal"/>
+        <w:bidi w:val="0"/>
+        <w:spacing w:before="0" w:after="0"/>
+        <w:ind w:left="0" w:right="0" w:hanging="0"/>
+        <w:jc w:val="left"/>
+        <w:rPr>
+          <w:rFonts w:ascii="Google Sans;sans-serif" w:hAnsi="Google Sans;sans-serif"/>
+          <w:b w:val="false"/>
+          <w:strike w:val="false"/>
+          <w:dstrike w:val="false"/>
+          <w:sz w:val="24"/>
+          <w:u w:val="none"/>
+          <w:effect w:val="none"/>
+        </w:rPr>
+      </w:pPr>
+      <w:r>
+        <w:rPr/>
+      </w:r>
+    </w:p>
+    <w:p>
+      <w:pPr>
+        <w:pStyle w:val="Normal"/>
+        <w:bidi w:val="0"/>
+        <w:spacing w:before="0" w:after="0"/>
+        <w:ind w:left="0" w:right="0" w:hanging="0"/>
+        <w:jc w:val="left"/>
+        <w:rPr>
+          <w:rFonts w:ascii="Google Sans;sans-serif" w:hAnsi="Google Sans;sans-serif"/>
+          <w:b/>
+          <w:strike w:val="false"/>
+          <w:dstrike w:val="false"/>
+          <w:sz w:val="36"/>
+          <w:u w:val="none"/>
+          <w:effect w:val="none"/>
+        </w:rPr>
+      </w:pPr>
+      <w:r>
+        <w:rPr>
+          <w:rFonts w:ascii="Google Sans;sans-serif" w:hAnsi="Google Sans;sans-serif"/>
+          <w:b/>
+          <w:strike w:val="false"/>
+          <w:dstrike w:val="false"/>
+          <w:sz w:val="36"/>
+          <w:u w:val="none"/>
+          <w:effect w:val="none"/>
+        </w:rPr>
+      </w:r>
+    </w:p>
     <w:p>
       <w:pPr>
         <w:pStyle w:val="Normal"/>
@@ -713,6 +2932,32 @@
         <w:pStyle w:val="TextBody"/>
         <w:numPr>
           <w:ilvl w:val="0"/>
+          <w:numId w:val="0"/>
+        </w:numPr>
+        <w:pBdr/>
+        <w:bidi w:val="0"/>
+        <w:spacing w:before="0" w:after="0"/>
+        <w:ind w:left="0" w:right="0" w:hanging="0"/>
+        <w:jc w:val="left"/>
+        <w:rPr>
+          <w:rFonts w:ascii="Google Sans;sans-serif" w:hAnsi="Google Sans;sans-serif"/>
+          <w:b w:val="false"/>
+          <w:strike w:val="false"/>
+          <w:dstrike w:val="false"/>
+          <w:sz w:val="24"/>
+          <w:u w:val="none"/>
+          <w:effect w:val="none"/>
+        </w:rPr>
+      </w:pPr>
+      <w:r>
+        <w:rPr/>
+      </w:r>
+    </w:p>
+    <w:p>
+      <w:pPr>
+        <w:pStyle w:val="TextBody"/>
+        <w:numPr>
+          <w:ilvl w:val="0"/>
           <w:numId w:val="2"/>
         </w:numPr>
         <w:pBdr/>
@@ -1475,16 +3720,922 @@
         <w:pStyle w:val="Normal"/>
         <w:bidi w:val="0"/>
         <w:jc w:val="left"/>
-        <w:rPr/>
-      </w:pPr>
-      <w:r>
-        <w:rPr/>
+        <w:rPr>
+          <w:rFonts w:ascii="Google Sans;sans-serif" w:hAnsi="Google Sans;sans-serif"/>
+          <w:b/>
+          <w:strike w:val="false"/>
+          <w:dstrike w:val="false"/>
+          <w:sz w:val="36"/>
+          <w:u w:val="none"/>
+          <w:effect w:val="none"/>
+        </w:rPr>
+      </w:pPr>
+      <w:r>
+        <w:rPr>
+          <w:rFonts w:ascii="Google Sans;sans-serif" w:hAnsi="Google Sans;sans-serif"/>
+          <w:b/>
+          <w:strike w:val="false"/>
+          <w:dstrike w:val="false"/>
+          <w:sz w:val="36"/>
+          <w:u w:val="none"/>
+          <w:effect w:val="none"/>
+        </w:rPr>
+        <w:t>Esquemas de modulacion y potencias necesarias para diseño:</w:t>
+      </w:r>
+    </w:p>
+    <w:p>
+      <w:pPr>
+        <w:pStyle w:val="Normal"/>
+        <w:bidi w:val="0"/>
+        <w:jc w:val="left"/>
+        <w:rPr>
+          <w:rFonts w:ascii="Google Sans;sans-serif" w:hAnsi="Google Sans;sans-serif"/>
+          <w:b/>
+          <w:strike w:val="false"/>
+          <w:dstrike w:val="false"/>
+          <w:sz w:val="36"/>
+          <w:u w:val="none"/>
+          <w:effect w:val="none"/>
+        </w:rPr>
+      </w:pPr>
+      <w:r>
+        <w:rPr>
+          <w:rFonts w:ascii="Google Sans;sans-serif" w:hAnsi="Google Sans;sans-serif"/>
+          <w:b/>
+          <w:strike w:val="false"/>
+          <w:dstrike w:val="false"/>
+          <w:sz w:val="36"/>
+          <w:u w:val="none"/>
+          <w:effect w:val="none"/>
+        </w:rPr>
+      </w:r>
+    </w:p>
+    <w:p>
+      <w:pPr>
+        <w:pStyle w:val="Normal"/>
+        <w:bidi w:val="0"/>
+        <w:jc w:val="left"/>
+        <w:rPr>
+          <w:rFonts w:ascii="Google Sans;sans-serif" w:hAnsi="Google Sans;sans-serif"/>
+          <w:b/>
+          <w:strike w:val="false"/>
+          <w:dstrike w:val="false"/>
+          <w:sz w:val="36"/>
+          <w:u w:val="none"/>
+          <w:effect w:val="none"/>
+        </w:rPr>
+      </w:pPr>
+      <w:r>
+        <w:rPr>
+          <w:rFonts w:ascii="Google Sans;sans-serif" w:hAnsi="Google Sans;sans-serif"/>
+          <w:b/>
+          <w:strike w:val="false"/>
+          <w:dstrike w:val="false"/>
+          <w:sz w:val="36"/>
+          <w:u w:val="none"/>
+          <w:effect w:val="none"/>
+        </w:rPr>
+        <w:t xml:space="preserve">1. </w:t>
+      </w:r>
+      <w:r>
+        <w:rPr>
+          <w:rFonts w:ascii="Google Sans;sans-serif" w:hAnsi="Google Sans;sans-serif"/>
+          <w:b/>
+          <w:strike w:val="false"/>
+          <w:dstrike w:val="false"/>
+          <w:sz w:val="36"/>
+          <w:u w:val="none"/>
+          <w:effect w:val="none"/>
+        </w:rPr>
+        <w:t>Modulación por Pulsos de Amplitud (Pulsed RF)</w:t>
+      </w:r>
+    </w:p>
+    <w:p>
+      <w:pPr>
+        <w:pStyle w:val="Normal"/>
+        <w:bidi w:val="0"/>
+        <w:spacing w:before="180" w:after="240"/>
+        <w:ind w:left="0" w:right="0" w:hanging="0"/>
+        <w:jc w:val="left"/>
+        <w:rPr>
+          <w:rFonts w:ascii="Google Sans;sans-serif" w:hAnsi="Google Sans;sans-serif"/>
+          <w:b w:val="false"/>
+          <w:strike w:val="false"/>
+          <w:dstrike w:val="false"/>
+          <w:sz w:val="24"/>
+          <w:u w:val="none"/>
+          <w:effect w:val="none"/>
+        </w:rPr>
+      </w:pPr>
+      <w:r>
+        <w:rPr>
+          <w:rFonts w:ascii="Google Sans;sans-serif" w:hAnsi="Google Sans;sans-serif"/>
+          <w:b w:val="false"/>
+          <w:strike w:val="false"/>
+          <w:dstrike w:val="false"/>
+          <w:sz w:val="24"/>
+          <w:u w:val="none"/>
+          <w:effect w:val="none"/>
+        </w:rPr>
+        <w:t>Es el esquema clásico de los radares tradicionales. Consiste en transmitir ráfagas muy cortas de radiofrecuencia (típicamente entre 10 y 100 microsegundos) a una frecuencia portadora fija que va variando en cada paso.</w:t>
+      </w:r>
+    </w:p>
+    <w:p>
+      <w:pPr>
+        <w:pStyle w:val="TextBody"/>
+        <w:numPr>
+          <w:ilvl w:val="0"/>
+          <w:numId w:val="5"/>
+        </w:numPr>
+        <w:pBdr/>
+        <w:tabs>
+          <w:tab w:val="clear" w:pos="709"/>
+          <w:tab w:val="left" w:pos="0" w:leader="none"/>
+        </w:tabs>
+        <w:bidi w:val="0"/>
+        <w:spacing w:before="0" w:after="0"/>
+        <w:ind w:left="0" w:right="0" w:hanging="283"/>
+        <w:jc w:val="left"/>
+        <w:rPr/>
+      </w:pPr>
+      <w:r>
+        <w:rPr>
+          <w:rStyle w:val="StrongEmphasis"/>
+          <w:rFonts w:ascii="Google Sans;sans-serif" w:hAnsi="Google Sans;sans-serif"/>
+          <w:b/>
+          <w:strike w:val="false"/>
+          <w:dstrike w:val="false"/>
+          <w:sz w:val="24"/>
+          <w:u w:val="none"/>
+          <w:effect w:val="none"/>
+        </w:rPr>
+        <w:t>Potencia necesaria:</w:t>
+      </w:r>
+      <w:r>
+        <w:rPr>
+          <w:rFonts w:ascii="Google Sans;sans-serif" w:hAnsi="Google Sans;sans-serif"/>
+          <w:b w:val="false"/>
+          <w:strike w:val="false"/>
+          <w:dstrike w:val="false"/>
+          <w:sz w:val="24"/>
+          <w:u w:val="none"/>
+          <w:effect w:val="none"/>
+        </w:rPr>
+        <w:t xml:space="preserve"> </w:t>
+      </w:r>
+      <w:r>
+        <w:rPr>
+          <w:rStyle w:val="StrongEmphasis"/>
+          <w:rFonts w:ascii="Google Sans;sans-serif" w:hAnsi="Google Sans;sans-serif"/>
+          <w:b/>
+          <w:strike w:val="false"/>
+          <w:dstrike w:val="false"/>
+          <w:sz w:val="24"/>
+          <w:u w:val="none"/>
+          <w:effect w:val="none"/>
+        </w:rPr>
+        <w:t>1 kW a 10 kW (Potencia de pico / Peak Power)</w:t>
+      </w:r>
+      <w:r>
+        <w:rPr>
+          <w:rFonts w:ascii="Google Sans;sans-serif" w:hAnsi="Google Sans;sans-serif"/>
+          <w:b w:val="false"/>
+          <w:strike w:val="false"/>
+          <w:dstrike w:val="false"/>
+          <w:sz w:val="24"/>
+          <w:u w:val="none"/>
+          <w:effect w:val="none"/>
+        </w:rPr>
+        <w:t>. La potencia promedio es baja (pocos vatios) debido a un ciclo de trabajo (</w:t>
+      </w:r>
+      <w:r>
+        <w:rPr>
+          <w:rStyle w:val="Emphasis"/>
+          <w:rFonts w:ascii="Google Sans;sans-serif" w:hAnsi="Google Sans;sans-serif"/>
+          <w:b w:val="false"/>
+          <w:strike w:val="false"/>
+          <w:dstrike w:val="false"/>
+          <w:sz w:val="24"/>
+          <w:u w:val="none"/>
+          <w:effect w:val="none"/>
+        </w:rPr>
+        <w:t>duty cycle</w:t>
+      </w:r>
+      <w:r>
+        <w:rPr>
+          <w:rFonts w:ascii="Google Sans;sans-serif" w:hAnsi="Google Sans;sans-serif"/>
+          <w:b w:val="false"/>
+          <w:strike w:val="false"/>
+          <w:dstrike w:val="false"/>
+          <w:sz w:val="24"/>
+          <w:u w:val="none"/>
+          <w:effect w:val="none"/>
+        </w:rPr>
+        <w:t>) muy pequeño (típicamente &lt; 1%).</w:t>
+      </w:r>
+    </w:p>
+    <w:p>
+      <w:pPr>
+        <w:pStyle w:val="TextBody"/>
+        <w:numPr>
+          <w:ilvl w:val="0"/>
+          <w:numId w:val="5"/>
+        </w:numPr>
+        <w:pBdr/>
+        <w:tabs>
+          <w:tab w:val="clear" w:pos="709"/>
+          <w:tab w:val="left" w:pos="0" w:leader="none"/>
+        </w:tabs>
+        <w:bidi w:val="0"/>
+        <w:spacing w:before="0" w:after="0"/>
+        <w:ind w:left="0" w:right="0" w:hanging="283"/>
+        <w:jc w:val="left"/>
+        <w:rPr/>
+      </w:pPr>
+      <w:r>
+        <w:rPr>
+          <w:rStyle w:val="StrongEmphasis"/>
+          <w:rFonts w:ascii="Google Sans;sans-serif" w:hAnsi="Google Sans;sans-serif"/>
+          <w:b/>
+          <w:strike w:val="false"/>
+          <w:dstrike w:val="false"/>
+          <w:sz w:val="24"/>
+          <w:u w:val="none"/>
+          <w:effect w:val="none"/>
+        </w:rPr>
+        <w:t>Complejidad de diseño:</w:t>
+      </w:r>
+      <w:r>
+        <w:rPr>
+          <w:rFonts w:ascii="Google Sans;sans-serif" w:hAnsi="Google Sans;sans-serif"/>
+          <w:b w:val="false"/>
+          <w:strike w:val="false"/>
+          <w:dstrike w:val="false"/>
+          <w:sz w:val="24"/>
+          <w:u w:val="none"/>
+          <w:effect w:val="none"/>
+        </w:rPr>
+        <w:t xml:space="preserve"> Exige amplificadores de potencia (PA) robustos y costosos capaces de manejar picos de voltaje muy altos, además de sistemas de conmutación rápida Antena-Transmisor/Receptor (T/R Switch) para evitar que el pulso de transmisión destruya la etapa de recepción.</w:t>
+      </w:r>
+    </w:p>
+    <w:p>
+      <w:pPr>
+        <w:pStyle w:val="TextBody"/>
+        <w:bidi w:val="0"/>
+        <w:spacing w:before="360" w:after="180"/>
+        <w:ind w:left="0" w:right="0" w:hanging="0"/>
+        <w:jc w:val="left"/>
+        <w:rPr>
+          <w:rFonts w:ascii="Google Sans;sans-serif" w:hAnsi="Google Sans;sans-serif"/>
+          <w:b/>
+          <w:strike w:val="false"/>
+          <w:dstrike w:val="false"/>
+          <w:sz w:val="36"/>
+          <w:u w:val="none"/>
+          <w:effect w:val="none"/>
+        </w:rPr>
+      </w:pPr>
+      <w:r>
+        <w:rPr>
+          <w:rFonts w:ascii="Google Sans;sans-serif" w:hAnsi="Google Sans;sans-serif"/>
+          <w:b/>
+          <w:strike w:val="false"/>
+          <w:dstrike w:val="false"/>
+          <w:sz w:val="36"/>
+          <w:u w:val="none"/>
+          <w:effect w:val="none"/>
+        </w:rPr>
+        <w:t>2. Onda Continua Modulada en Frecuencia (FMCW / Chirp)</w:t>
+      </w:r>
+    </w:p>
+    <w:p>
+      <w:pPr>
+        <w:pStyle w:val="TextBody"/>
+        <w:bidi w:val="0"/>
+        <w:ind w:left="0" w:right="0" w:hanging="0"/>
+        <w:jc w:val="left"/>
+        <w:rPr/>
+      </w:pPr>
+      <w:r>
+        <w:rPr>
+          <w:rFonts w:ascii="Google Sans;sans-serif" w:hAnsi="Google Sans;sans-serif"/>
+          <w:b w:val="false"/>
+          <w:strike w:val="false"/>
+          <w:dstrike w:val="false"/>
+          <w:sz w:val="24"/>
+          <w:u w:val="none"/>
+          <w:effect w:val="none"/>
+        </w:rPr>
+        <w:t xml:space="preserve">La portadora se transmite de forma continua, pero su frecuencia varía linealmente con el tiempo (barrido de frecuencia o </w:t>
+      </w:r>
+      <w:r>
+        <w:rPr>
+          <w:rStyle w:val="Emphasis"/>
+          <w:rFonts w:ascii="Google Sans;sans-serif" w:hAnsi="Google Sans;sans-serif"/>
+          <w:b w:val="false"/>
+          <w:strike w:val="false"/>
+          <w:dstrike w:val="false"/>
+          <w:sz w:val="24"/>
+          <w:u w:val="none"/>
+          <w:effect w:val="none"/>
+        </w:rPr>
+        <w:t>linear frequency sweep</w:t>
+      </w:r>
+      <w:r>
+        <w:rPr>
+          <w:rFonts w:ascii="Google Sans;sans-serif" w:hAnsi="Google Sans;sans-serif"/>
+          <w:b w:val="false"/>
+          <w:strike w:val="false"/>
+          <w:dstrike w:val="false"/>
+          <w:sz w:val="24"/>
+          <w:u w:val="none"/>
+          <w:effect w:val="none"/>
+        </w:rPr>
+        <w:t>). El receptor mezcla la señal reflejada con una muestra de la señal que se está transmitiendo en ese mismo instante.</w:t>
+      </w:r>
+    </w:p>
+    <w:p>
+      <w:pPr>
+        <w:pStyle w:val="TextBody"/>
+        <w:numPr>
+          <w:ilvl w:val="0"/>
+          <w:numId w:val="6"/>
+        </w:numPr>
+        <w:pBdr/>
+        <w:tabs>
+          <w:tab w:val="clear" w:pos="709"/>
+          <w:tab w:val="left" w:pos="0" w:leader="none"/>
+        </w:tabs>
+        <w:bidi w:val="0"/>
+        <w:spacing w:before="0" w:after="0"/>
+        <w:ind w:left="0" w:right="0" w:hanging="283"/>
+        <w:jc w:val="left"/>
+        <w:rPr/>
+      </w:pPr>
+      <w:r>
+        <w:rPr>
+          <w:rStyle w:val="StrongEmphasis"/>
+          <w:rFonts w:ascii="Google Sans;sans-serif" w:hAnsi="Google Sans;sans-serif"/>
+          <w:b/>
+          <w:strike w:val="false"/>
+          <w:dstrike w:val="false"/>
+          <w:sz w:val="24"/>
+          <w:u w:val="none"/>
+          <w:effect w:val="none"/>
+        </w:rPr>
+        <w:t>Potencia necesaria:</w:t>
+      </w:r>
+      <w:r>
+        <w:rPr>
+          <w:rFonts w:ascii="Google Sans;sans-serif" w:hAnsi="Google Sans;sans-serif"/>
+          <w:b w:val="false"/>
+          <w:strike w:val="false"/>
+          <w:dstrike w:val="false"/>
+          <w:sz w:val="24"/>
+          <w:u w:val="none"/>
+          <w:effect w:val="none"/>
+        </w:rPr>
+        <w:t xml:space="preserve"> </w:t>
+      </w:r>
+      <w:r>
+        <w:rPr>
+          <w:rStyle w:val="StrongEmphasis"/>
+          <w:rFonts w:ascii="Google Sans;sans-serif" w:hAnsi="Google Sans;sans-serif"/>
+          <w:b/>
+          <w:strike w:val="false"/>
+          <w:dstrike w:val="false"/>
+          <w:sz w:val="24"/>
+          <w:u w:val="none"/>
+          <w:effect w:val="none"/>
+        </w:rPr>
+        <w:t>1 W a 100 W (Onda Continua / CW Power)</w:t>
+      </w:r>
+      <w:r>
+        <w:rPr>
+          <w:rFonts w:ascii="Google Sans;sans-serif" w:hAnsi="Google Sans;sans-serif"/>
+          <w:b w:val="false"/>
+          <w:strike w:val="false"/>
+          <w:dstrike w:val="false"/>
+          <w:sz w:val="24"/>
+          <w:u w:val="none"/>
+          <w:effect w:val="none"/>
+        </w:rPr>
+        <w:t xml:space="preserve">. Generalmente, con </w:t>
+      </w:r>
+      <w:r>
+        <w:rPr>
+          <w:rStyle w:val="StrongEmphasis"/>
+          <w:rFonts w:ascii="Google Sans;sans-serif" w:hAnsi="Google Sans;sans-serif"/>
+          <w:b/>
+          <w:strike w:val="false"/>
+          <w:dstrike w:val="false"/>
+          <w:sz w:val="24"/>
+          <w:u w:val="none"/>
+          <w:effect w:val="none"/>
+        </w:rPr>
+        <w:t>10W a 20W</w:t>
+      </w:r>
+      <w:r>
+        <w:rPr>
+          <w:rFonts w:ascii="Google Sans;sans-serif" w:hAnsi="Google Sans;sans-serif"/>
+          <w:b w:val="false"/>
+          <w:strike w:val="false"/>
+          <w:dstrike w:val="false"/>
+          <w:sz w:val="24"/>
+          <w:u w:val="none"/>
+          <w:effect w:val="none"/>
+        </w:rPr>
+        <w:t xml:space="preserve"> es suficiente para obtener ionogramas de alta calidad debido a la ganancia de procesamiento.</w:t>
+      </w:r>
+    </w:p>
+    <w:p>
+      <w:pPr>
+        <w:pStyle w:val="TextBody"/>
+        <w:numPr>
+          <w:ilvl w:val="0"/>
+          <w:numId w:val="6"/>
+        </w:numPr>
+        <w:pBdr/>
+        <w:tabs>
+          <w:tab w:val="clear" w:pos="709"/>
+          <w:tab w:val="left" w:pos="0" w:leader="none"/>
+        </w:tabs>
+        <w:bidi w:val="0"/>
+        <w:spacing w:before="0" w:after="0"/>
+        <w:ind w:left="0" w:right="0" w:hanging="283"/>
+        <w:jc w:val="left"/>
+        <w:rPr/>
+      </w:pPr>
+      <w:r>
+        <w:rPr>
+          <w:rStyle w:val="StrongEmphasis"/>
+          <w:rFonts w:ascii="Google Sans;sans-serif" w:hAnsi="Google Sans;sans-serif"/>
+          <w:b/>
+          <w:strike w:val="false"/>
+          <w:dstrike w:val="false"/>
+          <w:sz w:val="24"/>
+          <w:u w:val="none"/>
+          <w:effect w:val="none"/>
+        </w:rPr>
+        <w:t>Complejidad de diseño:</w:t>
+      </w:r>
+      <w:r>
+        <w:rPr>
+          <w:rFonts w:ascii="Google Sans;sans-serif" w:hAnsi="Google Sans;sans-serif"/>
+          <w:b w:val="false"/>
+          <w:strike w:val="false"/>
+          <w:dstrike w:val="false"/>
+          <w:sz w:val="24"/>
+          <w:u w:val="none"/>
+          <w:effect w:val="none"/>
+        </w:rPr>
+        <w:t xml:space="preserve"> Es el esquema ideal para proyectos de bajo presupuesto. Al transmitir de forma continua (ciclo de trabajo del 100%), la potencia de pico es igual a la potencia promedio. Requiere un aislamiento físico estricto (antenas separadas) entre el transmisor y el receptor para evitar la desensibilización del receptor.</w:t>
+      </w:r>
+    </w:p>
+    <w:p>
+      <w:pPr>
+        <w:pStyle w:val="TextBody"/>
+        <w:bidi w:val="0"/>
+        <w:spacing w:before="360" w:after="180"/>
+        <w:ind w:left="0" w:right="0" w:hanging="0"/>
+        <w:jc w:val="left"/>
+        <w:rPr>
+          <w:rFonts w:ascii="Google Sans;sans-serif" w:hAnsi="Google Sans;sans-serif"/>
+          <w:b/>
+          <w:strike w:val="false"/>
+          <w:dstrike w:val="false"/>
+          <w:sz w:val="36"/>
+          <w:u w:val="none"/>
+          <w:effect w:val="none"/>
+        </w:rPr>
+      </w:pPr>
+      <w:r>
+        <w:rPr>
+          <w:rFonts w:ascii="Google Sans;sans-serif" w:hAnsi="Google Sans;sans-serif"/>
+          <w:b/>
+          <w:strike w:val="false"/>
+          <w:dstrike w:val="false"/>
+          <w:sz w:val="36"/>
+          <w:u w:val="none"/>
+          <w:effect w:val="none"/>
+        </w:rPr>
+        <w:t>3. Modulación por Codificación de Fase (Phase-Coded / PRN)</w:t>
+      </w:r>
+    </w:p>
+    <w:p>
+      <w:pPr>
+        <w:pStyle w:val="TextBody"/>
+        <w:bidi w:val="0"/>
+        <w:ind w:left="0" w:right="0" w:hanging="0"/>
+        <w:jc w:val="left"/>
+        <w:rPr/>
+      </w:pPr>
+      <w:r>
+        <w:rPr>
+          <w:rFonts w:ascii="Google Sans;sans-serif" w:hAnsi="Google Sans;sans-serif"/>
+          <w:b w:val="false"/>
+          <w:strike w:val="false"/>
+          <w:dstrike w:val="false"/>
+          <w:sz w:val="24"/>
+          <w:u w:val="none"/>
+          <w:effect w:val="none"/>
+        </w:rPr>
+        <w:t xml:space="preserve">Se transmite una señal de onda continua (CW) o pulsos largos, pero se modula la fase de la portadora (usualmente mediante BPSK - </w:t>
+      </w:r>
+      <w:r>
+        <w:rPr>
+          <w:rStyle w:val="Emphasis"/>
+          <w:rFonts w:ascii="Google Sans;sans-serif" w:hAnsi="Google Sans;sans-serif"/>
+          <w:b w:val="false"/>
+          <w:strike w:val="false"/>
+          <w:dstrike w:val="false"/>
+          <w:sz w:val="24"/>
+          <w:u w:val="none"/>
+          <w:effect w:val="none"/>
+        </w:rPr>
+        <w:t>Binary Phase Shift Keying</w:t>
+      </w:r>
+      <w:r>
+        <w:rPr>
+          <w:rFonts w:ascii="Google Sans;sans-serif" w:hAnsi="Google Sans;sans-serif"/>
+          <w:b w:val="false"/>
+          <w:strike w:val="false"/>
+          <w:dstrike w:val="false"/>
+          <w:sz w:val="24"/>
+          <w:u w:val="none"/>
+          <w:effect w:val="none"/>
+        </w:rPr>
+        <w:t xml:space="preserve">) utilizando secuencias digitales pseudoaleatorias (códigos pseudoaleatorios o </w:t>
+      </w:r>
+      <w:r>
+        <w:rPr>
+          <w:rStyle w:val="StrongEmphasis"/>
+          <w:rFonts w:ascii="Google Sans;sans-serif" w:hAnsi="Google Sans;sans-serif"/>
+          <w:b/>
+          <w:strike w:val="false"/>
+          <w:dstrike w:val="false"/>
+          <w:sz w:val="24"/>
+          <w:u w:val="none"/>
+          <w:effect w:val="none"/>
+        </w:rPr>
+        <w:t>PRN</w:t>
+      </w:r>
+      <w:r>
+        <w:rPr>
+          <w:rFonts w:ascii="Google Sans;sans-serif" w:hAnsi="Google Sans;sans-serif"/>
+          <w:b w:val="false"/>
+          <w:strike w:val="false"/>
+          <w:dstrike w:val="false"/>
+          <w:sz w:val="24"/>
+          <w:u w:val="none"/>
+          <w:effect w:val="none"/>
+        </w:rPr>
+        <w:t xml:space="preserve"> como códigos Barker, secuencias m o códigos Golay). El receptor aplica una técnica de correlación cruzada para comprimir el pulso en el dominio del tiempo.</w:t>
+      </w:r>
+    </w:p>
+    <w:p>
+      <w:pPr>
+        <w:pStyle w:val="TextBody"/>
+        <w:numPr>
+          <w:ilvl w:val="0"/>
+          <w:numId w:val="7"/>
+        </w:numPr>
+        <w:pBdr/>
+        <w:tabs>
+          <w:tab w:val="clear" w:pos="709"/>
+          <w:tab w:val="left" w:pos="0" w:leader="none"/>
+        </w:tabs>
+        <w:bidi w:val="0"/>
+        <w:spacing w:before="0" w:after="0"/>
+        <w:ind w:left="0" w:right="0" w:hanging="283"/>
+        <w:jc w:val="left"/>
+        <w:rPr/>
+      </w:pPr>
+      <w:r>
+        <w:rPr>
+          <w:rStyle w:val="StrongEmphasis"/>
+          <w:rFonts w:ascii="Google Sans;sans-serif" w:hAnsi="Google Sans;sans-serif"/>
+          <w:b/>
+          <w:strike w:val="false"/>
+          <w:dstrike w:val="false"/>
+          <w:sz w:val="24"/>
+          <w:u w:val="none"/>
+          <w:effect w:val="none"/>
+        </w:rPr>
+        <w:t>Potencia necesaria:</w:t>
+      </w:r>
+      <w:r>
+        <w:rPr>
+          <w:rFonts w:ascii="Google Sans;sans-serif" w:hAnsi="Google Sans;sans-serif"/>
+          <w:b w:val="false"/>
+          <w:strike w:val="false"/>
+          <w:dstrike w:val="false"/>
+          <w:sz w:val="24"/>
+          <w:u w:val="none"/>
+          <w:effect w:val="none"/>
+        </w:rPr>
+        <w:t xml:space="preserve"> </w:t>
+      </w:r>
+      <w:r>
+        <w:rPr>
+          <w:rStyle w:val="StrongEmphasis"/>
+          <w:rFonts w:ascii="Google Sans;sans-serif" w:hAnsi="Google Sans;sans-serif"/>
+          <w:b/>
+          <w:strike w:val="false"/>
+          <w:dstrike w:val="false"/>
+          <w:sz w:val="24"/>
+          <w:u w:val="none"/>
+          <w:effect w:val="none"/>
+        </w:rPr>
+        <w:t>10 W a 500 W (Dependiendo de la longitud del código)</w:t>
+      </w:r>
+      <w:r>
+        <w:rPr>
+          <w:rFonts w:ascii="Google Sans;sans-serif" w:hAnsi="Google Sans;sans-serif"/>
+          <w:b w:val="false"/>
+          <w:strike w:val="false"/>
+          <w:dstrike w:val="false"/>
+          <w:sz w:val="24"/>
+          <w:u w:val="none"/>
+          <w:effect w:val="none"/>
+        </w:rPr>
+        <w:t>. Permite usar potencias notablemente más bajas que el sistema de pulsos puros para lograr la misma resolución.</w:t>
+      </w:r>
+    </w:p>
+    <w:p>
+      <w:pPr>
+        <w:pStyle w:val="TextBody"/>
+        <w:numPr>
+          <w:ilvl w:val="0"/>
+          <w:numId w:val="7"/>
+        </w:numPr>
+        <w:pBdr/>
+        <w:tabs>
+          <w:tab w:val="clear" w:pos="709"/>
+          <w:tab w:val="left" w:pos="0" w:leader="none"/>
+        </w:tabs>
+        <w:bidi w:val="0"/>
+        <w:spacing w:before="0" w:after="0"/>
+        <w:ind w:left="0" w:right="0" w:hanging="283"/>
+        <w:jc w:val="left"/>
+        <w:rPr/>
+      </w:pPr>
+      <w:r>
+        <w:rPr>
+          <w:rStyle w:val="StrongEmphasis"/>
+          <w:rFonts w:ascii="Google Sans;sans-serif" w:hAnsi="Google Sans;sans-serif"/>
+          <w:b/>
+          <w:strike w:val="false"/>
+          <w:dstrike w:val="false"/>
+          <w:sz w:val="24"/>
+          <w:u w:val="none"/>
+          <w:effect w:val="none"/>
+        </w:rPr>
+        <w:t>Complejidad de diseño:</w:t>
+      </w:r>
+      <w:r>
+        <w:rPr>
+          <w:rFonts w:ascii="Google Sans;sans-serif" w:hAnsi="Google Sans;sans-serif"/>
+          <w:b w:val="false"/>
+          <w:strike w:val="false"/>
+          <w:dstrike w:val="false"/>
+          <w:sz w:val="24"/>
+          <w:u w:val="none"/>
+          <w:effect w:val="none"/>
+        </w:rPr>
+        <w:t xml:space="preserve"> Requiere un diseño de hardware lineal y un procesamiento digital (DSP) intensivo para realizar las correlaciones en tiempo real (normalmente implementado en FPGAs). Tiene la ventaja de ser altamente inmune a las interferencias de otras señales de HF.</w:t>
+      </w:r>
+    </w:p>
+    <w:p>
+      <w:pPr>
+        <w:pStyle w:val="TextBody"/>
+        <w:bidi w:val="0"/>
+        <w:spacing w:before="360" w:after="180"/>
+        <w:ind w:left="0" w:right="0" w:hanging="0"/>
+        <w:jc w:val="left"/>
+        <w:rPr>
+          <w:rFonts w:ascii="Google Sans;sans-serif" w:hAnsi="Google Sans;sans-serif"/>
+          <w:b/>
+          <w:strike w:val="false"/>
+          <w:dstrike w:val="false"/>
+          <w:sz w:val="36"/>
+          <w:u w:val="none"/>
+          <w:effect w:val="none"/>
+        </w:rPr>
+      </w:pPr>
+      <w:r>
+        <w:rPr>
+          <w:rFonts w:ascii="Google Sans;sans-serif" w:hAnsi="Google Sans;sans-serif"/>
+          <w:b/>
+          <w:strike w:val="false"/>
+          <w:dstrike w:val="false"/>
+          <w:sz w:val="36"/>
+          <w:u w:val="none"/>
+          <w:effect w:val="none"/>
+        </w:rPr>
+        <w:t>4. Modulación por Pulsos Comprimidos (Chirp-Pulse Doppler)</w:t>
+      </w:r>
+    </w:p>
+    <w:p>
+      <w:pPr>
+        <w:pStyle w:val="TextBody"/>
+        <w:bidi w:val="0"/>
+        <w:spacing w:before="180" w:after="240"/>
+        <w:ind w:left="0" w:right="0" w:hanging="0"/>
+        <w:jc w:val="left"/>
+        <w:rPr>
+          <w:rFonts w:ascii="Google Sans;sans-serif" w:hAnsi="Google Sans;sans-serif"/>
+          <w:b w:val="false"/>
+          <w:strike w:val="false"/>
+          <w:dstrike w:val="false"/>
+          <w:sz w:val="24"/>
+          <w:u w:val="none"/>
+          <w:effect w:val="none"/>
+        </w:rPr>
+      </w:pPr>
+      <w:r>
+        <w:rPr>
+          <w:rFonts w:ascii="Google Sans;sans-serif" w:hAnsi="Google Sans;sans-serif"/>
+          <w:b w:val="false"/>
+          <w:strike w:val="false"/>
+          <w:dstrike w:val="false"/>
+          <w:sz w:val="24"/>
+          <w:u w:val="none"/>
+          <w:effect w:val="none"/>
+        </w:rPr>
+        <w:t>Es un esquema híbrido avanzado utilizado en las digisondas modernas. Combina la transmisión por pulsos con la modulación en frecuencia dentro de cada pulso (una ráfaga corta que incluye un micro-barrido de frecuencia interna).</w:t>
+      </w:r>
+    </w:p>
+    <w:p>
+      <w:pPr>
+        <w:pStyle w:val="TextBody"/>
+        <w:numPr>
+          <w:ilvl w:val="0"/>
+          <w:numId w:val="8"/>
+        </w:numPr>
+        <w:pBdr/>
+        <w:tabs>
+          <w:tab w:val="clear" w:pos="709"/>
+          <w:tab w:val="left" w:pos="0" w:leader="none"/>
+        </w:tabs>
+        <w:bidi w:val="0"/>
+        <w:spacing w:before="0" w:after="0"/>
+        <w:ind w:left="0" w:right="0" w:hanging="283"/>
+        <w:jc w:val="left"/>
+        <w:rPr/>
+      </w:pPr>
+      <w:r>
+        <w:rPr>
+          <w:rStyle w:val="StrongEmphasis"/>
+          <w:rFonts w:ascii="Google Sans;sans-serif" w:hAnsi="Google Sans;sans-serif"/>
+          <w:b/>
+          <w:strike w:val="false"/>
+          <w:dstrike w:val="false"/>
+          <w:sz w:val="24"/>
+          <w:u w:val="none"/>
+          <w:effect w:val="none"/>
+        </w:rPr>
+        <w:t>Potencia necesaria:</w:t>
+      </w:r>
+      <w:r>
+        <w:rPr>
+          <w:rFonts w:ascii="Google Sans;sans-serif" w:hAnsi="Google Sans;sans-serif"/>
+          <w:b w:val="false"/>
+          <w:strike w:val="false"/>
+          <w:dstrike w:val="false"/>
+          <w:sz w:val="24"/>
+          <w:u w:val="none"/>
+          <w:effect w:val="none"/>
+        </w:rPr>
+        <w:t xml:space="preserve"> </w:t>
+      </w:r>
+      <w:r>
+        <w:rPr>
+          <w:rStyle w:val="StrongEmphasis"/>
+          <w:rFonts w:ascii="Google Sans;sans-serif" w:hAnsi="Google Sans;sans-serif"/>
+          <w:b/>
+          <w:strike w:val="false"/>
+          <w:dstrike w:val="false"/>
+          <w:sz w:val="24"/>
+          <w:u w:val="none"/>
+          <w:effect w:val="none"/>
+        </w:rPr>
+        <w:t>100 W a 500 W (Potencia de pico)</w:t>
+      </w:r>
+      <w:r>
+        <w:rPr>
+          <w:rFonts w:ascii="Google Sans;sans-serif" w:hAnsi="Google Sans;sans-serif"/>
+          <w:b w:val="false"/>
+          <w:strike w:val="false"/>
+          <w:dstrike w:val="false"/>
+          <w:sz w:val="24"/>
+          <w:u w:val="none"/>
+          <w:effect w:val="none"/>
+        </w:rPr>
+        <w:t>. Reduce los requerimientos de kilovatios de los pulsos puros gracias a la ganancia de compresión del pulso interno.</w:t>
+      </w:r>
+    </w:p>
+    <w:p>
+      <w:pPr>
+        <w:pStyle w:val="TextBody"/>
+        <w:numPr>
+          <w:ilvl w:val="0"/>
+          <w:numId w:val="8"/>
+        </w:numPr>
+        <w:pBdr/>
+        <w:tabs>
+          <w:tab w:val="clear" w:pos="709"/>
+          <w:tab w:val="left" w:pos="0" w:leader="none"/>
+        </w:tabs>
+        <w:bidi w:val="0"/>
+        <w:spacing w:before="0" w:after="0"/>
+        <w:ind w:left="0" w:right="0" w:hanging="283"/>
+        <w:jc w:val="left"/>
+        <w:rPr/>
+      </w:pPr>
+      <w:r>
+        <w:rPr>
+          <w:rStyle w:val="StrongEmphasis"/>
+          <w:rFonts w:ascii="Google Sans;sans-serif" w:hAnsi="Google Sans;sans-serif"/>
+          <w:b/>
+          <w:strike w:val="false"/>
+          <w:dstrike w:val="false"/>
+          <w:sz w:val="24"/>
+          <w:u w:val="none"/>
+          <w:effect w:val="none"/>
+        </w:rPr>
+        <w:t>Complejidad de diseño:</w:t>
+      </w:r>
+      <w:r>
+        <w:rPr>
+          <w:rFonts w:ascii="Google Sans;sans-serif" w:hAnsi="Google Sans;sans-serif"/>
+          <w:b w:val="false"/>
+          <w:strike w:val="false"/>
+          <w:dstrike w:val="false"/>
+          <w:sz w:val="24"/>
+          <w:u w:val="none"/>
+          <w:effect w:val="none"/>
+        </w:rPr>
+        <w:t xml:space="preserve"> Muy alta. Requiere sintetizadores de frecuencia digitales ultra-rápidos (DDS) coordinados con convertidores analógico-digitales (ADC) de alta velocidad para resolver simultáneamente la altitud virtual y el desplazamiento Doppler del plasma.</w:t>
+      </w:r>
+    </w:p>
+    <w:p>
+      <w:pPr>
+        <w:pStyle w:val="TextBody"/>
+        <w:pBdr/>
+        <w:bidi w:val="0"/>
+        <w:spacing w:before="0" w:after="0"/>
+        <w:ind w:left="0" w:right="0" w:hanging="0"/>
+        <w:jc w:val="left"/>
+        <w:rPr>
+          <w:b w:val="false"/>
+          <w:sz w:val="24"/>
+        </w:rPr>
+      </w:pPr>
+      <w:r>
+        <w:rPr>
+          <w:rFonts w:ascii="Google Sans;sans-serif" w:hAnsi="Google Sans;sans-serif"/>
+          <w:b/>
+          <w:strike w:val="false"/>
+          <w:dstrike w:val="false"/>
+          <w:sz w:val="36"/>
+          <w:u w:val="none"/>
+          <w:effect w:val="none"/>
+        </w:rPr>
+      </w:r>
+    </w:p>
+    <w:p>
+      <w:pPr>
+        <w:pStyle w:val="Normal"/>
+        <w:bidi w:val="0"/>
+        <w:jc w:val="left"/>
+        <w:rPr>
+          <w:rFonts w:ascii="Google Sans;sans-serif" w:hAnsi="Google Sans;sans-serif"/>
+          <w:b/>
+          <w:strike w:val="false"/>
+          <w:dstrike w:val="false"/>
+          <w:sz w:val="36"/>
+          <w:u w:val="none"/>
+          <w:effect w:val="none"/>
+        </w:rPr>
+      </w:pPr>
+      <w:r>
+        <w:rPr>
+          <w:rFonts w:ascii="Google Sans;sans-serif" w:hAnsi="Google Sans;sans-serif"/>
+          <w:b/>
+          <w:strike w:val="false"/>
+          <w:dstrike w:val="false"/>
+          <w:sz w:val="36"/>
+          <w:u w:val="none"/>
+          <w:effect w:val="none"/>
+        </w:rPr>
       </w:r>
     </w:p>
     <w:sectPr>
+      <w:footerReference w:type="default" r:id="rId2"/>
       <w:type w:val="nextPage"/>
       <w:pgSz w:w="11906" w:h="16838"/>
-      <w:pgMar w:left="1134" w:right="1134" w:gutter="0" w:header="0" w:top="1134" w:footer="0" w:bottom="1134"/>
+      <w:pgMar w:left="1134" w:right="1134" w:gutter="0" w:header="0" w:top="1134" w:footer="1134" w:bottom="1693"/>
       <w:pgNumType w:fmt="decimal"/>
       <w:formProt w:val="false"/>
       <w:textDirection w:val="lrTb"/>
@@ -1493,6 +4644,23 @@
 </w:document>
 </file>
 
+<file path=word/footer1.xml><?xml version="1.0" encoding="utf-8"?>
+<w:ftr xmlns:o="urn:schemas-microsoft-com:office:office" xmlns:r="http://schemas.openxmlformats.org/officeDocument/2006/relationships" xmlns:v="urn:schemas-microsoft-com:vml" xmlns:w="http://schemas.openxmlformats.org/wordprocessingml/2006/main" xmlns:w10="urn:schemas-microsoft-com:office:word" xmlns:wp="http://schemas.openxmlformats.org/drawingml/2006/wordprocessingDrawing" xmlns:wps="http://schemas.microsoft.com/office/word/2010/wordprocessingShape" xmlns:wpg="http://schemas.microsoft.com/office/word/2010/wordprocessingGroup" xmlns:mc="http://schemas.openxmlformats.org/markup-compatibility/2006" xmlns:wp14="http://schemas.microsoft.com/office/word/2010/wordprocessingDrawing" xmlns:w14="http://schemas.microsoft.com/office/word/2010/wordml" xmlns:w15="http://schemas.microsoft.com/office/word/2012/wordml" mc:Ignorable="w14 wp14 w15">
+  <w:p>
+    <w:pPr>
+      <w:pStyle w:val="Footer"/>
+      <w:suppressLineNumbers/>
+      <w:bidi w:val="0"/>
+      <w:jc w:val="left"/>
+      <w:rPr/>
+    </w:pPr>
+    <w:r>
+      <w:rPr/>
+    </w:r>
+  </w:p>
+</w:ftr>
+</file>
+
 <file path=word/numbering.xml><?xml version="1.0" encoding="utf-8"?>
 <w:numbering xmlns:w="http://schemas.openxmlformats.org/wordprocessingml/2006/main" xmlns:o="urn:schemas-microsoft-com:office:office" xmlns:r="http://schemas.openxmlformats.org/officeDocument/2006/relationships" xmlns:v="urn:schemas-microsoft-com:vml" xmlns:mc="http://schemas.openxmlformats.org/markup-compatibility/2006" xmlns:w14="http://schemas.microsoft.com/office/word/2010/wordml" mc:Ignorable="w14">
   <w:abstractNum w:abstractNumId="1">
@@ -2044,6 +5212,1376 @@
     </w:lvl>
   </w:abstractNum>
   <w:abstractNum w:abstractNumId="5">
+    <w:lvl w:ilvl="0">
+      <w:start w:val="1"/>
+      <w:numFmt w:val="bullet"/>
+      <w:lvlText w:val=""/>
+      <w:lvlJc w:val="left"/>
+      <w:pPr>
+        <w:tabs>
+          <w:tab w:val="num" w:pos="0"/>
+        </w:tabs>
+        <w:ind w:left="0" w:hanging="283"/>
+      </w:pPr>
+      <w:rPr>
+        <w:rFonts w:ascii="Symbol" w:hAnsi="Symbol" w:cs="Symbol" w:hint="default"/>
+      </w:rPr>
+    </w:lvl>
+    <w:lvl w:ilvl="1">
+      <w:start w:val="1"/>
+      <w:numFmt w:val="bullet"/>
+      <w:lvlText w:val=""/>
+      <w:lvlJc w:val="left"/>
+      <w:pPr>
+        <w:tabs>
+          <w:tab w:val="num" w:pos="1418"/>
+        </w:tabs>
+        <w:ind w:left="1418" w:hanging="283"/>
+      </w:pPr>
+      <w:rPr>
+        <w:rFonts w:ascii="Symbol" w:hAnsi="Symbol" w:cs="Symbol" w:hint="default"/>
+      </w:rPr>
+    </w:lvl>
+    <w:lvl w:ilvl="2">
+      <w:start w:val="1"/>
+      <w:numFmt w:val="bullet"/>
+      <w:lvlText w:val=""/>
+      <w:lvlJc w:val="left"/>
+      <w:pPr>
+        <w:tabs>
+          <w:tab w:val="num" w:pos="2127"/>
+        </w:tabs>
+        <w:ind w:left="2127" w:hanging="283"/>
+      </w:pPr>
+      <w:rPr>
+        <w:rFonts w:ascii="Symbol" w:hAnsi="Symbol" w:cs="Symbol" w:hint="default"/>
+      </w:rPr>
+    </w:lvl>
+    <w:lvl w:ilvl="3">
+      <w:start w:val="1"/>
+      <w:numFmt w:val="bullet"/>
+      <w:lvlText w:val=""/>
+      <w:lvlJc w:val="left"/>
+      <w:pPr>
+        <w:tabs>
+          <w:tab w:val="num" w:pos="2836"/>
+        </w:tabs>
+        <w:ind w:left="2836" w:hanging="283"/>
+      </w:pPr>
+      <w:rPr>
+        <w:rFonts w:ascii="Symbol" w:hAnsi="Symbol" w:cs="Symbol" w:hint="default"/>
+      </w:rPr>
+    </w:lvl>
+    <w:lvl w:ilvl="4">
+      <w:start w:val="1"/>
+      <w:numFmt w:val="bullet"/>
+      <w:lvlText w:val=""/>
+      <w:lvlJc w:val="left"/>
+      <w:pPr>
+        <w:tabs>
+          <w:tab w:val="num" w:pos="3545"/>
+        </w:tabs>
+        <w:ind w:left="3545" w:hanging="283"/>
+      </w:pPr>
+      <w:rPr>
+        <w:rFonts w:ascii="Symbol" w:hAnsi="Symbol" w:cs="Symbol" w:hint="default"/>
+      </w:rPr>
+    </w:lvl>
+    <w:lvl w:ilvl="5">
+      <w:start w:val="1"/>
+      <w:numFmt w:val="bullet"/>
+      <w:lvlText w:val=""/>
+      <w:lvlJc w:val="left"/>
+      <w:pPr>
+        <w:tabs>
+          <w:tab w:val="num" w:pos="4254"/>
+        </w:tabs>
+        <w:ind w:left="4254" w:hanging="283"/>
+      </w:pPr>
+      <w:rPr>
+        <w:rFonts w:ascii="Symbol" w:hAnsi="Symbol" w:cs="Symbol" w:hint="default"/>
+      </w:rPr>
+    </w:lvl>
+    <w:lvl w:ilvl="6">
+      <w:start w:val="1"/>
+      <w:numFmt w:val="bullet"/>
+      <w:lvlText w:val=""/>
+      <w:lvlJc w:val="left"/>
+      <w:pPr>
+        <w:tabs>
+          <w:tab w:val="num" w:pos="4963"/>
+        </w:tabs>
+        <w:ind w:left="4963" w:hanging="283"/>
+      </w:pPr>
+      <w:rPr>
+        <w:rFonts w:ascii="Symbol" w:hAnsi="Symbol" w:cs="Symbol" w:hint="default"/>
+      </w:rPr>
+    </w:lvl>
+    <w:lvl w:ilvl="7">
+      <w:start w:val="1"/>
+      <w:numFmt w:val="bullet"/>
+      <w:lvlText w:val=""/>
+      <w:lvlJc w:val="left"/>
+      <w:pPr>
+        <w:tabs>
+          <w:tab w:val="num" w:pos="5672"/>
+        </w:tabs>
+        <w:ind w:left="5672" w:hanging="283"/>
+      </w:pPr>
+      <w:rPr>
+        <w:rFonts w:ascii="Symbol" w:hAnsi="Symbol" w:cs="Symbol" w:hint="default"/>
+      </w:rPr>
+    </w:lvl>
+    <w:lvl w:ilvl="8">
+      <w:start w:val="1"/>
+      <w:numFmt w:val="bullet"/>
+      <w:lvlText w:val=""/>
+      <w:lvlJc w:val="left"/>
+      <w:pPr>
+        <w:tabs>
+          <w:tab w:val="num" w:pos="6381"/>
+        </w:tabs>
+        <w:ind w:left="6381" w:hanging="283"/>
+      </w:pPr>
+      <w:rPr>
+        <w:rFonts w:ascii="Symbol" w:hAnsi="Symbol" w:cs="Symbol" w:hint="default"/>
+      </w:rPr>
+    </w:lvl>
+  </w:abstractNum>
+  <w:abstractNum w:abstractNumId="6">
+    <w:lvl w:ilvl="0">
+      <w:start w:val="1"/>
+      <w:numFmt w:val="bullet"/>
+      <w:lvlText w:val=""/>
+      <w:lvlJc w:val="left"/>
+      <w:pPr>
+        <w:tabs>
+          <w:tab w:val="num" w:pos="0"/>
+        </w:tabs>
+        <w:ind w:left="0" w:hanging="283"/>
+      </w:pPr>
+      <w:rPr>
+        <w:rFonts w:ascii="Symbol" w:hAnsi="Symbol" w:cs="Symbol" w:hint="default"/>
+      </w:rPr>
+    </w:lvl>
+    <w:lvl w:ilvl="1">
+      <w:start w:val="1"/>
+      <w:numFmt w:val="bullet"/>
+      <w:lvlText w:val=""/>
+      <w:lvlJc w:val="left"/>
+      <w:pPr>
+        <w:tabs>
+          <w:tab w:val="num" w:pos="1418"/>
+        </w:tabs>
+        <w:ind w:left="1418" w:hanging="283"/>
+      </w:pPr>
+      <w:rPr>
+        <w:rFonts w:ascii="Symbol" w:hAnsi="Symbol" w:cs="Symbol" w:hint="default"/>
+      </w:rPr>
+    </w:lvl>
+    <w:lvl w:ilvl="2">
+      <w:start w:val="1"/>
+      <w:numFmt w:val="bullet"/>
+      <w:lvlText w:val=""/>
+      <w:lvlJc w:val="left"/>
+      <w:pPr>
+        <w:tabs>
+          <w:tab w:val="num" w:pos="2127"/>
+        </w:tabs>
+        <w:ind w:left="2127" w:hanging="283"/>
+      </w:pPr>
+      <w:rPr>
+        <w:rFonts w:ascii="Symbol" w:hAnsi="Symbol" w:cs="Symbol" w:hint="default"/>
+      </w:rPr>
+    </w:lvl>
+    <w:lvl w:ilvl="3">
+      <w:start w:val="1"/>
+      <w:numFmt w:val="bullet"/>
+      <w:lvlText w:val=""/>
+      <w:lvlJc w:val="left"/>
+      <w:pPr>
+        <w:tabs>
+          <w:tab w:val="num" w:pos="2836"/>
+        </w:tabs>
+        <w:ind w:left="2836" w:hanging="283"/>
+      </w:pPr>
+      <w:rPr>
+        <w:rFonts w:ascii="Symbol" w:hAnsi="Symbol" w:cs="Symbol" w:hint="default"/>
+      </w:rPr>
+    </w:lvl>
+    <w:lvl w:ilvl="4">
+      <w:start w:val="1"/>
+      <w:numFmt w:val="bullet"/>
+      <w:lvlText w:val=""/>
+      <w:lvlJc w:val="left"/>
+      <w:pPr>
+        <w:tabs>
+          <w:tab w:val="num" w:pos="3545"/>
+        </w:tabs>
+        <w:ind w:left="3545" w:hanging="283"/>
+      </w:pPr>
+      <w:rPr>
+        <w:rFonts w:ascii="Symbol" w:hAnsi="Symbol" w:cs="Symbol" w:hint="default"/>
+      </w:rPr>
+    </w:lvl>
+    <w:lvl w:ilvl="5">
+      <w:start w:val="1"/>
+      <w:numFmt w:val="bullet"/>
+      <w:lvlText w:val=""/>
+      <w:lvlJc w:val="left"/>
+      <w:pPr>
+        <w:tabs>
+          <w:tab w:val="num" w:pos="4254"/>
+        </w:tabs>
+        <w:ind w:left="4254" w:hanging="283"/>
+      </w:pPr>
+      <w:rPr>
+        <w:rFonts w:ascii="Symbol" w:hAnsi="Symbol" w:cs="Symbol" w:hint="default"/>
+      </w:rPr>
+    </w:lvl>
+    <w:lvl w:ilvl="6">
+      <w:start w:val="1"/>
+      <w:numFmt w:val="bullet"/>
+      <w:lvlText w:val=""/>
+      <w:lvlJc w:val="left"/>
+      <w:pPr>
+        <w:tabs>
+          <w:tab w:val="num" w:pos="4963"/>
+        </w:tabs>
+        <w:ind w:left="4963" w:hanging="283"/>
+      </w:pPr>
+      <w:rPr>
+        <w:rFonts w:ascii="Symbol" w:hAnsi="Symbol" w:cs="Symbol" w:hint="default"/>
+      </w:rPr>
+    </w:lvl>
+    <w:lvl w:ilvl="7">
+      <w:start w:val="1"/>
+      <w:numFmt w:val="bullet"/>
+      <w:lvlText w:val=""/>
+      <w:lvlJc w:val="left"/>
+      <w:pPr>
+        <w:tabs>
+          <w:tab w:val="num" w:pos="5672"/>
+        </w:tabs>
+        <w:ind w:left="5672" w:hanging="283"/>
+      </w:pPr>
+      <w:rPr>
+        <w:rFonts w:ascii="Symbol" w:hAnsi="Symbol" w:cs="Symbol" w:hint="default"/>
+      </w:rPr>
+    </w:lvl>
+    <w:lvl w:ilvl="8">
+      <w:start w:val="1"/>
+      <w:numFmt w:val="bullet"/>
+      <w:lvlText w:val=""/>
+      <w:lvlJc w:val="left"/>
+      <w:pPr>
+        <w:tabs>
+          <w:tab w:val="num" w:pos="6381"/>
+        </w:tabs>
+        <w:ind w:left="6381" w:hanging="283"/>
+      </w:pPr>
+      <w:rPr>
+        <w:rFonts w:ascii="Symbol" w:hAnsi="Symbol" w:cs="Symbol" w:hint="default"/>
+      </w:rPr>
+    </w:lvl>
+  </w:abstractNum>
+  <w:abstractNum w:abstractNumId="7">
+    <w:lvl w:ilvl="0">
+      <w:start w:val="1"/>
+      <w:numFmt w:val="bullet"/>
+      <w:lvlText w:val=""/>
+      <w:lvlJc w:val="left"/>
+      <w:pPr>
+        <w:tabs>
+          <w:tab w:val="num" w:pos="0"/>
+        </w:tabs>
+        <w:ind w:left="0" w:hanging="283"/>
+      </w:pPr>
+      <w:rPr>
+        <w:rFonts w:ascii="Symbol" w:hAnsi="Symbol" w:cs="Symbol" w:hint="default"/>
+      </w:rPr>
+    </w:lvl>
+    <w:lvl w:ilvl="1">
+      <w:start w:val="1"/>
+      <w:numFmt w:val="bullet"/>
+      <w:lvlText w:val=""/>
+      <w:lvlJc w:val="left"/>
+      <w:pPr>
+        <w:tabs>
+          <w:tab w:val="num" w:pos="1418"/>
+        </w:tabs>
+        <w:ind w:left="1418" w:hanging="283"/>
+      </w:pPr>
+      <w:rPr>
+        <w:rFonts w:ascii="Symbol" w:hAnsi="Symbol" w:cs="Symbol" w:hint="default"/>
+      </w:rPr>
+    </w:lvl>
+    <w:lvl w:ilvl="2">
+      <w:start w:val="1"/>
+      <w:numFmt w:val="bullet"/>
+      <w:lvlText w:val=""/>
+      <w:lvlJc w:val="left"/>
+      <w:pPr>
+        <w:tabs>
+          <w:tab w:val="num" w:pos="2127"/>
+        </w:tabs>
+        <w:ind w:left="2127" w:hanging="283"/>
+      </w:pPr>
+      <w:rPr>
+        <w:rFonts w:ascii="Symbol" w:hAnsi="Symbol" w:cs="Symbol" w:hint="default"/>
+      </w:rPr>
+    </w:lvl>
+    <w:lvl w:ilvl="3">
+      <w:start w:val="1"/>
+      <w:numFmt w:val="bullet"/>
+      <w:lvlText w:val=""/>
+      <w:lvlJc w:val="left"/>
+      <w:pPr>
+        <w:tabs>
+          <w:tab w:val="num" w:pos="2836"/>
+        </w:tabs>
+        <w:ind w:left="2836" w:hanging="283"/>
+      </w:pPr>
+      <w:rPr>
+        <w:rFonts w:ascii="Symbol" w:hAnsi="Symbol" w:cs="Symbol" w:hint="default"/>
+      </w:rPr>
+    </w:lvl>
+    <w:lvl w:ilvl="4">
+      <w:start w:val="1"/>
+      <w:numFmt w:val="bullet"/>
+      <w:lvlText w:val=""/>
+      <w:lvlJc w:val="left"/>
+      <w:pPr>
+        <w:tabs>
+          <w:tab w:val="num" w:pos="3545"/>
+        </w:tabs>
+        <w:ind w:left="3545" w:hanging="283"/>
+      </w:pPr>
+      <w:rPr>
+        <w:rFonts w:ascii="Symbol" w:hAnsi="Symbol" w:cs="Symbol" w:hint="default"/>
+      </w:rPr>
+    </w:lvl>
+    <w:lvl w:ilvl="5">
+      <w:start w:val="1"/>
+      <w:numFmt w:val="bullet"/>
+      <w:lvlText w:val=""/>
+      <w:lvlJc w:val="left"/>
+      <w:pPr>
+        <w:tabs>
+          <w:tab w:val="num" w:pos="4254"/>
+        </w:tabs>
+        <w:ind w:left="4254" w:hanging="283"/>
+      </w:pPr>
+      <w:rPr>
+        <w:rFonts w:ascii="Symbol" w:hAnsi="Symbol" w:cs="Symbol" w:hint="default"/>
+      </w:rPr>
+    </w:lvl>
+    <w:lvl w:ilvl="6">
+      <w:start w:val="1"/>
+      <w:numFmt w:val="bullet"/>
+      <w:lvlText w:val=""/>
+      <w:lvlJc w:val="left"/>
+      <w:pPr>
+        <w:tabs>
+          <w:tab w:val="num" w:pos="4963"/>
+        </w:tabs>
+        <w:ind w:left="4963" w:hanging="283"/>
+      </w:pPr>
+      <w:rPr>
+        <w:rFonts w:ascii="Symbol" w:hAnsi="Symbol" w:cs="Symbol" w:hint="default"/>
+      </w:rPr>
+    </w:lvl>
+    <w:lvl w:ilvl="7">
+      <w:start w:val="1"/>
+      <w:numFmt w:val="bullet"/>
+      <w:lvlText w:val=""/>
+      <w:lvlJc w:val="left"/>
+      <w:pPr>
+        <w:tabs>
+          <w:tab w:val="num" w:pos="5672"/>
+        </w:tabs>
+        <w:ind w:left="5672" w:hanging="283"/>
+      </w:pPr>
+      <w:rPr>
+        <w:rFonts w:ascii="Symbol" w:hAnsi="Symbol" w:cs="Symbol" w:hint="default"/>
+      </w:rPr>
+    </w:lvl>
+    <w:lvl w:ilvl="8">
+      <w:start w:val="1"/>
+      <w:numFmt w:val="bullet"/>
+      <w:lvlText w:val=""/>
+      <w:lvlJc w:val="left"/>
+      <w:pPr>
+        <w:tabs>
+          <w:tab w:val="num" w:pos="6381"/>
+        </w:tabs>
+        <w:ind w:left="6381" w:hanging="283"/>
+      </w:pPr>
+      <w:rPr>
+        <w:rFonts w:ascii="Symbol" w:hAnsi="Symbol" w:cs="Symbol" w:hint="default"/>
+      </w:rPr>
+    </w:lvl>
+  </w:abstractNum>
+  <w:abstractNum w:abstractNumId="8">
+    <w:lvl w:ilvl="0">
+      <w:start w:val="1"/>
+      <w:numFmt w:val="bullet"/>
+      <w:lvlText w:val=""/>
+      <w:lvlJc w:val="left"/>
+      <w:pPr>
+        <w:tabs>
+          <w:tab w:val="num" w:pos="0"/>
+        </w:tabs>
+        <w:ind w:left="0" w:hanging="283"/>
+      </w:pPr>
+      <w:rPr>
+        <w:rFonts w:ascii="Symbol" w:hAnsi="Symbol" w:cs="Symbol" w:hint="default"/>
+      </w:rPr>
+    </w:lvl>
+    <w:lvl w:ilvl="1">
+      <w:start w:val="1"/>
+      <w:numFmt w:val="bullet"/>
+      <w:lvlText w:val=""/>
+      <w:lvlJc w:val="left"/>
+      <w:pPr>
+        <w:tabs>
+          <w:tab w:val="num" w:pos="1418"/>
+        </w:tabs>
+        <w:ind w:left="1418" w:hanging="283"/>
+      </w:pPr>
+      <w:rPr>
+        <w:rFonts w:ascii="Symbol" w:hAnsi="Symbol" w:cs="Symbol" w:hint="default"/>
+      </w:rPr>
+    </w:lvl>
+    <w:lvl w:ilvl="2">
+      <w:start w:val="1"/>
+      <w:numFmt w:val="bullet"/>
+      <w:lvlText w:val=""/>
+      <w:lvlJc w:val="left"/>
+      <w:pPr>
+        <w:tabs>
+          <w:tab w:val="num" w:pos="2127"/>
+        </w:tabs>
+        <w:ind w:left="2127" w:hanging="283"/>
+      </w:pPr>
+      <w:rPr>
+        <w:rFonts w:ascii="Symbol" w:hAnsi="Symbol" w:cs="Symbol" w:hint="default"/>
+      </w:rPr>
+    </w:lvl>
+    <w:lvl w:ilvl="3">
+      <w:start w:val="1"/>
+      <w:numFmt w:val="bullet"/>
+      <w:lvlText w:val=""/>
+      <w:lvlJc w:val="left"/>
+      <w:pPr>
+        <w:tabs>
+          <w:tab w:val="num" w:pos="2836"/>
+        </w:tabs>
+        <w:ind w:left="2836" w:hanging="283"/>
+      </w:pPr>
+      <w:rPr>
+        <w:rFonts w:ascii="Symbol" w:hAnsi="Symbol" w:cs="Symbol" w:hint="default"/>
+      </w:rPr>
+    </w:lvl>
+    <w:lvl w:ilvl="4">
+      <w:start w:val="1"/>
+      <w:numFmt w:val="bullet"/>
+      <w:lvlText w:val=""/>
+      <w:lvlJc w:val="left"/>
+      <w:pPr>
+        <w:tabs>
+          <w:tab w:val="num" w:pos="3545"/>
+        </w:tabs>
+        <w:ind w:left="3545" w:hanging="283"/>
+      </w:pPr>
+      <w:rPr>
+        <w:rFonts w:ascii="Symbol" w:hAnsi="Symbol" w:cs="Symbol" w:hint="default"/>
+      </w:rPr>
+    </w:lvl>
+    <w:lvl w:ilvl="5">
+      <w:start w:val="1"/>
+      <w:numFmt w:val="bullet"/>
+      <w:lvlText w:val=""/>
+      <w:lvlJc w:val="left"/>
+      <w:pPr>
+        <w:tabs>
+          <w:tab w:val="num" w:pos="4254"/>
+        </w:tabs>
+        <w:ind w:left="4254" w:hanging="283"/>
+      </w:pPr>
+      <w:rPr>
+        <w:rFonts w:ascii="Symbol" w:hAnsi="Symbol" w:cs="Symbol" w:hint="default"/>
+      </w:rPr>
+    </w:lvl>
+    <w:lvl w:ilvl="6">
+      <w:start w:val="1"/>
+      <w:numFmt w:val="bullet"/>
+      <w:lvlText w:val=""/>
+      <w:lvlJc w:val="left"/>
+      <w:pPr>
+        <w:tabs>
+          <w:tab w:val="num" w:pos="4963"/>
+        </w:tabs>
+        <w:ind w:left="4963" w:hanging="283"/>
+      </w:pPr>
+      <w:rPr>
+        <w:rFonts w:ascii="Symbol" w:hAnsi="Symbol" w:cs="Symbol" w:hint="default"/>
+      </w:rPr>
+    </w:lvl>
+    <w:lvl w:ilvl="7">
+      <w:start w:val="1"/>
+      <w:numFmt w:val="bullet"/>
+      <w:lvlText w:val=""/>
+      <w:lvlJc w:val="left"/>
+      <w:pPr>
+        <w:tabs>
+          <w:tab w:val="num" w:pos="5672"/>
+        </w:tabs>
+        <w:ind w:left="5672" w:hanging="283"/>
+      </w:pPr>
+      <w:rPr>
+        <w:rFonts w:ascii="Symbol" w:hAnsi="Symbol" w:cs="Symbol" w:hint="default"/>
+      </w:rPr>
+    </w:lvl>
+    <w:lvl w:ilvl="8">
+      <w:start w:val="1"/>
+      <w:numFmt w:val="bullet"/>
+      <w:lvlText w:val=""/>
+      <w:lvlJc w:val="left"/>
+      <w:pPr>
+        <w:tabs>
+          <w:tab w:val="num" w:pos="6381"/>
+        </w:tabs>
+        <w:ind w:left="6381" w:hanging="283"/>
+      </w:pPr>
+      <w:rPr>
+        <w:rFonts w:ascii="Symbol" w:hAnsi="Symbol" w:cs="Symbol" w:hint="default"/>
+      </w:rPr>
+    </w:lvl>
+  </w:abstractNum>
+  <w:abstractNum w:abstractNumId="9">
+    <w:lvl w:ilvl="0">
+      <w:start w:val="1"/>
+      <w:numFmt w:val="bullet"/>
+      <w:lvlText w:val=""/>
+      <w:lvlJc w:val="left"/>
+      <w:pPr>
+        <w:tabs>
+          <w:tab w:val="num" w:pos="0"/>
+        </w:tabs>
+        <w:ind w:left="0" w:hanging="283"/>
+      </w:pPr>
+      <w:rPr>
+        <w:rFonts w:ascii="Symbol" w:hAnsi="Symbol" w:cs="Symbol" w:hint="default"/>
+      </w:rPr>
+    </w:lvl>
+    <w:lvl w:ilvl="1">
+      <w:start w:val="1"/>
+      <w:numFmt w:val="bullet"/>
+      <w:lvlText w:val=""/>
+      <w:lvlJc w:val="left"/>
+      <w:pPr>
+        <w:tabs>
+          <w:tab w:val="num" w:pos="1418"/>
+        </w:tabs>
+        <w:ind w:left="1418" w:hanging="283"/>
+      </w:pPr>
+      <w:rPr>
+        <w:rFonts w:ascii="Symbol" w:hAnsi="Symbol" w:cs="Symbol" w:hint="default"/>
+      </w:rPr>
+    </w:lvl>
+    <w:lvl w:ilvl="2">
+      <w:start w:val="1"/>
+      <w:numFmt w:val="bullet"/>
+      <w:lvlText w:val=""/>
+      <w:lvlJc w:val="left"/>
+      <w:pPr>
+        <w:tabs>
+          <w:tab w:val="num" w:pos="2127"/>
+        </w:tabs>
+        <w:ind w:left="2127" w:hanging="283"/>
+      </w:pPr>
+      <w:rPr>
+        <w:rFonts w:ascii="Symbol" w:hAnsi="Symbol" w:cs="Symbol" w:hint="default"/>
+      </w:rPr>
+    </w:lvl>
+    <w:lvl w:ilvl="3">
+      <w:start w:val="1"/>
+      <w:numFmt w:val="bullet"/>
+      <w:lvlText w:val=""/>
+      <w:lvlJc w:val="left"/>
+      <w:pPr>
+        <w:tabs>
+          <w:tab w:val="num" w:pos="2836"/>
+        </w:tabs>
+        <w:ind w:left="2836" w:hanging="283"/>
+      </w:pPr>
+      <w:rPr>
+        <w:rFonts w:ascii="Symbol" w:hAnsi="Symbol" w:cs="Symbol" w:hint="default"/>
+      </w:rPr>
+    </w:lvl>
+    <w:lvl w:ilvl="4">
+      <w:start w:val="1"/>
+      <w:numFmt w:val="bullet"/>
+      <w:lvlText w:val=""/>
+      <w:lvlJc w:val="left"/>
+      <w:pPr>
+        <w:tabs>
+          <w:tab w:val="num" w:pos="3545"/>
+        </w:tabs>
+        <w:ind w:left="3545" w:hanging="283"/>
+      </w:pPr>
+      <w:rPr>
+        <w:rFonts w:ascii="Symbol" w:hAnsi="Symbol" w:cs="Symbol" w:hint="default"/>
+      </w:rPr>
+    </w:lvl>
+    <w:lvl w:ilvl="5">
+      <w:start w:val="1"/>
+      <w:numFmt w:val="bullet"/>
+      <w:lvlText w:val=""/>
+      <w:lvlJc w:val="left"/>
+      <w:pPr>
+        <w:tabs>
+          <w:tab w:val="num" w:pos="4254"/>
+        </w:tabs>
+        <w:ind w:left="4254" w:hanging="283"/>
+      </w:pPr>
+      <w:rPr>
+        <w:rFonts w:ascii="Symbol" w:hAnsi="Symbol" w:cs="Symbol" w:hint="default"/>
+      </w:rPr>
+    </w:lvl>
+    <w:lvl w:ilvl="6">
+      <w:start w:val="1"/>
+      <w:numFmt w:val="bullet"/>
+      <w:lvlText w:val=""/>
+      <w:lvlJc w:val="left"/>
+      <w:pPr>
+        <w:tabs>
+          <w:tab w:val="num" w:pos="4963"/>
+        </w:tabs>
+        <w:ind w:left="4963" w:hanging="283"/>
+      </w:pPr>
+      <w:rPr>
+        <w:rFonts w:ascii="Symbol" w:hAnsi="Symbol" w:cs="Symbol" w:hint="default"/>
+      </w:rPr>
+    </w:lvl>
+    <w:lvl w:ilvl="7">
+      <w:start w:val="1"/>
+      <w:numFmt w:val="bullet"/>
+      <w:lvlText w:val=""/>
+      <w:lvlJc w:val="left"/>
+      <w:pPr>
+        <w:tabs>
+          <w:tab w:val="num" w:pos="5672"/>
+        </w:tabs>
+        <w:ind w:left="5672" w:hanging="283"/>
+      </w:pPr>
+      <w:rPr>
+        <w:rFonts w:ascii="Symbol" w:hAnsi="Symbol" w:cs="Symbol" w:hint="default"/>
+      </w:rPr>
+    </w:lvl>
+    <w:lvl w:ilvl="8">
+      <w:start w:val="1"/>
+      <w:numFmt w:val="bullet"/>
+      <w:lvlText w:val=""/>
+      <w:lvlJc w:val="left"/>
+      <w:pPr>
+        <w:tabs>
+          <w:tab w:val="num" w:pos="6381"/>
+        </w:tabs>
+        <w:ind w:left="6381" w:hanging="283"/>
+      </w:pPr>
+      <w:rPr>
+        <w:rFonts w:ascii="Symbol" w:hAnsi="Symbol" w:cs="Symbol" w:hint="default"/>
+      </w:rPr>
+    </w:lvl>
+  </w:abstractNum>
+  <w:abstractNum w:abstractNumId="10">
+    <w:lvl w:ilvl="0">
+      <w:start w:val="1"/>
+      <w:numFmt w:val="bullet"/>
+      <w:lvlText w:val=""/>
+      <w:lvlJc w:val="left"/>
+      <w:pPr>
+        <w:tabs>
+          <w:tab w:val="num" w:pos="360"/>
+        </w:tabs>
+        <w:ind w:left="360" w:hanging="283"/>
+      </w:pPr>
+      <w:rPr>
+        <w:rFonts w:ascii="Symbol" w:hAnsi="Symbol" w:cs="Symbol" w:hint="default"/>
+      </w:rPr>
+    </w:lvl>
+    <w:lvl w:ilvl="1">
+      <w:start w:val="1"/>
+      <w:numFmt w:val="bullet"/>
+      <w:lvlText w:val=""/>
+      <w:lvlJc w:val="left"/>
+      <w:pPr>
+        <w:tabs>
+          <w:tab w:val="num" w:pos="360"/>
+        </w:tabs>
+        <w:ind w:left="360" w:hanging="283"/>
+      </w:pPr>
+      <w:rPr>
+        <w:rFonts w:ascii="Symbol" w:hAnsi="Symbol" w:cs="Symbol" w:hint="default"/>
+      </w:rPr>
+    </w:lvl>
+    <w:lvl w:ilvl="2">
+      <w:start w:val="1"/>
+      <w:numFmt w:val="bullet"/>
+      <w:lvlText w:val=""/>
+      <w:lvlJc w:val="left"/>
+      <w:pPr>
+        <w:tabs>
+          <w:tab w:val="num" w:pos="2487"/>
+        </w:tabs>
+        <w:ind w:left="2487" w:hanging="283"/>
+      </w:pPr>
+      <w:rPr>
+        <w:rFonts w:ascii="Symbol" w:hAnsi="Symbol" w:cs="Symbol" w:hint="default"/>
+      </w:rPr>
+    </w:lvl>
+    <w:lvl w:ilvl="3">
+      <w:start w:val="1"/>
+      <w:numFmt w:val="bullet"/>
+      <w:lvlText w:val=""/>
+      <w:lvlJc w:val="left"/>
+      <w:pPr>
+        <w:tabs>
+          <w:tab w:val="num" w:pos="3196"/>
+        </w:tabs>
+        <w:ind w:left="3196" w:hanging="283"/>
+      </w:pPr>
+      <w:rPr>
+        <w:rFonts w:ascii="Symbol" w:hAnsi="Symbol" w:cs="Symbol" w:hint="default"/>
+      </w:rPr>
+    </w:lvl>
+    <w:lvl w:ilvl="4">
+      <w:start w:val="1"/>
+      <w:numFmt w:val="bullet"/>
+      <w:lvlText w:val=""/>
+      <w:lvlJc w:val="left"/>
+      <w:pPr>
+        <w:tabs>
+          <w:tab w:val="num" w:pos="3905"/>
+        </w:tabs>
+        <w:ind w:left="3905" w:hanging="283"/>
+      </w:pPr>
+      <w:rPr>
+        <w:rFonts w:ascii="Symbol" w:hAnsi="Symbol" w:cs="Symbol" w:hint="default"/>
+      </w:rPr>
+    </w:lvl>
+    <w:lvl w:ilvl="5">
+      <w:start w:val="1"/>
+      <w:numFmt w:val="bullet"/>
+      <w:lvlText w:val=""/>
+      <w:lvlJc w:val="left"/>
+      <w:pPr>
+        <w:tabs>
+          <w:tab w:val="num" w:pos="4614"/>
+        </w:tabs>
+        <w:ind w:left="4614" w:hanging="283"/>
+      </w:pPr>
+      <w:rPr>
+        <w:rFonts w:ascii="Symbol" w:hAnsi="Symbol" w:cs="Symbol" w:hint="default"/>
+      </w:rPr>
+    </w:lvl>
+    <w:lvl w:ilvl="6">
+      <w:start w:val="1"/>
+      <w:numFmt w:val="bullet"/>
+      <w:lvlText w:val=""/>
+      <w:lvlJc w:val="left"/>
+      <w:pPr>
+        <w:tabs>
+          <w:tab w:val="num" w:pos="5323"/>
+        </w:tabs>
+        <w:ind w:left="5323" w:hanging="283"/>
+      </w:pPr>
+      <w:rPr>
+        <w:rFonts w:ascii="Symbol" w:hAnsi="Symbol" w:cs="Symbol" w:hint="default"/>
+      </w:rPr>
+    </w:lvl>
+    <w:lvl w:ilvl="7">
+      <w:start w:val="1"/>
+      <w:numFmt w:val="bullet"/>
+      <w:lvlText w:val=""/>
+      <w:lvlJc w:val="left"/>
+      <w:pPr>
+        <w:tabs>
+          <w:tab w:val="num" w:pos="6032"/>
+        </w:tabs>
+        <w:ind w:left="6032" w:hanging="283"/>
+      </w:pPr>
+      <w:rPr>
+        <w:rFonts w:ascii="Symbol" w:hAnsi="Symbol" w:cs="Symbol" w:hint="default"/>
+      </w:rPr>
+    </w:lvl>
+    <w:lvl w:ilvl="8">
+      <w:start w:val="1"/>
+      <w:numFmt w:val="bullet"/>
+      <w:lvlText w:val=""/>
+      <w:lvlJc w:val="left"/>
+      <w:pPr>
+        <w:tabs>
+          <w:tab w:val="num" w:pos="6741"/>
+        </w:tabs>
+        <w:ind w:left="6741" w:hanging="283"/>
+      </w:pPr>
+      <w:rPr>
+        <w:rFonts w:ascii="Symbol" w:hAnsi="Symbol" w:cs="Symbol" w:hint="default"/>
+      </w:rPr>
+    </w:lvl>
+  </w:abstractNum>
+  <w:abstractNum w:abstractNumId="11">
+    <w:lvl w:ilvl="0">
+      <w:start w:val="1"/>
+      <w:numFmt w:val="bullet"/>
+      <w:lvlText w:val=""/>
+      <w:lvlJc w:val="left"/>
+      <w:pPr>
+        <w:tabs>
+          <w:tab w:val="num" w:pos="0"/>
+        </w:tabs>
+        <w:ind w:left="0" w:hanging="283"/>
+      </w:pPr>
+      <w:rPr>
+        <w:rFonts w:ascii="Symbol" w:hAnsi="Symbol" w:cs="Symbol" w:hint="default"/>
+      </w:rPr>
+    </w:lvl>
+    <w:lvl w:ilvl="1">
+      <w:start w:val="1"/>
+      <w:numFmt w:val="bullet"/>
+      <w:lvlText w:val=""/>
+      <w:lvlJc w:val="left"/>
+      <w:pPr>
+        <w:tabs>
+          <w:tab w:val="num" w:pos="1418"/>
+        </w:tabs>
+        <w:ind w:left="1418" w:hanging="283"/>
+      </w:pPr>
+      <w:rPr>
+        <w:rFonts w:ascii="Symbol" w:hAnsi="Symbol" w:cs="Symbol" w:hint="default"/>
+      </w:rPr>
+    </w:lvl>
+    <w:lvl w:ilvl="2">
+      <w:start w:val="1"/>
+      <w:numFmt w:val="bullet"/>
+      <w:lvlText w:val=""/>
+      <w:lvlJc w:val="left"/>
+      <w:pPr>
+        <w:tabs>
+          <w:tab w:val="num" w:pos="2127"/>
+        </w:tabs>
+        <w:ind w:left="2127" w:hanging="283"/>
+      </w:pPr>
+      <w:rPr>
+        <w:rFonts w:ascii="Symbol" w:hAnsi="Symbol" w:cs="Symbol" w:hint="default"/>
+      </w:rPr>
+    </w:lvl>
+    <w:lvl w:ilvl="3">
+      <w:start w:val="1"/>
+      <w:numFmt w:val="bullet"/>
+      <w:lvlText w:val=""/>
+      <w:lvlJc w:val="left"/>
+      <w:pPr>
+        <w:tabs>
+          <w:tab w:val="num" w:pos="2836"/>
+        </w:tabs>
+        <w:ind w:left="2836" w:hanging="283"/>
+      </w:pPr>
+      <w:rPr>
+        <w:rFonts w:ascii="Symbol" w:hAnsi="Symbol" w:cs="Symbol" w:hint="default"/>
+      </w:rPr>
+    </w:lvl>
+    <w:lvl w:ilvl="4">
+      <w:start w:val="1"/>
+      <w:numFmt w:val="bullet"/>
+      <w:lvlText w:val=""/>
+      <w:lvlJc w:val="left"/>
+      <w:pPr>
+        <w:tabs>
+          <w:tab w:val="num" w:pos="3545"/>
+        </w:tabs>
+        <w:ind w:left="3545" w:hanging="283"/>
+      </w:pPr>
+      <w:rPr>
+        <w:rFonts w:ascii="Symbol" w:hAnsi="Symbol" w:cs="Symbol" w:hint="default"/>
+      </w:rPr>
+    </w:lvl>
+    <w:lvl w:ilvl="5">
+      <w:start w:val="1"/>
+      <w:numFmt w:val="bullet"/>
+      <w:lvlText w:val=""/>
+      <w:lvlJc w:val="left"/>
+      <w:pPr>
+        <w:tabs>
+          <w:tab w:val="num" w:pos="4254"/>
+        </w:tabs>
+        <w:ind w:left="4254" w:hanging="283"/>
+      </w:pPr>
+      <w:rPr>
+        <w:rFonts w:ascii="Symbol" w:hAnsi="Symbol" w:cs="Symbol" w:hint="default"/>
+      </w:rPr>
+    </w:lvl>
+    <w:lvl w:ilvl="6">
+      <w:start w:val="1"/>
+      <w:numFmt w:val="bullet"/>
+      <w:lvlText w:val=""/>
+      <w:lvlJc w:val="left"/>
+      <w:pPr>
+        <w:tabs>
+          <w:tab w:val="num" w:pos="4963"/>
+        </w:tabs>
+        <w:ind w:left="4963" w:hanging="283"/>
+      </w:pPr>
+      <w:rPr>
+        <w:rFonts w:ascii="Symbol" w:hAnsi="Symbol" w:cs="Symbol" w:hint="default"/>
+      </w:rPr>
+    </w:lvl>
+    <w:lvl w:ilvl="7">
+      <w:start w:val="1"/>
+      <w:numFmt w:val="bullet"/>
+      <w:lvlText w:val=""/>
+      <w:lvlJc w:val="left"/>
+      <w:pPr>
+        <w:tabs>
+          <w:tab w:val="num" w:pos="5672"/>
+        </w:tabs>
+        <w:ind w:left="5672" w:hanging="283"/>
+      </w:pPr>
+      <w:rPr>
+        <w:rFonts w:ascii="Symbol" w:hAnsi="Symbol" w:cs="Symbol" w:hint="default"/>
+      </w:rPr>
+    </w:lvl>
+    <w:lvl w:ilvl="8">
+      <w:start w:val="1"/>
+      <w:numFmt w:val="bullet"/>
+      <w:lvlText w:val=""/>
+      <w:lvlJc w:val="left"/>
+      <w:pPr>
+        <w:tabs>
+          <w:tab w:val="num" w:pos="6381"/>
+        </w:tabs>
+        <w:ind w:left="6381" w:hanging="283"/>
+      </w:pPr>
+      <w:rPr>
+        <w:rFonts w:ascii="Symbol" w:hAnsi="Symbol" w:cs="Symbol" w:hint="default"/>
+      </w:rPr>
+    </w:lvl>
+  </w:abstractNum>
+  <w:abstractNum w:abstractNumId="12">
+    <w:lvl w:ilvl="0">
+      <w:start w:val="1"/>
+      <w:numFmt w:val="bullet"/>
+      <w:lvlText w:val=""/>
+      <w:lvlJc w:val="left"/>
+      <w:pPr>
+        <w:tabs>
+          <w:tab w:val="num" w:pos="0"/>
+        </w:tabs>
+        <w:ind w:left="0" w:hanging="283"/>
+      </w:pPr>
+      <w:rPr>
+        <w:rFonts w:ascii="Symbol" w:hAnsi="Symbol" w:cs="Symbol" w:hint="default"/>
+      </w:rPr>
+    </w:lvl>
+    <w:lvl w:ilvl="1">
+      <w:start w:val="1"/>
+      <w:numFmt w:val="bullet"/>
+      <w:lvlText w:val=""/>
+      <w:lvlJc w:val="left"/>
+      <w:pPr>
+        <w:tabs>
+          <w:tab w:val="num" w:pos="1418"/>
+        </w:tabs>
+        <w:ind w:left="1418" w:hanging="283"/>
+      </w:pPr>
+      <w:rPr>
+        <w:rFonts w:ascii="Symbol" w:hAnsi="Symbol" w:cs="Symbol" w:hint="default"/>
+      </w:rPr>
+    </w:lvl>
+    <w:lvl w:ilvl="2">
+      <w:start w:val="1"/>
+      <w:numFmt w:val="bullet"/>
+      <w:lvlText w:val=""/>
+      <w:lvlJc w:val="left"/>
+      <w:pPr>
+        <w:tabs>
+          <w:tab w:val="num" w:pos="2127"/>
+        </w:tabs>
+        <w:ind w:left="2127" w:hanging="283"/>
+      </w:pPr>
+      <w:rPr>
+        <w:rFonts w:ascii="Symbol" w:hAnsi="Symbol" w:cs="Symbol" w:hint="default"/>
+      </w:rPr>
+    </w:lvl>
+    <w:lvl w:ilvl="3">
+      <w:start w:val="1"/>
+      <w:numFmt w:val="bullet"/>
+      <w:lvlText w:val=""/>
+      <w:lvlJc w:val="left"/>
+      <w:pPr>
+        <w:tabs>
+          <w:tab w:val="num" w:pos="2836"/>
+        </w:tabs>
+        <w:ind w:left="2836" w:hanging="283"/>
+      </w:pPr>
+      <w:rPr>
+        <w:rFonts w:ascii="Symbol" w:hAnsi="Symbol" w:cs="Symbol" w:hint="default"/>
+      </w:rPr>
+    </w:lvl>
+    <w:lvl w:ilvl="4">
+      <w:start w:val="1"/>
+      <w:numFmt w:val="bullet"/>
+      <w:lvlText w:val=""/>
+      <w:lvlJc w:val="left"/>
+      <w:pPr>
+        <w:tabs>
+          <w:tab w:val="num" w:pos="3545"/>
+        </w:tabs>
+        <w:ind w:left="3545" w:hanging="283"/>
+      </w:pPr>
+      <w:rPr>
+        <w:rFonts w:ascii="Symbol" w:hAnsi="Symbol" w:cs="Symbol" w:hint="default"/>
+      </w:rPr>
+    </w:lvl>
+    <w:lvl w:ilvl="5">
+      <w:start w:val="1"/>
+      <w:numFmt w:val="bullet"/>
+      <w:lvlText w:val=""/>
+      <w:lvlJc w:val="left"/>
+      <w:pPr>
+        <w:tabs>
+          <w:tab w:val="num" w:pos="4254"/>
+        </w:tabs>
+        <w:ind w:left="4254" w:hanging="283"/>
+      </w:pPr>
+      <w:rPr>
+        <w:rFonts w:ascii="Symbol" w:hAnsi="Symbol" w:cs="Symbol" w:hint="default"/>
+      </w:rPr>
+    </w:lvl>
+    <w:lvl w:ilvl="6">
+      <w:start w:val="1"/>
+      <w:numFmt w:val="bullet"/>
+      <w:lvlText w:val=""/>
+      <w:lvlJc w:val="left"/>
+      <w:pPr>
+        <w:tabs>
+          <w:tab w:val="num" w:pos="4963"/>
+        </w:tabs>
+        <w:ind w:left="4963" w:hanging="283"/>
+      </w:pPr>
+      <w:rPr>
+        <w:rFonts w:ascii="Symbol" w:hAnsi="Symbol" w:cs="Symbol" w:hint="default"/>
+      </w:rPr>
+    </w:lvl>
+    <w:lvl w:ilvl="7">
+      <w:start w:val="1"/>
+      <w:numFmt w:val="bullet"/>
+      <w:lvlText w:val=""/>
+      <w:lvlJc w:val="left"/>
+      <w:pPr>
+        <w:tabs>
+          <w:tab w:val="num" w:pos="5672"/>
+        </w:tabs>
+        <w:ind w:left="5672" w:hanging="283"/>
+      </w:pPr>
+      <w:rPr>
+        <w:rFonts w:ascii="Symbol" w:hAnsi="Symbol" w:cs="Symbol" w:hint="default"/>
+      </w:rPr>
+    </w:lvl>
+    <w:lvl w:ilvl="8">
+      <w:start w:val="1"/>
+      <w:numFmt w:val="bullet"/>
+      <w:lvlText w:val=""/>
+      <w:lvlJc w:val="left"/>
+      <w:pPr>
+        <w:tabs>
+          <w:tab w:val="num" w:pos="6381"/>
+        </w:tabs>
+        <w:ind w:left="6381" w:hanging="283"/>
+      </w:pPr>
+      <w:rPr>
+        <w:rFonts w:ascii="Symbol" w:hAnsi="Symbol" w:cs="Symbol" w:hint="default"/>
+      </w:rPr>
+    </w:lvl>
+  </w:abstractNum>
+  <w:abstractNum w:abstractNumId="13">
+    <w:lvl w:ilvl="0">
+      <w:start w:val="1"/>
+      <w:numFmt w:val="bullet"/>
+      <w:lvlText w:val=""/>
+      <w:lvlJc w:val="left"/>
+      <w:pPr>
+        <w:tabs>
+          <w:tab w:val="num" w:pos="0"/>
+        </w:tabs>
+        <w:ind w:left="0" w:hanging="283"/>
+      </w:pPr>
+      <w:rPr>
+        <w:rFonts w:ascii="Symbol" w:hAnsi="Symbol" w:cs="Symbol" w:hint="default"/>
+      </w:rPr>
+    </w:lvl>
+    <w:lvl w:ilvl="1">
+      <w:start w:val="1"/>
+      <w:numFmt w:val="bullet"/>
+      <w:lvlText w:val=""/>
+      <w:lvlJc w:val="left"/>
+      <w:pPr>
+        <w:tabs>
+          <w:tab w:val="num" w:pos="1418"/>
+        </w:tabs>
+        <w:ind w:left="1418" w:hanging="283"/>
+      </w:pPr>
+      <w:rPr>
+        <w:rFonts w:ascii="Symbol" w:hAnsi="Symbol" w:cs="Symbol" w:hint="default"/>
+      </w:rPr>
+    </w:lvl>
+    <w:lvl w:ilvl="2">
+      <w:start w:val="1"/>
+      <w:numFmt w:val="bullet"/>
+      <w:lvlText w:val=""/>
+      <w:lvlJc w:val="left"/>
+      <w:pPr>
+        <w:tabs>
+          <w:tab w:val="num" w:pos="2127"/>
+        </w:tabs>
+        <w:ind w:left="2127" w:hanging="283"/>
+      </w:pPr>
+      <w:rPr>
+        <w:rFonts w:ascii="Symbol" w:hAnsi="Symbol" w:cs="Symbol" w:hint="default"/>
+      </w:rPr>
+    </w:lvl>
+    <w:lvl w:ilvl="3">
+      <w:start w:val="1"/>
+      <w:numFmt w:val="bullet"/>
+      <w:lvlText w:val=""/>
+      <w:lvlJc w:val="left"/>
+      <w:pPr>
+        <w:tabs>
+          <w:tab w:val="num" w:pos="2836"/>
+        </w:tabs>
+        <w:ind w:left="2836" w:hanging="283"/>
+      </w:pPr>
+      <w:rPr>
+        <w:rFonts w:ascii="Symbol" w:hAnsi="Symbol" w:cs="Symbol" w:hint="default"/>
+      </w:rPr>
+    </w:lvl>
+    <w:lvl w:ilvl="4">
+      <w:start w:val="1"/>
+      <w:numFmt w:val="bullet"/>
+      <w:lvlText w:val=""/>
+      <w:lvlJc w:val="left"/>
+      <w:pPr>
+        <w:tabs>
+          <w:tab w:val="num" w:pos="3545"/>
+        </w:tabs>
+        <w:ind w:left="3545" w:hanging="283"/>
+      </w:pPr>
+      <w:rPr>
+        <w:rFonts w:ascii="Symbol" w:hAnsi="Symbol" w:cs="Symbol" w:hint="default"/>
+      </w:rPr>
+    </w:lvl>
+    <w:lvl w:ilvl="5">
+      <w:start w:val="1"/>
+      <w:numFmt w:val="bullet"/>
+      <w:lvlText w:val=""/>
+      <w:lvlJc w:val="left"/>
+      <w:pPr>
+        <w:tabs>
+          <w:tab w:val="num" w:pos="4254"/>
+        </w:tabs>
+        <w:ind w:left="4254" w:hanging="283"/>
+      </w:pPr>
+      <w:rPr>
+        <w:rFonts w:ascii="Symbol" w:hAnsi="Symbol" w:cs="Symbol" w:hint="default"/>
+      </w:rPr>
+    </w:lvl>
+    <w:lvl w:ilvl="6">
+      <w:start w:val="1"/>
+      <w:numFmt w:val="bullet"/>
+      <w:lvlText w:val=""/>
+      <w:lvlJc w:val="left"/>
+      <w:pPr>
+        <w:tabs>
+          <w:tab w:val="num" w:pos="4963"/>
+        </w:tabs>
+        <w:ind w:left="4963" w:hanging="283"/>
+      </w:pPr>
+      <w:rPr>
+        <w:rFonts w:ascii="Symbol" w:hAnsi="Symbol" w:cs="Symbol" w:hint="default"/>
+      </w:rPr>
+    </w:lvl>
+    <w:lvl w:ilvl="7">
+      <w:start w:val="1"/>
+      <w:numFmt w:val="bullet"/>
+      <w:lvlText w:val=""/>
+      <w:lvlJc w:val="left"/>
+      <w:pPr>
+        <w:tabs>
+          <w:tab w:val="num" w:pos="5672"/>
+        </w:tabs>
+        <w:ind w:left="5672" w:hanging="283"/>
+      </w:pPr>
+      <w:rPr>
+        <w:rFonts w:ascii="Symbol" w:hAnsi="Symbol" w:cs="Symbol" w:hint="default"/>
+      </w:rPr>
+    </w:lvl>
+    <w:lvl w:ilvl="8">
+      <w:start w:val="1"/>
+      <w:numFmt w:val="bullet"/>
+      <w:lvlText w:val=""/>
+      <w:lvlJc w:val="left"/>
+      <w:pPr>
+        <w:tabs>
+          <w:tab w:val="num" w:pos="6381"/>
+        </w:tabs>
+        <w:ind w:left="6381" w:hanging="283"/>
+      </w:pPr>
+      <w:rPr>
+        <w:rFonts w:ascii="Symbol" w:hAnsi="Symbol" w:cs="Symbol" w:hint="default"/>
+      </w:rPr>
+    </w:lvl>
+  </w:abstractNum>
+  <w:abstractNum w:abstractNumId="14">
+    <w:lvl w:ilvl="0">
+      <w:start w:val="1"/>
+      <w:numFmt w:val="bullet"/>
+      <w:lvlText w:val=""/>
+      <w:lvlJc w:val="left"/>
+      <w:pPr>
+        <w:tabs>
+          <w:tab w:val="num" w:pos="0"/>
+        </w:tabs>
+        <w:ind w:left="0" w:hanging="283"/>
+      </w:pPr>
+      <w:rPr>
+        <w:rFonts w:ascii="Symbol" w:hAnsi="Symbol" w:cs="Symbol" w:hint="default"/>
+      </w:rPr>
+    </w:lvl>
+    <w:lvl w:ilvl="1">
+      <w:start w:val="1"/>
+      <w:numFmt w:val="bullet"/>
+      <w:lvlText w:val=""/>
+      <w:lvlJc w:val="left"/>
+      <w:pPr>
+        <w:tabs>
+          <w:tab w:val="num" w:pos="1418"/>
+        </w:tabs>
+        <w:ind w:left="1418" w:hanging="283"/>
+      </w:pPr>
+      <w:rPr>
+        <w:rFonts w:ascii="Symbol" w:hAnsi="Symbol" w:cs="Symbol" w:hint="default"/>
+      </w:rPr>
+    </w:lvl>
+    <w:lvl w:ilvl="2">
+      <w:start w:val="1"/>
+      <w:numFmt w:val="bullet"/>
+      <w:lvlText w:val=""/>
+      <w:lvlJc w:val="left"/>
+      <w:pPr>
+        <w:tabs>
+          <w:tab w:val="num" w:pos="2127"/>
+        </w:tabs>
+        <w:ind w:left="2127" w:hanging="283"/>
+      </w:pPr>
+      <w:rPr>
+        <w:rFonts w:ascii="Symbol" w:hAnsi="Symbol" w:cs="Symbol" w:hint="default"/>
+      </w:rPr>
+    </w:lvl>
+    <w:lvl w:ilvl="3">
+      <w:start w:val="1"/>
+      <w:numFmt w:val="bullet"/>
+      <w:lvlText w:val=""/>
+      <w:lvlJc w:val="left"/>
+      <w:pPr>
+        <w:tabs>
+          <w:tab w:val="num" w:pos="2836"/>
+        </w:tabs>
+        <w:ind w:left="2836" w:hanging="283"/>
+      </w:pPr>
+      <w:rPr>
+        <w:rFonts w:ascii="Symbol" w:hAnsi="Symbol" w:cs="Symbol" w:hint="default"/>
+      </w:rPr>
+    </w:lvl>
+    <w:lvl w:ilvl="4">
+      <w:start w:val="1"/>
+      <w:numFmt w:val="bullet"/>
+      <w:lvlText w:val=""/>
+      <w:lvlJc w:val="left"/>
+      <w:pPr>
+        <w:tabs>
+          <w:tab w:val="num" w:pos="3545"/>
+        </w:tabs>
+        <w:ind w:left="3545" w:hanging="283"/>
+      </w:pPr>
+      <w:rPr>
+        <w:rFonts w:ascii="Symbol" w:hAnsi="Symbol" w:cs="Symbol" w:hint="default"/>
+      </w:rPr>
+    </w:lvl>
+    <w:lvl w:ilvl="5">
+      <w:start w:val="1"/>
+      <w:numFmt w:val="bullet"/>
+      <w:lvlText w:val=""/>
+      <w:lvlJc w:val="left"/>
+      <w:pPr>
+        <w:tabs>
+          <w:tab w:val="num" w:pos="4254"/>
+        </w:tabs>
+        <w:ind w:left="4254" w:hanging="283"/>
+      </w:pPr>
+      <w:rPr>
+        <w:rFonts w:ascii="Symbol" w:hAnsi="Symbol" w:cs="Symbol" w:hint="default"/>
+      </w:rPr>
+    </w:lvl>
+    <w:lvl w:ilvl="6">
+      <w:start w:val="1"/>
+      <w:numFmt w:val="bullet"/>
+      <w:lvlText w:val=""/>
+      <w:lvlJc w:val="left"/>
+      <w:pPr>
+        <w:tabs>
+          <w:tab w:val="num" w:pos="4963"/>
+        </w:tabs>
+        <w:ind w:left="4963" w:hanging="283"/>
+      </w:pPr>
+      <w:rPr>
+        <w:rFonts w:ascii="Symbol" w:hAnsi="Symbol" w:cs="Symbol" w:hint="default"/>
+      </w:rPr>
+    </w:lvl>
+    <w:lvl w:ilvl="7">
+      <w:start w:val="1"/>
+      <w:numFmt w:val="bullet"/>
+      <w:lvlText w:val=""/>
+      <w:lvlJc w:val="left"/>
+      <w:pPr>
+        <w:tabs>
+          <w:tab w:val="num" w:pos="5672"/>
+        </w:tabs>
+        <w:ind w:left="5672" w:hanging="283"/>
+      </w:pPr>
+      <w:rPr>
+        <w:rFonts w:ascii="Symbol" w:hAnsi="Symbol" w:cs="Symbol" w:hint="default"/>
+      </w:rPr>
+    </w:lvl>
+    <w:lvl w:ilvl="8">
+      <w:start w:val="1"/>
+      <w:numFmt w:val="bullet"/>
+      <w:lvlText w:val=""/>
+      <w:lvlJc w:val="left"/>
+      <w:pPr>
+        <w:tabs>
+          <w:tab w:val="num" w:pos="6381"/>
+        </w:tabs>
+        <w:ind w:left="6381" w:hanging="283"/>
+      </w:pPr>
+      <w:rPr>
+        <w:rFonts w:ascii="Symbol" w:hAnsi="Symbol" w:cs="Symbol" w:hint="default"/>
+      </w:rPr>
+    </w:lvl>
+  </w:abstractNum>
+  <w:abstractNum w:abstractNumId="15">
     <w:lvl w:ilvl="0">
       <w:start w:val="1"/>
       <w:numFmt w:val="none"/>
@@ -2176,6 +6714,36 @@
   </w:num>
   <w:num w:numId="5">
     <w:abstractNumId w:val="5"/>
+  </w:num>
+  <w:num w:numId="6">
+    <w:abstractNumId w:val="6"/>
+  </w:num>
+  <w:num w:numId="7">
+    <w:abstractNumId w:val="7"/>
+  </w:num>
+  <w:num w:numId="8">
+    <w:abstractNumId w:val="8"/>
+  </w:num>
+  <w:num w:numId="9">
+    <w:abstractNumId w:val="9"/>
+  </w:num>
+  <w:num w:numId="10">
+    <w:abstractNumId w:val="10"/>
+  </w:num>
+  <w:num w:numId="11">
+    <w:abstractNumId w:val="11"/>
+  </w:num>
+  <w:num w:numId="12">
+    <w:abstractNumId w:val="12"/>
+  </w:num>
+  <w:num w:numId="13">
+    <w:abstractNumId w:val="13"/>
+  </w:num>
+  <w:num w:numId="14">
+    <w:abstractNumId w:val="14"/>
+  </w:num>
+  <w:num w:numId="15">
+    <w:abstractNumId w:val="15"/>
   </w:num>
 </w:numbering>
 </file>
@@ -2313,5 +6881,27 @@
       <w:szCs w:val="12"/>
     </w:rPr>
   </w:style>
+  <w:style w:type="paragraph" w:styleId="HeaderandFooter">
+    <w:name w:val="Header and Footer"/>
+    <w:basedOn w:val="Normal"/>
+    <w:qFormat/>
+    <w:pPr>
+      <w:suppressLineNumbers/>
+      <w:tabs>
+        <w:tab w:val="clear" w:pos="709"/>
+        <w:tab w:val="center" w:pos="4819" w:leader="none"/>
+        <w:tab w:val="right" w:pos="9638" w:leader="none"/>
+      </w:tabs>
+    </w:pPr>
+    <w:rPr/>
+  </w:style>
+  <w:style w:type="paragraph" w:styleId="Footer">
+    <w:name w:val="Footer"/>
+    <w:basedOn w:val="HeaderandFooter"/>
+    <w:pPr>
+      <w:suppressLineNumbers/>
+    </w:pPr>
+    <w:rPr/>
+  </w:style>
 </w:styles>
 </file>
--- a/Semana_1_2.docx
+++ b/Semana_1_2.docx
@@ -1182,27 +1182,6 @@
         <w:jc w:val="left"/>
         <w:rPr>
           <w:rFonts w:ascii="Google Sans;sans-serif" w:hAnsi="Google Sans;sans-serif"/>
-          <w:b w:val="false"/>
-          <w:strike w:val="false"/>
-          <w:dstrike w:val="false"/>
-          <w:sz w:val="24"/>
-          <w:u w:val="none"/>
-          <w:effect w:val="none"/>
-        </w:rPr>
-      </w:pPr>
-      <w:r>
-        <w:rPr/>
-      </w:r>
-    </w:p>
-    <w:p>
-      <w:pPr>
-        <w:pStyle w:val="Normal"/>
-        <w:bidi w:val="0"/>
-        <w:spacing w:before="0" w:after="0"/>
-        <w:ind w:left="0" w:right="0" w:hanging="0"/>
-        <w:jc w:val="left"/>
-        <w:rPr>
-          <w:rFonts w:ascii="Google Sans;sans-serif" w:hAnsi="Google Sans;sans-serif"/>
           <w:b/>
           <w:b/>
           <w:bCs/>
@@ -1462,27 +1441,6 @@
         <w:jc w:val="left"/>
         <w:rPr>
           <w:rFonts w:ascii="Google Sans;sans-serif" w:hAnsi="Google Sans;sans-serif"/>
-          <w:b w:val="false"/>
-          <w:strike w:val="false"/>
-          <w:dstrike w:val="false"/>
-          <w:sz w:val="24"/>
-          <w:u w:val="none"/>
-          <w:effect w:val="none"/>
-        </w:rPr>
-      </w:pPr>
-      <w:r>
-        <w:rPr/>
-      </w:r>
-    </w:p>
-    <w:p>
-      <w:pPr>
-        <w:pStyle w:val="Normal"/>
-        <w:bidi w:val="0"/>
-        <w:spacing w:before="0" w:after="0"/>
-        <w:ind w:left="0" w:right="0" w:hanging="0"/>
-        <w:jc w:val="left"/>
-        <w:rPr>
-          <w:rFonts w:ascii="Google Sans;sans-serif" w:hAnsi="Google Sans;sans-serif"/>
           <w:b/>
           <w:b/>
           <w:bCs/>
@@ -1742,7 +1700,31 @@
           <w:u w:val="none"/>
           <w:effect w:val="none"/>
         </w:rPr>
-        <w:t xml:space="preserve"> Es la velocidad real a la que viaja la información (el pulso o el "chirp" de tu sondador). Esta velocidad es siempre </w:t>
+        <w:t xml:space="preserve"> Es la velocidad real a la que viaja la información (el pulso o el "chirp" de </w:t>
+      </w:r>
+      <w:r>
+        <w:rPr>
+          <w:rFonts w:ascii="Google Sans;sans-serif" w:hAnsi="Google Sans;sans-serif"/>
+          <w:b w:val="false"/>
+          <w:strike w:val="false"/>
+          <w:dstrike w:val="false"/>
+          <w:sz w:val="24"/>
+          <w:u w:val="none"/>
+          <w:effect w:val="none"/>
+        </w:rPr>
+        <w:t>un</w:t>
+      </w:r>
+      <w:r>
+        <w:rPr>
+          <w:rFonts w:ascii="Google Sans;sans-serif" w:hAnsi="Google Sans;sans-serif"/>
+          <w:b w:val="false"/>
+          <w:strike w:val="false"/>
+          <w:dstrike w:val="false"/>
+          <w:sz w:val="24"/>
+          <w:u w:val="none"/>
+          <w:effect w:val="none"/>
+        </w:rPr>
+        <w:t xml:space="preserve"> sondador). Esta velocidad es siempre </w:t>
       </w:r>
       <w:r>
         <w:rPr>
@@ -1935,7 +1917,7 @@
           <w:u w:val="none"/>
           <w:effect w:val="none"/>
         </w:rPr>
-        <w:t xml:space="preserve"> del reflejo. Este es el parámetro fundamental que graficará tu sondador.</w:t>
+        <w:t xml:space="preserve"> del reflejo.</w:t>
       </w:r>
     </w:p>
     <w:p>
@@ -2037,32 +2019,7 @@
           <w:u w:val="none"/>
           <w:effect w:val="none"/>
         </w:rPr>
-        <w:t xml:space="preserve">Cuando el plasma ionosférico no es homogéneo y presenta perturbaciones, burbujas o "nubes" de electrones (como en el fenómeno de la capa </w:t>
-      </w:r>
-      <w:r>
-        <w:rPr>
-          <w:rStyle w:val="Emphasis"/>
-          <w:rFonts w:ascii="Google Sans;sans-serif" w:hAnsi="Google Sans;sans-serif"/>
-          <w:b w:val="false"/>
-          <w:strike w:val="false"/>
-          <w:dstrike w:val="false"/>
-          <w:sz w:val="24"/>
-          <w:u w:val="none"/>
-          <w:effect w:val="none"/>
-        </w:rPr>
-        <w:t>E esporádica</w:t>
-      </w:r>
-      <w:r>
-        <w:rPr>
-          <w:rFonts w:ascii="Google Sans;sans-serif" w:hAnsi="Google Sans;sans-serif"/>
-          <w:b w:val="false"/>
-          <w:strike w:val="false"/>
-          <w:dstrike w:val="false"/>
-          <w:sz w:val="24"/>
-          <w:u w:val="none"/>
-          <w:effect w:val="none"/>
-        </w:rPr>
-        <w:t xml:space="preserve">), las ondas de radio sufren fenómenos de </w:t>
+        <w:t xml:space="preserve">Cuando el plasma ionosférico no es homogéneo y presenta perturbaciones, burbujas o "nubes" de electrones, las ondas de radio sufren fenómenos de </w:t>
       </w:r>
       <w:r>
         <w:rPr>
@@ -2286,18 +2243,20 @@
           <w:b/>
           <w:strike w:val="false"/>
           <w:dstrike w:val="false"/>
-          <w:sz w:val="36"/>
-          <w:u w:val="none"/>
-          <w:effect w:val="none"/>
-        </w:rPr>
-      </w:pPr>
-      <w:r>
-        <w:rPr>
-          <w:rFonts w:ascii="Google Sans;sans-serif" w:hAnsi="Google Sans;sans-serif"/>
-          <w:b/>
-          <w:strike w:val="false"/>
-          <w:dstrike w:val="false"/>
-          <w:sz w:val="36"/>
+          <w:sz w:val="28"/>
+          <w:szCs w:val="28"/>
+          <w:u w:val="none"/>
+          <w:effect w:val="none"/>
+        </w:rPr>
+      </w:pPr>
+      <w:r>
+        <w:rPr>
+          <w:rFonts w:ascii="Google Sans;sans-serif" w:hAnsi="Google Sans;sans-serif"/>
+          <w:b/>
+          <w:strike w:val="false"/>
+          <w:dstrike w:val="false"/>
+          <w:sz w:val="28"/>
+          <w:szCs w:val="28"/>
           <w:u w:val="none"/>
           <w:effect w:val="none"/>
         </w:rPr>
@@ -2678,7 +2637,31 @@
           <w:u w:val="none"/>
           <w:effect w:val="none"/>
         </w:rPr>
-        <w:t>Monitoreo de extensas áreas ionosféricas remotas (más allá del horizonte) desde una única estación terrestre.</w:t>
+        <w:t>Monitore</w:t>
+      </w:r>
+      <w:r>
+        <w:rPr>
+          <w:rFonts w:ascii="Google Sans;sans-serif" w:hAnsi="Google Sans;sans-serif"/>
+          <w:b w:val="false"/>
+          <w:strike w:val="false"/>
+          <w:dstrike w:val="false"/>
+          <w:sz w:val="24"/>
+          <w:u w:val="none"/>
+          <w:effect w:val="none"/>
+        </w:rPr>
+        <w:t xml:space="preserve">a </w:t>
+      </w:r>
+      <w:r>
+        <w:rPr>
+          <w:rFonts w:ascii="Google Sans;sans-serif" w:hAnsi="Google Sans;sans-serif"/>
+          <w:b w:val="false"/>
+          <w:strike w:val="false"/>
+          <w:dstrike w:val="false"/>
+          <w:sz w:val="24"/>
+          <w:u w:val="none"/>
+          <w:effect w:val="none"/>
+        </w:rPr>
+        <w:t>extensas áreas ionosféricas remotas (más allá del horizonte) desde una única estación terrestre.</w:t>
       </w:r>
     </w:p>
     <w:p>
@@ -2688,15 +2671,19 @@
         <w:spacing w:before="360" w:after="180"/>
         <w:ind w:left="0" w:right="0" w:hanging="0"/>
         <w:jc w:val="left"/>
-        <w:rPr/>
-      </w:pPr>
-      <w:r>
-        <w:rPr>
-          <w:rFonts w:ascii="Google Sans;sans-serif" w:hAnsi="Google Sans;sans-serif"/>
-          <w:b/>
-          <w:strike w:val="false"/>
-          <w:dstrike w:val="false"/>
-          <w:sz w:val="36"/>
+        <w:rPr>
+          <w:sz w:val="28"/>
+          <w:szCs w:val="28"/>
+        </w:rPr>
+      </w:pPr>
+      <w:r>
+        <w:rPr>
+          <w:rFonts w:ascii="Google Sans;sans-serif" w:hAnsi="Google Sans;sans-serif"/>
+          <w:b/>
+          <w:strike w:val="false"/>
+          <w:dstrike w:val="false"/>
+          <w:sz w:val="28"/>
+          <w:szCs w:val="28"/>
           <w:u w:val="none"/>
           <w:effect w:val="none"/>
         </w:rPr>
@@ -2799,7 +2786,19 @@
           <w:u w:val="none"/>
           <w:effect w:val="none"/>
         </w:rPr>
-        <w:t>Técnica histórica y base de las primeras ionosondas; precisa pero requiere hardware complejo y costoso de alta potencia.</w:t>
+        <w:t>Es una t</w:t>
+      </w:r>
+      <w:r>
+        <w:rPr>
+          <w:rFonts w:ascii="Google Sans;sans-serif" w:hAnsi="Google Sans;sans-serif"/>
+          <w:b w:val="false"/>
+          <w:strike w:val="false"/>
+          <w:dstrike w:val="false"/>
+          <w:sz w:val="24"/>
+          <w:u w:val="none"/>
+          <w:effect w:val="none"/>
+        </w:rPr>
+        <w:t>écnica histórica y base de las primeras ionosondas; precisa pero requiere hardware complejo y costoso de alta potencia.</w:t>
       </w:r>
     </w:p>
     <w:p>
@@ -2924,7 +2923,55 @@
           <w:u w:val="none"/>
           <w:effect w:val="none"/>
         </w:rPr>
-        <w:t>Es la técnica moderna más eficiente. Permite diseñar sondadores con potencias de transmisión muy bajas (pocos vatios) mediante procesamiento digital de señales (DSP).</w:t>
+        <w:t xml:space="preserve">Es </w:t>
+      </w:r>
+      <w:r>
+        <w:rPr>
+          <w:rFonts w:ascii="Google Sans;sans-serif" w:hAnsi="Google Sans;sans-serif"/>
+          <w:b w:val="false"/>
+          <w:strike w:val="false"/>
+          <w:dstrike w:val="false"/>
+          <w:sz w:val="24"/>
+          <w:u w:val="none"/>
+          <w:effect w:val="none"/>
+        </w:rPr>
+        <w:t>una</w:t>
+      </w:r>
+      <w:r>
+        <w:rPr>
+          <w:rFonts w:ascii="Google Sans;sans-serif" w:hAnsi="Google Sans;sans-serif"/>
+          <w:b w:val="false"/>
+          <w:strike w:val="false"/>
+          <w:dstrike w:val="false"/>
+          <w:sz w:val="24"/>
+          <w:u w:val="none"/>
+          <w:effect w:val="none"/>
+        </w:rPr>
+        <w:t xml:space="preserve"> técnica moderna </w:t>
+      </w:r>
+      <w:r>
+        <w:rPr>
+          <w:rFonts w:ascii="Google Sans;sans-serif" w:hAnsi="Google Sans;sans-serif"/>
+          <w:b w:val="false"/>
+          <w:strike w:val="false"/>
+          <w:dstrike w:val="false"/>
+          <w:sz w:val="24"/>
+          <w:u w:val="none"/>
+          <w:effect w:val="none"/>
+        </w:rPr>
+        <w:t>muy</w:t>
+      </w:r>
+      <w:r>
+        <w:rPr>
+          <w:rFonts w:ascii="Google Sans;sans-serif" w:hAnsi="Google Sans;sans-serif"/>
+          <w:b w:val="false"/>
+          <w:strike w:val="false"/>
+          <w:dstrike w:val="false"/>
+          <w:sz w:val="24"/>
+          <w:u w:val="none"/>
+          <w:effect w:val="none"/>
+        </w:rPr>
+        <w:t xml:space="preserve"> eficiente. Permite diseñar sondadores con potencias de transmisión muy bajas (pocos vatios) mediante procesamiento digital de señales (DSP).</w:t>
       </w:r>
     </w:p>
     <w:p>
@@ -3049,7 +3096,19 @@
           <w:u w:val="none"/>
           <w:effect w:val="none"/>
         </w:rPr>
-        <w:t>Técnica avanzada que ofrece una alta inmunidad al ruido y permite la coexistencia de múltiples sondadores en la misma banda de frecuencia.</w:t>
+        <w:t>Es una t</w:t>
+      </w:r>
+      <w:r>
+        <w:rPr>
+          <w:rFonts w:ascii="Google Sans;sans-serif" w:hAnsi="Google Sans;sans-serif"/>
+          <w:b w:val="false"/>
+          <w:strike w:val="false"/>
+          <w:dstrike w:val="false"/>
+          <w:sz w:val="24"/>
+          <w:u w:val="none"/>
+          <w:effect w:val="none"/>
+        </w:rPr>
+        <w:t>écnica avanzada que ofrece una alta inmunidad al ruido y permite la coexistencia de múltiples sondadores en la misma banda de frecuencia.</w:t>
       </w:r>
     </w:p>
     <w:p>
@@ -3059,15 +3118,19 @@
         <w:spacing w:before="360" w:after="180"/>
         <w:ind w:left="0" w:right="0" w:hanging="0"/>
         <w:jc w:val="left"/>
-        <w:rPr/>
-      </w:pPr>
-      <w:r>
-        <w:rPr>
-          <w:rFonts w:ascii="Google Sans;sans-serif" w:hAnsi="Google Sans;sans-serif"/>
-          <w:b/>
-          <w:strike w:val="false"/>
-          <w:dstrike w:val="false"/>
-          <w:sz w:val="36"/>
+        <w:rPr>
+          <w:sz w:val="28"/>
+          <w:szCs w:val="28"/>
+        </w:rPr>
+      </w:pPr>
+      <w:r>
+        <w:rPr>
+          <w:rFonts w:ascii="Google Sans;sans-serif" w:hAnsi="Google Sans;sans-serif"/>
+          <w:b/>
+          <w:strike w:val="false"/>
+          <w:dstrike w:val="false"/>
+          <w:sz w:val="28"/>
+          <w:szCs w:val="28"/>
           <w:u w:val="none"/>
           <w:effect w:val="none"/>
         </w:rPr>
@@ -3170,7 +3233,55 @@
           <w:u w:val="none"/>
           <w:effect w:val="none"/>
         </w:rPr>
-        <w:t>Proporciona el perfil físico más completo (densidad, temperatura electrónica e iónica, velocidad de deriva), alcanzando la ionosfera superior (hasta miles de km de altitud), pero requiere instalaciones gigantescas.</w:t>
+        <w:t xml:space="preserve">Proporciona </w:t>
+      </w:r>
+      <w:r>
+        <w:rPr>
+          <w:rFonts w:ascii="Google Sans;sans-serif" w:hAnsi="Google Sans;sans-serif"/>
+          <w:b w:val="false"/>
+          <w:strike w:val="false"/>
+          <w:dstrike w:val="false"/>
+          <w:sz w:val="24"/>
+          <w:u w:val="none"/>
+          <w:effect w:val="none"/>
+        </w:rPr>
+        <w:t>un</w:t>
+      </w:r>
+      <w:r>
+        <w:rPr>
+          <w:rFonts w:ascii="Google Sans;sans-serif" w:hAnsi="Google Sans;sans-serif"/>
+          <w:b w:val="false"/>
+          <w:strike w:val="false"/>
+          <w:dstrike w:val="false"/>
+          <w:sz w:val="24"/>
+          <w:u w:val="none"/>
+          <w:effect w:val="none"/>
+        </w:rPr>
+        <w:t xml:space="preserve"> perfil físico </w:t>
+      </w:r>
+      <w:r>
+        <w:rPr>
+          <w:rFonts w:ascii="Google Sans;sans-serif" w:hAnsi="Google Sans;sans-serif"/>
+          <w:b w:val="false"/>
+          <w:strike w:val="false"/>
+          <w:dstrike w:val="false"/>
+          <w:sz w:val="24"/>
+          <w:u w:val="none"/>
+          <w:effect w:val="none"/>
+        </w:rPr>
+        <w:t>bastante</w:t>
+      </w:r>
+      <w:r>
+        <w:rPr>
+          <w:rFonts w:ascii="Google Sans;sans-serif" w:hAnsi="Google Sans;sans-serif"/>
+          <w:b w:val="false"/>
+          <w:strike w:val="false"/>
+          <w:dstrike w:val="false"/>
+          <w:sz w:val="24"/>
+          <w:u w:val="none"/>
+          <w:effect w:val="none"/>
+        </w:rPr>
+        <w:t xml:space="preserve"> completo (densidad, temperatura electrónica e iónica, velocidad de deriva), alcanzando la ionosfera superior (hasta miles de km de altitud), pero requiere instalaciones gigantescas.</w:t>
       </w:r>
     </w:p>
     <w:p>
@@ -3330,15 +3441,19 @@
         <w:spacing w:before="360" w:after="180"/>
         <w:ind w:left="0" w:right="0" w:hanging="0"/>
         <w:jc w:val="left"/>
-        <w:rPr/>
-      </w:pPr>
-      <w:r>
-        <w:rPr>
-          <w:rFonts w:ascii="Google Sans;sans-serif" w:hAnsi="Google Sans;sans-serif"/>
-          <w:b/>
-          <w:strike w:val="false"/>
-          <w:dstrike w:val="false"/>
-          <w:sz w:val="36"/>
+        <w:rPr>
+          <w:sz w:val="28"/>
+          <w:szCs w:val="28"/>
+        </w:rPr>
+      </w:pPr>
+      <w:r>
+        <w:rPr>
+          <w:rFonts w:ascii="Google Sans;sans-serif" w:hAnsi="Google Sans;sans-serif"/>
+          <w:b/>
+          <w:strike w:val="false"/>
+          <w:dstrike w:val="false"/>
+          <w:sz w:val="28"/>
+          <w:szCs w:val="28"/>
           <w:u w:val="none"/>
           <w:effect w:val="none"/>
         </w:rPr>
@@ -3780,18 +3895,20 @@
           <w:b/>
           <w:strike w:val="false"/>
           <w:dstrike w:val="false"/>
-          <w:sz w:val="36"/>
-          <w:u w:val="none"/>
-          <w:effect w:val="none"/>
-        </w:rPr>
-      </w:pPr>
-      <w:r>
-        <w:rPr>
-          <w:rFonts w:ascii="Google Sans;sans-serif" w:hAnsi="Google Sans;sans-serif"/>
-          <w:b/>
-          <w:strike w:val="false"/>
-          <w:dstrike w:val="false"/>
-          <w:sz w:val="36"/>
+          <w:sz w:val="28"/>
+          <w:szCs w:val="28"/>
+          <w:u w:val="none"/>
+          <w:effect w:val="none"/>
+        </w:rPr>
+      </w:pPr>
+      <w:r>
+        <w:rPr>
+          <w:rFonts w:ascii="Google Sans;sans-serif" w:hAnsi="Google Sans;sans-serif"/>
+          <w:b/>
+          <w:strike w:val="false"/>
+          <w:dstrike w:val="false"/>
+          <w:sz w:val="28"/>
+          <w:szCs w:val="28"/>
           <w:u w:val="none"/>
           <w:effect w:val="none"/>
         </w:rPr>
@@ -3803,7 +3920,8 @@
           <w:b/>
           <w:strike w:val="false"/>
           <w:dstrike w:val="false"/>
-          <w:sz w:val="36"/>
+          <w:sz w:val="28"/>
+          <w:szCs w:val="28"/>
           <w:u w:val="none"/>
           <w:effect w:val="none"/>
         </w:rPr>
@@ -3990,18 +4108,20 @@
           <w:b/>
           <w:strike w:val="false"/>
           <w:dstrike w:val="false"/>
-          <w:sz w:val="36"/>
-          <w:u w:val="none"/>
-          <w:effect w:val="none"/>
-        </w:rPr>
-      </w:pPr>
-      <w:r>
-        <w:rPr>
-          <w:rFonts w:ascii="Google Sans;sans-serif" w:hAnsi="Google Sans;sans-serif"/>
-          <w:b/>
-          <w:strike w:val="false"/>
-          <w:dstrike w:val="false"/>
-          <w:sz w:val="36"/>
+          <w:sz w:val="28"/>
+          <w:szCs w:val="28"/>
+          <w:u w:val="none"/>
+          <w:effect w:val="none"/>
+        </w:rPr>
+      </w:pPr>
+      <w:r>
+        <w:rPr>
+          <w:rFonts w:ascii="Google Sans;sans-serif" w:hAnsi="Google Sans;sans-serif"/>
+          <w:b/>
+          <w:strike w:val="false"/>
+          <w:dstrike w:val="false"/>
+          <w:sz w:val="28"/>
+          <w:szCs w:val="28"/>
           <w:u w:val="none"/>
           <w:effect w:val="none"/>
         </w:rPr>
@@ -4577,58 +4697,6 @@
           <w:effect w:val="none"/>
         </w:rPr>
         <w:t xml:space="preserve"> Muy alta. Requiere sintetizadores de frecuencia digitales ultra-rápidos (DDS) coordinados con convertidores analógico-digitales (ADC) de alta velocidad para resolver simultáneamente la altitud virtual y el desplazamiento Doppler del plasma.</w:t>
-      </w:r>
-    </w:p>
-    <w:p>
-      <w:pPr>
-        <w:pStyle w:val="TextBody"/>
-        <w:pBdr/>
-        <w:bidi w:val="0"/>
-        <w:spacing w:before="0" w:after="0"/>
-        <w:ind w:left="0" w:right="0" w:hanging="0"/>
-        <w:jc w:val="left"/>
-        <w:rPr>
-          <w:b w:val="false"/>
-          <w:sz w:val="24"/>
-        </w:rPr>
-      </w:pPr>
-      <w:r>
-        <w:rPr>
-          <w:rFonts w:ascii="Google Sans;sans-serif" w:hAnsi="Google Sans;sans-serif"/>
-          <w:b/>
-          <w:strike w:val="false"/>
-          <w:dstrike w:val="false"/>
-          <w:sz w:val="36"/>
-          <w:u w:val="none"/>
-          <w:effect w:val="none"/>
-        </w:rPr>
-      </w:r>
-    </w:p>
-    <w:p>
-      <w:pPr>
-        <w:pStyle w:val="Normal"/>
-        <w:bidi w:val="0"/>
-        <w:jc w:val="left"/>
-        <w:rPr>
-          <w:rFonts w:ascii="Google Sans;sans-serif" w:hAnsi="Google Sans;sans-serif"/>
-          <w:b/>
-          <w:strike w:val="false"/>
-          <w:dstrike w:val="false"/>
-          <w:sz w:val="36"/>
-          <w:u w:val="none"/>
-          <w:effect w:val="none"/>
-        </w:rPr>
-      </w:pPr>
-      <w:r>
-        <w:rPr>
-          <w:rFonts w:ascii="Google Sans;sans-serif" w:hAnsi="Google Sans;sans-serif"/>
-          <w:b/>
-          <w:strike w:val="false"/>
-          <w:dstrike w:val="false"/>
-          <w:sz w:val="36"/>
-          <w:u w:val="none"/>
-          <w:effect w:val="none"/>
-        </w:rPr>
       </w:r>
     </w:p>
     <w:sectPr>
